--- a/_site/operating-system/2025-12-31-guia-de-kitty-terminal/index.docx
+++ b/_site/operating-system/2025-12-31-guia-de-kitty-terminal/index.docx
@@ -202,7 +202,7 @@
         <w:pStyle w:val="AbstractFirstParagraph"/>
       </w:pPr>
       <w:r>
-        <w:t xml:space="preserve">Ranger es un gestor de archivos basado en consola altamente eficiente, diseñado con una fuerte inspiración en los atajos de teclado de Vim y una filosofía minimalista. Esta guía completa explora en detalle su instalación en diferentes sistemas operativos, configuración inicial y avanzada, estructura de archivos de configuración (rc.conf, rifle.conf, scope.sh, commands.py), así como la personalización profunda mediante mapeos de teclado, comandos personalizados en Python y plugins. Se detallan las características principales que lo distinguen; navegación multi-columna, previsualización automática de múltiples tipos de archivo (texto, código, imágenes, PDFs, videos, comprimidos), gestión inteligente de archivos mediante rifle, soporte de pestañas, marcadores, renombrado masivo, integración con el shell y capacidades de preview mejoradas mediante herramientas externas. La guía incluye referencias prácticas de atajos fundamentales y avanzados, ejemplos de configuración realistas, soluciones a problemas comunes, trucos de productividad y recomendaciones para integrar Ranger en flujos de trabajo diarios de usuarios de terminal (especialmente aquellos familiarizados con Vim/Neovim). Dirigida tanto a usuarios noveles que buscan reemplazar gestores gráficos tradicionales, como a usuarios avanzados que desean optimizar y extender al máximo esta poderosa herramienta de gestión de archivos en entornos Linux.</w:t>
+        <w:t xml:space="preserve">Kitty es un emulador de terminal moderno, rápido y altamente personalizable que aprovecha la aceleración por GPU para ofrecer un rendimiento excepcional. Esta guía completa aborda desde la instalación en diferentes sistemas operativos hasta la configuración avanzada y optimización profunda de Kitty. Se exploran en detalle; arquitectura y principios de diseño, jerarquía de ventanas/pestañas, configuración de kitty.conf, manejo de fuentes con ligaduras, gestión avanzada de colores y temas, layouts nativos (tall, fat, grid, splits, stack), kittens (extensiones), control remoto, integración con shell, marcas, sesiones, optimización de rendimiento y solución de problemas frecuentes. Dirigida tanto a usuarios que buscan reemplazar terminales tradicionales por una opción más veloz y moderna, como a usuarios avanzados que desean exprimir al máximo las capacidades de personalización y automatización que ofrece Kitty en entornos de desarrollo y administración de sistemas.</w:t>
       </w:r>
     </w:p>
     <w:p>
@@ -217,7 +217,7 @@
         <w:t xml:space="preserve">Palabras clave</w:t>
       </w:r>
       <w:r>
-        <w:t xml:space="preserve">: Vim, Ranger, File Manager</w:t>
+        <w:t xml:space="preserve">: Kitty Terminal, Linux, Linea de comandos</w:t>
       </w:r>
     </w:p>
     <w:p>
@@ -465,15 +465,16 @@
     <w:tbl>
       <w:tblPr>
         <w:tblStyle w:val="Table"/>
-        <w:tblW w:type="auto" w:w="0"/>
+        <w:tblW w:type="pct" w:w="5000"/>
+        <w:tblLayout w:type="fixed"/>
         <w:tblLook w:firstRow="1" w:lastRow="0" w:firstColumn="0" w:lastColumn="0" w:noHBand="0" w:noVBand="0" w:val="0020"/>
       </w:tblPr>
       <w:tblGrid>
-        <w:gridCol w:w="1584"/>
-        <w:gridCol w:w="1584"/>
-        <w:gridCol w:w="1584"/>
-        <w:gridCol w:w="1584"/>
-        <w:gridCol w:w="1584"/>
+        <w:gridCol w:w="2224"/>
+        <w:gridCol w:w="1423"/>
+        <w:gridCol w:w="1423"/>
+        <w:gridCol w:w="1423"/>
+        <w:gridCol w:w="1423"/>
       </w:tblGrid>
       <w:tr>
         <w:trPr>
@@ -530,7 +531,7 @@
               <w:pStyle w:val="Compact"/>
             </w:pPr>
             <w:r>
-              <w:t xml:space="preserve">Gnome Terminal</w:t>
+              <w:t xml:space="preserve">GNOME Terminal</w:t>
             </w:r>
           </w:p>
         </w:tc>
@@ -543,7 +544,7 @@
               <w:pStyle w:val="Compact"/>
             </w:pPr>
             <w:r>
-              <w:t xml:space="preserve">GPU Rendering</w:t>
+              <w:t xml:space="preserve">Renderizado por GPU</w:t>
             </w:r>
           </w:p>
         </w:tc>
@@ -554,7 +555,7 @@
               <w:pStyle w:val="Compact"/>
             </w:pPr>
             <w:r>
-              <w:t xml:space="preserve">✅</w:t>
+              <w:t xml:space="preserve">Sí</w:t>
             </w:r>
           </w:p>
         </w:tc>
@@ -565,7 +566,7 @@
               <w:pStyle w:val="Compact"/>
             </w:pPr>
             <w:r>
-              <w:t xml:space="preserve">✅</w:t>
+              <w:t xml:space="preserve">Sí</w:t>
             </w:r>
           </w:p>
         </w:tc>
@@ -576,7 +577,7 @@
               <w:pStyle w:val="Compact"/>
             </w:pPr>
             <w:r>
-              <w:t xml:space="preserve">✅</w:t>
+              <w:t xml:space="preserve">Sí</w:t>
             </w:r>
           </w:p>
         </w:tc>
@@ -587,7 +588,7 @@
               <w:pStyle w:val="Compact"/>
             </w:pPr>
             <w:r>
-              <w:t xml:space="preserve">❌</w:t>
+              <w:t xml:space="preserve">No</w:t>
             </w:r>
           </w:p>
         </w:tc>
@@ -600,7 +601,7 @@
               <w:pStyle w:val="Compact"/>
             </w:pPr>
             <w:r>
-              <w:t xml:space="preserve">Tabs nativos</w:t>
+              <w:t xml:space="preserve">Pestañas nativas</w:t>
             </w:r>
           </w:p>
         </w:tc>
@@ -611,7 +612,7 @@
               <w:pStyle w:val="Compact"/>
             </w:pPr>
             <w:r>
-              <w:t xml:space="preserve">✅</w:t>
+              <w:t xml:space="preserve">Sí</w:t>
             </w:r>
           </w:p>
         </w:tc>
@@ -622,7 +623,7 @@
               <w:pStyle w:val="Compact"/>
             </w:pPr>
             <w:r>
-              <w:t xml:space="preserve">❌</w:t>
+              <w:t xml:space="preserve">No</w:t>
             </w:r>
           </w:p>
         </w:tc>
@@ -633,7 +634,7 @@
               <w:pStyle w:val="Compact"/>
             </w:pPr>
             <w:r>
-              <w:t xml:space="preserve">✅</w:t>
+              <w:t xml:space="preserve">Sí</w:t>
             </w:r>
           </w:p>
         </w:tc>
@@ -644,7 +645,7 @@
               <w:pStyle w:val="Compact"/>
             </w:pPr>
             <w:r>
-              <w:t xml:space="preserve">✅</w:t>
+              <w:t xml:space="preserve">Sí</w:t>
             </w:r>
           </w:p>
         </w:tc>
@@ -657,7 +658,7 @@
               <w:pStyle w:val="Compact"/>
             </w:pPr>
             <w:r>
-              <w:t xml:space="preserve">Splits nativos</w:t>
+              <w:t xml:space="preserve">División de paneles</w:t>
             </w:r>
           </w:p>
         </w:tc>
@@ -668,7 +669,7 @@
               <w:pStyle w:val="Compact"/>
             </w:pPr>
             <w:r>
-              <w:t xml:space="preserve">✅</w:t>
+              <w:t xml:space="preserve">Sí</w:t>
             </w:r>
           </w:p>
         </w:tc>
@@ -679,7 +680,7 @@
               <w:pStyle w:val="Compact"/>
             </w:pPr>
             <w:r>
-              <w:t xml:space="preserve">❌</w:t>
+              <w:t xml:space="preserve">No</w:t>
             </w:r>
           </w:p>
         </w:tc>
@@ -690,7 +691,7 @@
               <w:pStyle w:val="Compact"/>
             </w:pPr>
             <w:r>
-              <w:t xml:space="preserve">✅</w:t>
+              <w:t xml:space="preserve">Sí</w:t>
             </w:r>
           </w:p>
         </w:tc>
@@ -701,7 +702,7 @@
               <w:pStyle w:val="Compact"/>
             </w:pPr>
             <w:r>
-              <w:t xml:space="preserve">❌</w:t>
+              <w:t xml:space="preserve">No</w:t>
             </w:r>
           </w:p>
         </w:tc>
@@ -714,7 +715,7 @@
               <w:pStyle w:val="Compact"/>
             </w:pPr>
             <w:r>
-              <w:t xml:space="preserve">Imágenes</w:t>
+              <w:t xml:space="preserve">Soporte para imágenes</w:t>
             </w:r>
           </w:p>
         </w:tc>
@@ -725,7 +726,7 @@
               <w:pStyle w:val="Compact"/>
             </w:pPr>
             <w:r>
-              <w:t xml:space="preserve">✅</w:t>
+              <w:t xml:space="preserve">Sí</w:t>
             </w:r>
           </w:p>
         </w:tc>
@@ -736,7 +737,7 @@
               <w:pStyle w:val="Compact"/>
             </w:pPr>
             <w:r>
-              <w:t xml:space="preserve">❌</w:t>
+              <w:t xml:space="preserve">No</w:t>
             </w:r>
           </w:p>
         </w:tc>
@@ -747,7 +748,7 @@
               <w:pStyle w:val="Compact"/>
             </w:pPr>
             <w:r>
-              <w:t xml:space="preserve">✅</w:t>
+              <w:t xml:space="preserve">Sí</w:t>
             </w:r>
           </w:p>
         </w:tc>
@@ -758,7 +759,7 @@
               <w:pStyle w:val="Compact"/>
             </w:pPr>
             <w:r>
-              <w:t xml:space="preserve">❌</w:t>
+              <w:t xml:space="preserve">No</w:t>
             </w:r>
           </w:p>
         </w:tc>
@@ -771,7 +772,7 @@
               <w:pStyle w:val="Compact"/>
             </w:pPr>
             <w:r>
-              <w:t xml:space="preserve">Ligaduras</w:t>
+              <w:t xml:space="preserve">Ligaduras (ligatures)</w:t>
             </w:r>
           </w:p>
         </w:tc>
@@ -782,7 +783,7 @@
               <w:pStyle w:val="Compact"/>
             </w:pPr>
             <w:r>
-              <w:t xml:space="preserve">✅</w:t>
+              <w:t xml:space="preserve">Sí</w:t>
             </w:r>
           </w:p>
         </w:tc>
@@ -793,7 +794,7 @@
               <w:pStyle w:val="Compact"/>
             </w:pPr>
             <w:r>
-              <w:t xml:space="preserve">✅</w:t>
+              <w:t xml:space="preserve">Sí</w:t>
             </w:r>
           </w:p>
         </w:tc>
@@ -804,7 +805,7 @@
               <w:pStyle w:val="Compact"/>
             </w:pPr>
             <w:r>
-              <w:t xml:space="preserve">✅</w:t>
+              <w:t xml:space="preserve">Sí</w:t>
             </w:r>
           </w:p>
         </w:tc>
@@ -815,7 +816,7 @@
               <w:pStyle w:val="Compact"/>
             </w:pPr>
             <w:r>
-              <w:t xml:space="preserve">✅</w:t>
+              <w:t xml:space="preserve">Sí</w:t>
             </w:r>
           </w:p>
         </w:tc>
@@ -828,7 +829,7 @@
               <w:pStyle w:val="Compact"/>
             </w:pPr>
             <w:r>
-              <w:t xml:space="preserve">Extensiones</w:t>
+              <w:t xml:space="preserve">Sistema de extensiones</w:t>
             </w:r>
           </w:p>
         </w:tc>
@@ -839,7 +840,7 @@
               <w:pStyle w:val="Compact"/>
             </w:pPr>
             <w:r>
-              <w:t xml:space="preserve">✅ (kittens)</w:t>
+              <w:t xml:space="preserve">Sí (kittens)</w:t>
             </w:r>
           </w:p>
         </w:tc>
@@ -850,7 +851,7 @@
               <w:pStyle w:val="Compact"/>
             </w:pPr>
             <w:r>
-              <w:t xml:space="preserve">❌</w:t>
+              <w:t xml:space="preserve">No</w:t>
             </w:r>
           </w:p>
         </w:tc>
@@ -861,7 +862,7 @@
               <w:pStyle w:val="Compact"/>
             </w:pPr>
             <w:r>
-              <w:t xml:space="preserve">✅</w:t>
+              <w:t xml:space="preserve">Sí</w:t>
             </w:r>
           </w:p>
         </w:tc>
@@ -872,7 +873,7 @@
               <w:pStyle w:val="Compact"/>
             </w:pPr>
             <w:r>
-              <w:t xml:space="preserve">❌</w:t>
+              <w:t xml:space="preserve">No</w:t>
             </w:r>
           </w:p>
         </w:tc>
@@ -885,7 +886,7 @@
               <w:pStyle w:val="Compact"/>
             </w:pPr>
             <w:r>
-              <w:t xml:space="preserve">Control remoto</w:t>
+              <w:t xml:space="preserve">Control remoto (SSH)</w:t>
             </w:r>
           </w:p>
         </w:tc>
@@ -896,7 +897,7 @@
               <w:pStyle w:val="Compact"/>
             </w:pPr>
             <w:r>
-              <w:t xml:space="preserve">✅</w:t>
+              <w:t xml:space="preserve">Sí</w:t>
             </w:r>
           </w:p>
         </w:tc>
@@ -907,7 +908,7 @@
               <w:pStyle w:val="Compact"/>
             </w:pPr>
             <w:r>
-              <w:t xml:space="preserve">❌</w:t>
+              <w:t xml:space="preserve">No</w:t>
             </w:r>
           </w:p>
         </w:tc>
@@ -918,7 +919,7 @@
               <w:pStyle w:val="Compact"/>
             </w:pPr>
             <w:r>
-              <w:t xml:space="preserve">✅</w:t>
+              <w:t xml:space="preserve">Sí</w:t>
             </w:r>
           </w:p>
         </w:tc>
@@ -929,7 +930,7 @@
               <w:pStyle w:val="Compact"/>
             </w:pPr>
             <w:r>
-              <w:t xml:space="preserve">❌</w:t>
+              <w:t xml:space="preserve">No</w:t>
             </w:r>
           </w:p>
         </w:tc>
@@ -953,7 +954,7 @@
               <w:pStyle w:val="Compact"/>
             </w:pPr>
             <w:r>
-              <w:t xml:space="preserve">✅</w:t>
+              <w:t xml:space="preserve">Sí (Linux/macOS/Windows)</w:t>
             </w:r>
           </w:p>
         </w:tc>
@@ -964,7 +965,7 @@
               <w:pStyle w:val="Compact"/>
             </w:pPr>
             <w:r>
-              <w:t xml:space="preserve">✅</w:t>
+              <w:t xml:space="preserve">Sí (Linux/macOS/Windows)</w:t>
             </w:r>
           </w:p>
         </w:tc>
@@ -975,7 +976,7 @@
               <w:pStyle w:val="Compact"/>
             </w:pPr>
             <w:r>
-              <w:t xml:space="preserve">❌ (solo macOS)</w:t>
+              <w:t xml:space="preserve">No (solo macOS)</w:t>
             </w:r>
           </w:p>
         </w:tc>
@@ -986,7 +987,7 @@
               <w:pStyle w:val="Compact"/>
             </w:pPr>
             <w:r>
-              <w:t xml:space="preserve">❌ (solo Linux)</w:t>
+              <w:t xml:space="preserve">No (solo Linux)</w:t>
             </w:r>
           </w:p>
         </w:tc>

--- a/_site/operating-system/2025-12-31-guia-de-kitty-terminal/index.docx
+++ b/_site/operating-system/2025-12-31-guia-de-kitty-terminal/index.docx
@@ -160,7 +160,7 @@
         <w:t xml:space="preserve">: </w:t>
       </w:r>
       <w:r>
-        <w:t xml:space="preserve">conceptualización y redacción</w:t>
+        <w:t xml:space="preserve">conceptualización, metodología, análisis formal, investigación, recursos, curación de datos, redacción, visualización, supervisión, y administración del proyecto</w:t>
       </w:r>
     </w:p>
     <w:p>
@@ -168,7 +168,7 @@
         <w:pStyle w:val="BodyText"/>
       </w:pPr>
       <w:r>
-        <w:t xml:space="preserve">La correspondencia relativa a este artículo debe dirigirse a Edison Achalma, Escuela Profesional de Economía, Universidad Nacional de San Cristóbal de Huamanga, Ayacucho, AYA, Perú, Email:</w:t>
+        <w:t xml:space="preserve">La correspondencia relativa a este artículo debe dirigirse a Edison Achalma, Escuela Profesional de Economía, Universidad Nacional de San Cristóbal de Huamanga, Portal Independencia N° 57, Ayacucho, AYA 5001, Perú, Email:</w:t>
       </w:r>
       <w:r>
         <w:t xml:space="preserve"> </w:t>
@@ -226,7 +226,7 @@
       </w:r>
     </w:p>
     <w:bookmarkEnd w:id="25"/>
-    <w:bookmarkStart w:id="26" w:name="firstheader"/>
+    <w:bookmarkStart w:id="29" w:name="firstheader"/>
     <w:p>
       <w:pPr>
         <w:pStyle w:val="Heading1"/>
@@ -238,6 +238,53 @@
     <w:p>
       <w:pPr>
         <w:pStyle w:val="FirstParagraph"/>
+      </w:pPr>
+      <w:r>
+        <w:drawing>
+          <wp:inline>
+            <wp:extent cx="5943600" cy="3201115"/>
+            <wp:effectExtent b="0" l="0" r="0" t="0"/>
+            <wp:docPr descr="" title="" id="27" name="Picture"/>
+            <a:graphic>
+              <a:graphicData uri="http://schemas.openxmlformats.org/drawingml/2006/picture">
+                <pic:pic>
+                  <pic:nvPicPr>
+                    <pic:cNvPr descr="featured.png" id="28" name="Picture"/>
+                    <pic:cNvPicPr>
+                      <a:picLocks noChangeArrowheads="1" noChangeAspect="1"/>
+                    </pic:cNvPicPr>
+                  </pic:nvPicPr>
+                  <pic:blipFill>
+                    <a:blip r:embed="rId26"/>
+                    <a:stretch>
+                      <a:fillRect/>
+                    </a:stretch>
+                  </pic:blipFill>
+                  <pic:spPr bwMode="auto">
+                    <a:xfrm>
+                      <a:off x="0" y="0"/>
+                      <a:ext cx="5943600" cy="3201115"/>
+                    </a:xfrm>
+                    <a:prstGeom prst="rect">
+                      <a:avLst/>
+                    </a:prstGeom>
+                    <a:noFill/>
+                    <a:ln w="9525">
+                      <a:noFill/>
+                      <a:headEnd/>
+                      <a:tailEnd/>
+                    </a:ln>
+                  </pic:spPr>
+                </pic:pic>
+              </a:graphicData>
+            </a:graphic>
+          </wp:inline>
+        </w:drawing>
+      </w:r>
+    </w:p>
+    <w:p>
+      <w:pPr>
+        <w:pStyle w:val="BodyText"/>
       </w:pPr>
       <w:r>
         <w:rPr>
@@ -993,8 +1040,8 @@
         </w:tc>
       </w:tr>
     </w:tbl>
-    <w:bookmarkEnd w:id="26"/>
-    <w:bookmarkStart w:id="33" w:name="instalación"/>
+    <w:bookmarkEnd w:id="29"/>
+    <w:bookmarkStart w:id="36" w:name="instalación"/>
     <w:p>
       <w:pPr>
         <w:pStyle w:val="Heading1"/>
@@ -1003,7 +1050,7 @@
         <w:t xml:space="preserve">1. Instalación</w:t>
       </w:r>
     </w:p>
-    <w:bookmarkStart w:id="27" w:name="requisitos-del-sistema"/>
+    <w:bookmarkStart w:id="30" w:name="requisitos-del-sistema"/>
     <w:p>
       <w:pPr>
         <w:pStyle w:val="Heading2"/>
@@ -1108,8 +1155,8 @@
         <w:t xml:space="preserve">Fuente con ligaduras (FiraCode, JetBrains Mono)</w:t>
       </w:r>
     </w:p>
-    <w:bookmarkEnd w:id="27"/>
-    <w:bookmarkStart w:id="28" w:name="linux"/>
+    <w:bookmarkEnd w:id="30"/>
+    <w:bookmarkStart w:id="31" w:name="linux"/>
     <w:p>
       <w:pPr>
         <w:pStyle w:val="Heading2"/>
@@ -1282,8 +1329,8 @@
         <w:t xml:space="preserve"> /dev/stdin</w:t>
       </w:r>
     </w:p>
-    <w:bookmarkEnd w:id="28"/>
-    <w:bookmarkStart w:id="29" w:name="macos"/>
+    <w:bookmarkEnd w:id="31"/>
+    <w:bookmarkStart w:id="32" w:name="macos"/>
     <w:p>
       <w:pPr>
         <w:pStyle w:val="Heading2"/>
@@ -1353,8 +1400,8 @@
         <w:t xml:space="preserve">Descargar desde: https://github.com/kovidgoyal/kitty/releases</w:t>
       </w:r>
     </w:p>
-    <w:bookmarkEnd w:id="29"/>
-    <w:bookmarkStart w:id="30" w:name="windows-wsl"/>
+    <w:bookmarkEnd w:id="32"/>
+    <w:bookmarkStart w:id="33" w:name="windows-wsl"/>
     <w:p>
       <w:pPr>
         <w:pStyle w:val="Heading2"/>
@@ -1416,8 +1463,8 @@
         <w:t xml:space="preserve"> /dev/stdin</w:t>
       </w:r>
     </w:p>
-    <w:bookmarkEnd w:id="30"/>
-    <w:bookmarkStart w:id="31" w:name="verificar-instalación"/>
+    <w:bookmarkEnd w:id="33"/>
+    <w:bookmarkStart w:id="34" w:name="verificar-instalación"/>
     <w:p>
       <w:pPr>
         <w:pStyle w:val="Heading2"/>
@@ -1449,8 +1496,8 @@
         <w:t xml:space="preserve">--version</w:t>
       </w:r>
     </w:p>
-    <w:bookmarkEnd w:id="31"/>
-    <w:bookmarkStart w:id="32" w:name="instalación-de-dependencias-opcionales"/>
+    <w:bookmarkEnd w:id="34"/>
+    <w:bookmarkStart w:id="35" w:name="instalación-de-dependencias-opcionales"/>
     <w:p>
       <w:pPr>
         <w:pStyle w:val="Heading2"/>
@@ -1554,9 +1601,9 @@
         <w:t xml:space="preserve"># Búsqueda rápida</w:t>
       </w:r>
     </w:p>
-    <w:bookmarkEnd w:id="32"/>
-    <w:bookmarkEnd w:id="33"/>
-    <w:bookmarkStart w:id="36" w:name="filosofía-y-diseño"/>
+    <w:bookmarkEnd w:id="35"/>
+    <w:bookmarkEnd w:id="36"/>
+    <w:bookmarkStart w:id="39" w:name="filosofía-y-diseño"/>
     <w:p>
       <w:pPr>
         <w:pStyle w:val="Heading1"/>
@@ -1565,7 +1612,7 @@
         <w:t xml:space="preserve">2. Filosofía y Diseño</w:t>
       </w:r>
     </w:p>
-    <w:bookmarkStart w:id="34" w:name="principios-de-diseño"/>
+    <w:bookmarkStart w:id="37" w:name="principios-de-diseño"/>
     <w:p>
       <w:pPr>
         <w:pStyle w:val="Heading2"/>
@@ -1669,8 +1716,8 @@
         <w:t xml:space="preserve">: Control total desde teclado</w:t>
       </w:r>
     </w:p>
-    <w:bookmarkEnd w:id="34"/>
-    <w:bookmarkStart w:id="35" w:name="arquitectura"/>
+    <w:bookmarkEnd w:id="37"/>
+    <w:bookmarkStart w:id="38" w:name="arquitectura"/>
     <w:p>
       <w:pPr>
         <w:pStyle w:val="Heading2"/>
@@ -1808,9 +1855,9 @@
         <w:t xml:space="preserve">libunistring para Unicode</w:t>
       </w:r>
     </w:p>
-    <w:bookmarkEnd w:id="35"/>
-    <w:bookmarkEnd w:id="36"/>
-    <w:bookmarkStart w:id="39" w:name="conceptos-básicos"/>
+    <w:bookmarkEnd w:id="38"/>
+    <w:bookmarkEnd w:id="39"/>
+    <w:bookmarkStart w:id="42" w:name="conceptos-básicos"/>
     <w:p>
       <w:pPr>
         <w:pStyle w:val="Heading1"/>
@@ -1819,7 +1866,7 @@
         <w:t xml:space="preserve">3. Conceptos Básicos</w:t>
       </w:r>
     </w:p>
-    <w:bookmarkStart w:id="37" w:name="jerarquía-os-windows-tabs-windows"/>
+    <w:bookmarkStart w:id="40" w:name="jerarquía-os-windows-tabs-windows"/>
     <w:p>
       <w:pPr>
         <w:pStyle w:val="Heading2"/>
@@ -1970,8 +2017,8 @@
         <w:t xml:space="preserve">: Panel dentro de un Tab (como splits en tmux)</w:t>
       </w:r>
     </w:p>
-    <w:bookmarkEnd w:id="37"/>
-    <w:bookmarkStart w:id="38" w:name="primer-uso"/>
+    <w:bookmarkEnd w:id="40"/>
+    <w:bookmarkStart w:id="41" w:name="primer-uso"/>
     <w:p>
       <w:pPr>
         <w:pStyle w:val="Heading2"/>
@@ -2075,9 +2122,9 @@
         <w:t xml:space="preserve">Ctrl+Shift+F5</w:t>
       </w:r>
     </w:p>
-    <w:bookmarkEnd w:id="38"/>
-    <w:bookmarkEnd w:id="39"/>
-    <w:bookmarkStart w:id="45" w:name="configuración-kitty.conf"/>
+    <w:bookmarkEnd w:id="41"/>
+    <w:bookmarkEnd w:id="42"/>
+    <w:bookmarkStart w:id="48" w:name="configuración-kitty.conf"/>
     <w:p>
       <w:pPr>
         <w:pStyle w:val="Heading1"/>
@@ -2086,7 +2133,7 @@
         <w:t xml:space="preserve">4. Configuración (kitty.conf)</w:t>
       </w:r>
     </w:p>
-    <w:bookmarkStart w:id="40" w:name="ubicación-del-archivo"/>
+    <w:bookmarkStart w:id="43" w:name="ubicación-del-archivo"/>
     <w:p>
       <w:pPr>
         <w:pStyle w:val="Heading2"/>
@@ -2115,8 +2162,8 @@
         <w:t xml:space="preserve">Windows: %LOCALAPPDATA%\kitty\kitty.conf</w:t>
       </w:r>
     </w:p>
-    <w:bookmarkEnd w:id="40"/>
-    <w:bookmarkStart w:id="41" w:name="generar-configuración-por-defecto"/>
+    <w:bookmarkEnd w:id="43"/>
+    <w:bookmarkStart w:id="44" w:name="generar-configuración-por-defecto"/>
     <w:p>
       <w:pPr>
         <w:pStyle w:val="Heading2"/>
@@ -2178,8 +2225,8 @@
         <w:t xml:space="preserve">Ctrl+Shift+F2</w:t>
       </w:r>
     </w:p>
-    <w:bookmarkEnd w:id="41"/>
-    <w:bookmarkStart w:id="42" w:name="estructura-de-configuración"/>
+    <w:bookmarkEnd w:id="44"/>
+    <w:bookmarkStart w:id="45" w:name="estructura-de-configuración"/>
     <w:p>
       <w:pPr>
         <w:pStyle w:val="Heading2"/>
@@ -2332,8 +2379,8 @@
         <w:t xml:space="preserve">Keyboard shortcuts</w:t>
       </w:r>
     </w:p>
-    <w:bookmarkEnd w:id="42"/>
-    <w:bookmarkStart w:id="43" w:name="configuración-básica-recomendada"/>
+    <w:bookmarkEnd w:id="45"/>
+    <w:bookmarkStart w:id="46" w:name="configuración-básica-recomendada"/>
     <w:p>
       <w:pPr>
         <w:pStyle w:val="Heading2"/>
@@ -6901,8 +6948,8 @@
         <w:t xml:space="preserve">active</w:t>
       </w:r>
     </w:p>
-    <w:bookmarkEnd w:id="43"/>
-    <w:bookmarkStart w:id="44" w:name="configuración-avanzada"/>
+    <w:bookmarkEnd w:id="46"/>
+    <w:bookmarkStart w:id="47" w:name="configuración-avanzada"/>
     <w:p>
       <w:pPr>
         <w:pStyle w:val="Heading2"/>
@@ -7394,9 +7441,9 @@
         <w:t xml:space="preserve">%</w:t>
       </w:r>
     </w:p>
-    <w:bookmarkEnd w:id="44"/>
-    <w:bookmarkEnd w:id="45"/>
-    <w:bookmarkStart w:id="56" w:name="atajos-de-teclado"/>
+    <w:bookmarkEnd w:id="47"/>
+    <w:bookmarkEnd w:id="48"/>
+    <w:bookmarkStart w:id="59" w:name="atajos-de-teclado"/>
     <w:p>
       <w:pPr>
         <w:pStyle w:val="Heading1"/>
@@ -7405,7 +7452,7 @@
         <w:t xml:space="preserve">5. Atajos de Teclado</w:t>
       </w:r>
     </w:p>
-    <w:bookmarkStart w:id="46" w:name="modificador-principal"/>
+    <w:bookmarkStart w:id="49" w:name="modificador-principal"/>
     <w:p>
       <w:pPr>
         <w:pStyle w:val="Heading2"/>
@@ -7478,8 +7525,8 @@
         <w:t xml:space="preserve">)</w:t>
       </w:r>
     </w:p>
-    <w:bookmarkEnd w:id="46"/>
-    <w:bookmarkStart w:id="47" w:name="scrolling"/>
+    <w:bookmarkEnd w:id="49"/>
+    <w:bookmarkStart w:id="50" w:name="scrolling"/>
     <w:p>
       <w:pPr>
         <w:pStyle w:val="Heading2"/>
@@ -7823,8 +7870,8 @@
         </w:tc>
       </w:tr>
     </w:tbl>
-    <w:bookmarkEnd w:id="47"/>
-    <w:bookmarkStart w:id="48" w:name="tabs"/>
+    <w:bookmarkEnd w:id="50"/>
+    <w:bookmarkStart w:id="51" w:name="tabs"/>
     <w:p>
       <w:pPr>
         <w:pStyle w:val="Heading2"/>
@@ -8087,8 +8134,8 @@
         </w:tc>
       </w:tr>
     </w:tbl>
-    <w:bookmarkEnd w:id="48"/>
-    <w:bookmarkStart w:id="49" w:name="windows-ventanas-dentro-de-tabs"/>
+    <w:bookmarkEnd w:id="51"/>
+    <w:bookmarkStart w:id="52" w:name="windows-ventanas-dentro-de-tabs"/>
     <w:p>
       <w:pPr>
         <w:pStyle w:val="Heading2"/>
@@ -8394,8 +8441,8 @@
         </w:tc>
       </w:tr>
     </w:tbl>
-    <w:bookmarkEnd w:id="49"/>
-    <w:bookmarkStart w:id="50" w:name="navegación-direccional"/>
+    <w:bookmarkEnd w:id="52"/>
+    <w:bookmarkStart w:id="53" w:name="navegación-direccional"/>
     <w:p>
       <w:pPr>
         <w:pStyle w:val="Heading2"/>
@@ -8895,8 +8942,8 @@
         <w:t xml:space="preserve">up</w:t>
       </w:r>
     </w:p>
-    <w:bookmarkEnd w:id="50"/>
-    <w:bookmarkStart w:id="51" w:name="layouts"/>
+    <w:bookmarkEnd w:id="53"/>
+    <w:bookmarkStart w:id="54" w:name="layouts"/>
     <w:p>
       <w:pPr>
         <w:pStyle w:val="Heading2"/>
@@ -8970,8 +9017,8 @@
         </w:tc>
       </w:tr>
     </w:tbl>
-    <w:bookmarkEnd w:id="51"/>
-    <w:bookmarkStart w:id="52" w:name="clipboard"/>
+    <w:bookmarkEnd w:id="54"/>
+    <w:bookmarkStart w:id="55" w:name="clipboard"/>
     <w:p>
       <w:pPr>
         <w:pStyle w:val="Heading2"/>
@@ -9126,8 +9173,8 @@
         </w:tc>
       </w:tr>
     </w:tbl>
-    <w:bookmarkEnd w:id="52"/>
-    <w:bookmarkStart w:id="53" w:name="fuentes"/>
+    <w:bookmarkEnd w:id="55"/>
+    <w:bookmarkStart w:id="56" w:name="fuentes"/>
     <w:p>
       <w:pPr>
         <w:pStyle w:val="Heading2"/>
@@ -9255,8 +9302,8 @@
         </w:tc>
       </w:tr>
     </w:tbl>
-    <w:bookmarkEnd w:id="53"/>
-    <w:bookmarkStart w:id="54" w:name="miscelánea"/>
+    <w:bookmarkEnd w:id="56"/>
+    <w:bookmarkStart w:id="57" w:name="miscelánea"/>
     <w:p>
       <w:pPr>
         <w:pStyle w:val="Heading2"/>
@@ -9573,8 +9620,8 @@
         </w:tc>
       </w:tr>
     </w:tbl>
-    <w:bookmarkEnd w:id="54"/>
-    <w:bookmarkStart w:id="55" w:name="atajos-en-macos"/>
+    <w:bookmarkEnd w:id="57"/>
+    <w:bookmarkStart w:id="58" w:name="atajos-en-macos"/>
     <w:p>
       <w:pPr>
         <w:pStyle w:val="Heading2"/>
@@ -9854,9 +9901,9 @@
         </w:tc>
       </w:tr>
     </w:tbl>
-    <w:bookmarkEnd w:id="55"/>
-    <w:bookmarkEnd w:id="56"/>
-    <w:bookmarkStart w:id="63" w:name="ventanas-y-pestañas"/>
+    <w:bookmarkEnd w:id="58"/>
+    <w:bookmarkEnd w:id="59"/>
+    <w:bookmarkStart w:id="66" w:name="ventanas-y-pestañas"/>
     <w:p>
       <w:pPr>
         <w:pStyle w:val="Heading1"/>
@@ -9865,7 +9912,7 @@
         <w:t xml:space="preserve">6. Ventanas y Pestañas</w:t>
       </w:r>
     </w:p>
-    <w:bookmarkStart w:id="57" w:name="concepto-de-multiplexación"/>
+    <w:bookmarkStart w:id="60" w:name="concepto-de-multiplexación"/>
     <w:p>
       <w:pPr>
         <w:pStyle w:val="Heading2"/>
@@ -9959,8 +10006,8 @@
         <w:t xml:space="preserve">      └── Window 1</w:t>
       </w:r>
     </w:p>
-    <w:bookmarkEnd w:id="57"/>
-    <w:bookmarkStart w:id="58" w:name="crear-ventanas-y-tabs"/>
+    <w:bookmarkEnd w:id="60"/>
+    <w:bookmarkStart w:id="61" w:name="crear-ventanas-y-tabs"/>
     <w:p>
       <w:pPr>
         <w:pStyle w:val="Heading2"/>
@@ -10173,8 +10220,8 @@
         <w:t xml:space="preserve">Ctrl+Shift+N</w:t>
       </w:r>
     </w:p>
-    <w:bookmarkEnd w:id="58"/>
-    <w:bookmarkStart w:id="59" w:name="navegación"/>
+    <w:bookmarkEnd w:id="61"/>
+    <w:bookmarkStart w:id="62" w:name="navegación"/>
     <w:p>
       <w:pPr>
         <w:pStyle w:val="Heading2"/>
@@ -10766,8 +10813,8 @@
         <w:t xml:space="preserve">1</w:t>
       </w:r>
     </w:p>
-    <w:bookmarkEnd w:id="59"/>
-    <w:bookmarkStart w:id="60" w:name="mover-windows-y-tabs"/>
+    <w:bookmarkEnd w:id="62"/>
+    <w:bookmarkStart w:id="63" w:name="mover-windows-y-tabs"/>
     <w:p>
       <w:pPr>
         <w:pStyle w:val="Heading2"/>
@@ -11317,8 +11364,8 @@
         <w:t xml:space="preserve">move_tab_backward</w:t>
       </w:r>
     </w:p>
-    <w:bookmarkEnd w:id="60"/>
-    <w:bookmarkStart w:id="61" w:name="detach-separar"/>
+    <w:bookmarkEnd w:id="63"/>
+    <w:bookmarkStart w:id="64" w:name="detach-separar"/>
     <w:p>
       <w:pPr>
         <w:pStyle w:val="Heading2"/>
@@ -11739,8 +11786,8 @@
         <w:t xml:space="preserve">ask</w:t>
       </w:r>
     </w:p>
-    <w:bookmarkEnd w:id="61"/>
-    <w:bookmarkStart w:id="62" w:name="títulos-personalizados"/>
+    <w:bookmarkEnd w:id="64"/>
+    <w:bookmarkStart w:id="65" w:name="títulos-personalizados"/>
     <w:p>
       <w:pPr>
         <w:pStyle w:val="Heading2"/>
@@ -11907,9 +11954,9 @@
         <w:t xml:space="preserve">"{index}: {title}"</w:t>
       </w:r>
     </w:p>
-    <w:bookmarkEnd w:id="62"/>
-    <w:bookmarkEnd w:id="63"/>
-    <w:bookmarkStart w:id="73" w:name="layouts-diseños"/>
+    <w:bookmarkEnd w:id="65"/>
+    <w:bookmarkEnd w:id="66"/>
+    <w:bookmarkStart w:id="76" w:name="layouts-diseños"/>
     <w:p>
       <w:pPr>
         <w:pStyle w:val="Heading1"/>
@@ -11918,7 +11965,7 @@
         <w:t xml:space="preserve">7. Layouts (Diseños)</w:t>
       </w:r>
     </w:p>
-    <w:bookmarkStart w:id="64" w:name="layouts-disponibles"/>
+    <w:bookmarkStart w:id="67" w:name="layouts-disponibles"/>
     <w:p>
       <w:pPr>
         <w:pStyle w:val="Heading2"/>
@@ -12068,8 +12115,8 @@
         <w:t xml:space="preserve">: Todas las windows una debajo de otra</w:t>
       </w:r>
     </w:p>
-    <w:bookmarkEnd w:id="64"/>
-    <w:bookmarkStart w:id="65" w:name="stack-layout"/>
+    <w:bookmarkEnd w:id="67"/>
+    <w:bookmarkStart w:id="68" w:name="stack-layout"/>
     <w:p>
       <w:pPr>
         <w:pStyle w:val="Heading2"/>
@@ -12187,8 +12234,8 @@
         <w:t xml:space="preserve">stack</w:t>
       </w:r>
     </w:p>
-    <w:bookmarkEnd w:id="65"/>
-    <w:bookmarkStart w:id="66" w:name="tall-layout"/>
+    <w:bookmarkEnd w:id="68"/>
+    <w:bookmarkStart w:id="69" w:name="tall-layout"/>
     <w:p>
       <w:pPr>
         <w:pStyle w:val="Heading2"/>
@@ -12746,8 +12793,8 @@
         <w:t xml:space="preserve">70</w:t>
       </w:r>
     </w:p>
-    <w:bookmarkEnd w:id="66"/>
-    <w:bookmarkStart w:id="67" w:name="fat-layout"/>
+    <w:bookmarkEnd w:id="69"/>
+    <w:bookmarkStart w:id="70" w:name="fat-layout"/>
     <w:p>
       <w:pPr>
         <w:pStyle w:val="Heading2"/>
@@ -12945,8 +12992,8 @@
         <w:t xml:space="preserve">Mismas acciones que Tall layout.</w:t>
       </w:r>
     </w:p>
-    <w:bookmarkEnd w:id="67"/>
-    <w:bookmarkStart w:id="68" w:name="grid-layout"/>
+    <w:bookmarkEnd w:id="70"/>
+    <w:bookmarkStart w:id="71" w:name="grid-layout"/>
     <w:p>
       <w:pPr>
         <w:pStyle w:val="Heading2"/>
@@ -13055,8 +13102,8 @@
         <w:t xml:space="preserve">grid</w:t>
       </w:r>
     </w:p>
-    <w:bookmarkEnd w:id="68"/>
-    <w:bookmarkStart w:id="69" w:name="splits-layout"/>
+    <w:bookmarkEnd w:id="71"/>
+    <w:bookmarkStart w:id="72" w:name="splits-layout"/>
     <w:p>
       <w:pPr>
         <w:pStyle w:val="Heading2"/>
@@ -14165,8 +14212,8 @@
         <w:t xml:space="preserve">80</w:t>
       </w:r>
     </w:p>
-    <w:bookmarkEnd w:id="69"/>
-    <w:bookmarkStart w:id="70" w:name="horizontal-y-vertical-layouts"/>
+    <w:bookmarkEnd w:id="72"/>
+    <w:bookmarkStart w:id="73" w:name="horizontal-y-vertical-layouts"/>
     <w:p>
       <w:pPr>
         <w:pStyle w:val="Heading2"/>
@@ -14367,8 +14414,8 @@
         <w:t xml:space="preserve">vertical</w:t>
       </w:r>
     </w:p>
-    <w:bookmarkEnd w:id="70"/>
-    <w:bookmarkStart w:id="71" w:name="cambiar-entre-layouts"/>
+    <w:bookmarkEnd w:id="73"/>
+    <w:bookmarkStart w:id="74" w:name="cambiar-entre-layouts"/>
     <w:p>
       <w:pPr>
         <w:pStyle w:val="Heading2"/>
@@ -14676,8 +14723,8 @@
         <w:t xml:space="preserve">stack</w:t>
       </w:r>
     </w:p>
-    <w:bookmarkEnd w:id="71"/>
-    <w:bookmarkStart w:id="72" w:name="redimensionar-windows"/>
+    <w:bookmarkEnd w:id="74"/>
+    <w:bookmarkStart w:id="75" w:name="redimensionar-windows"/>
     <w:p>
       <w:pPr>
         <w:pStyle w:val="Heading2"/>
@@ -15029,9 +15076,9 @@
         <w:t xml:space="preserve">reset</w:t>
       </w:r>
     </w:p>
-    <w:bookmarkEnd w:id="72"/>
-    <w:bookmarkEnd w:id="73"/>
-    <w:bookmarkStart w:id="82" w:name="fuentes-1"/>
+    <w:bookmarkEnd w:id="75"/>
+    <w:bookmarkEnd w:id="76"/>
+    <w:bookmarkStart w:id="85" w:name="fuentes-1"/>
     <w:p>
       <w:pPr>
         <w:pStyle w:val="Heading1"/>
@@ -15040,7 +15087,7 @@
         <w:t xml:space="preserve">8. Fuentes</w:t>
       </w:r>
     </w:p>
-    <w:bookmarkStart w:id="74" w:name="configuración-básica"/>
+    <w:bookmarkStart w:id="77" w:name="configuración-básica"/>
     <w:p>
       <w:pPr>
         <w:pStyle w:val="Heading2"/>
@@ -15168,8 +15215,8 @@
         <w:t xml:space="preserve">12.0</w:t>
       </w:r>
     </w:p>
-    <w:bookmarkEnd w:id="74"/>
-    <w:bookmarkStart w:id="75" w:name="fuentes-recomendadas"/>
+    <w:bookmarkEnd w:id="77"/>
+    <w:bookmarkStart w:id="78" w:name="fuentes-recomendadas"/>
     <w:p>
       <w:pPr>
         <w:pStyle w:val="Heading2"/>
@@ -15310,8 +15357,8 @@
         <w:t xml:space="preserve">Inconsolata</w:t>
       </w:r>
     </w:p>
-    <w:bookmarkEnd w:id="75"/>
-    <w:bookmarkStart w:id="76" w:name="fuentes-con-powerline"/>
+    <w:bookmarkEnd w:id="78"/>
+    <w:bookmarkStart w:id="79" w:name="fuentes-con-powerline"/>
     <w:p>
       <w:pPr>
         <w:pStyle w:val="Heading2"/>
@@ -15526,8 +15573,8 @@
         <w:t xml:space="preserve">PowerlineSymbols</w:t>
       </w:r>
     </w:p>
-    <w:bookmarkEnd w:id="76"/>
-    <w:bookmarkStart w:id="77" w:name="symbol-maps"/>
+    <w:bookmarkEnd w:id="79"/>
+    <w:bookmarkStart w:id="80" w:name="symbol-maps"/>
     <w:p>
       <w:pPr>
         <w:pStyle w:val="Heading2"/>
@@ -15870,8 +15917,8 @@
         <w:t xml:space="preserve">Math</w:t>
       </w:r>
     </w:p>
-    <w:bookmarkEnd w:id="77"/>
-    <w:bookmarkStart w:id="78" w:name="ligaduras"/>
+    <w:bookmarkEnd w:id="80"/>
+    <w:bookmarkStart w:id="81" w:name="ligaduras"/>
     <w:p>
       <w:pPr>
         <w:pStyle w:val="Heading2"/>
@@ -16199,8 +16246,8 @@
         <w:t xml:space="preserve">cursor</w:t>
       </w:r>
     </w:p>
-    <w:bookmarkEnd w:id="78"/>
-    <w:bookmarkStart w:id="79" w:name="font-features"/>
+    <w:bookmarkEnd w:id="81"/>
+    <w:bookmarkStart w:id="82" w:name="font-features"/>
     <w:p>
       <w:pPr>
         <w:pStyle w:val="Heading2"/>
@@ -16385,8 +16432,8 @@
         <w:t xml:space="preserve">calt</w:t>
       </w:r>
     </w:p>
-    <w:bookmarkEnd w:id="79"/>
-    <w:bookmarkStart w:id="80" w:name="modificar-fuentes"/>
+    <w:bookmarkEnd w:id="82"/>
+    <w:bookmarkStart w:id="83" w:name="modificar-fuentes"/>
     <w:p>
       <w:pPr>
         <w:pStyle w:val="Heading2"/>
@@ -16652,8 +16699,8 @@
         <w:t xml:space="preserve">3</w:t>
       </w:r>
     </w:p>
-    <w:bookmarkEnd w:id="80"/>
-    <w:bookmarkStart w:id="81" w:name="kitten-para-elegir-fuentes"/>
+    <w:bookmarkEnd w:id="83"/>
+    <w:bookmarkStart w:id="84" w:name="kitten-para-elegir-fuentes"/>
     <w:p>
       <w:pPr>
         <w:pStyle w:val="Heading2"/>
@@ -16721,9 +16768,9 @@
         <w:t xml:space="preserve">--preview</w:t>
       </w:r>
     </w:p>
-    <w:bookmarkEnd w:id="81"/>
-    <w:bookmarkEnd w:id="82"/>
-    <w:bookmarkStart w:id="89" w:name="colores-y-temas"/>
+    <w:bookmarkEnd w:id="84"/>
+    <w:bookmarkEnd w:id="85"/>
+    <w:bookmarkStart w:id="92" w:name="colores-y-temas"/>
     <w:p>
       <w:pPr>
         <w:pStyle w:val="Heading1"/>
@@ -16732,7 +16779,7 @@
         <w:t xml:space="preserve">9. Colores y Temas</w:t>
       </w:r>
     </w:p>
-    <w:bookmarkStart w:id="83" w:name="estructura-de-colores"/>
+    <w:bookmarkStart w:id="86" w:name="estructura-de-colores"/>
     <w:p>
       <w:pPr>
         <w:pStyle w:val="Heading2"/>
@@ -17406,8 +17453,8 @@
         <w:t xml:space="preserve"># ... hasta color255</w:t>
       </w:r>
     </w:p>
-    <w:bookmarkEnd w:id="83"/>
-    <w:bookmarkStart w:id="84" w:name="temas-populares"/>
+    <w:bookmarkEnd w:id="86"/>
+    <w:bookmarkStart w:id="87" w:name="temas-populares"/>
     <w:p>
       <w:pPr>
         <w:pStyle w:val="Heading2"/>
@@ -18643,8 +18690,8 @@
         <w:t xml:space="preserve">#ebdbb2</w:t>
       </w:r>
     </w:p>
-    <w:bookmarkEnd w:id="84"/>
-    <w:bookmarkStart w:id="85" w:name="kitten-themes"/>
+    <w:bookmarkEnd w:id="87"/>
+    <w:bookmarkStart w:id="88" w:name="kitten-themes"/>
     <w:p>
       <w:pPr>
         <w:pStyle w:val="Heading2"/>
@@ -18757,8 +18804,8 @@
         <w:t xml:space="preserve">all Dracula</w:t>
       </w:r>
     </w:p>
-    <w:bookmarkEnd w:id="85"/>
-    <w:bookmarkStart w:id="86" w:name="opacidad-y-blur"/>
+    <w:bookmarkEnd w:id="88"/>
+    <w:bookmarkStart w:id="89" w:name="opacidad-y-blur"/>
     <w:p>
       <w:pPr>
         <w:pStyle w:val="Heading2"/>
@@ -19207,8 +19254,8 @@
         <w:t xml:space="preserve">default</w:t>
       </w:r>
     </w:p>
-    <w:bookmarkEnd w:id="86"/>
-    <w:bookmarkStart w:id="87" w:name="background-image"/>
+    <w:bookmarkEnd w:id="89"/>
+    <w:bookmarkStart w:id="90" w:name="background-image"/>
     <w:p>
       <w:pPr>
         <w:pStyle w:val="Heading2"/>
@@ -19342,8 +19389,8 @@
         <w:t xml:space="preserve">0.5</w:t>
       </w:r>
     </w:p>
-    <w:bookmarkEnd w:id="87"/>
-    <w:bookmarkStart w:id="88" w:name="dim-text"/>
+    <w:bookmarkEnd w:id="90"/>
+    <w:bookmarkStart w:id="91" w:name="dim-text"/>
     <w:p>
       <w:pPr>
         <w:pStyle w:val="Heading2"/>
@@ -19384,9 +19431,9 @@
         <w:t xml:space="preserve">0.4</w:t>
       </w:r>
     </w:p>
-    <w:bookmarkEnd w:id="88"/>
-    <w:bookmarkEnd w:id="89"/>
-    <w:bookmarkStart w:id="93" w:name="cursor-y-scrollback"/>
+    <w:bookmarkEnd w:id="91"/>
+    <w:bookmarkEnd w:id="92"/>
+    <w:bookmarkStart w:id="96" w:name="cursor-y-scrollback"/>
     <w:p>
       <w:pPr>
         <w:pStyle w:val="Heading1"/>
@@ -19395,7 +19442,7 @@
         <w:t xml:space="preserve">10. Cursor y Scrollback</w:t>
       </w:r>
     </w:p>
-    <w:bookmarkStart w:id="90" w:name="cursor"/>
+    <w:bookmarkStart w:id="93" w:name="cursor"/>
     <w:p>
       <w:pPr>
         <w:pStyle w:val="Heading2"/>
@@ -19881,8 +19928,8 @@
         <w:t xml:space="preserve">#ff0000</w:t>
       </w:r>
     </w:p>
-    <w:bookmarkEnd w:id="90"/>
-    <w:bookmarkStart w:id="91" w:name="scrollback"/>
+    <w:bookmarkEnd w:id="93"/>
+    <w:bookmarkStart w:id="94" w:name="scrollback"/>
     <w:p>
       <w:pPr>
         <w:pStyle w:val="Heading2"/>
@@ -20339,8 +20386,8 @@
         <w:t xml:space="preserve">1.0</w:t>
       </w:r>
     </w:p>
-    <w:bookmarkEnd w:id="91"/>
-    <w:bookmarkStart w:id="92" w:name="scrollbar"/>
+    <w:bookmarkEnd w:id="94"/>
+    <w:bookmarkStart w:id="95" w:name="scrollbar"/>
     <w:p>
       <w:pPr>
         <w:pStyle w:val="Heading2"/>
@@ -20618,9 +20665,9 @@
         <w:t xml:space="preserve">foreground</w:t>
       </w:r>
     </w:p>
-    <w:bookmarkEnd w:id="92"/>
-    <w:bookmarkEnd w:id="93"/>
-    <w:bookmarkStart w:id="99" w:name="mouse"/>
+    <w:bookmarkEnd w:id="95"/>
+    <w:bookmarkEnd w:id="96"/>
+    <w:bookmarkStart w:id="102" w:name="mouse"/>
     <w:p>
       <w:pPr>
         <w:pStyle w:val="Heading1"/>
@@ -20629,7 +20676,7 @@
         <w:t xml:space="preserve">11. Mouse</w:t>
       </w:r>
     </w:p>
-    <w:bookmarkStart w:id="94" w:name="comportamiento-básico"/>
+    <w:bookmarkStart w:id="97" w:name="comportamiento-básico"/>
     <w:p>
       <w:pPr>
         <w:pStyle w:val="Heading2"/>
@@ -20721,8 +20768,8 @@
         <w:t xml:space="preserve">no</w:t>
       </w:r>
     </w:p>
-    <w:bookmarkEnd w:id="94"/>
-    <w:bookmarkStart w:id="95" w:name="urls"/>
+    <w:bookmarkEnd w:id="97"/>
+    <w:bookmarkStart w:id="98" w:name="urls"/>
     <w:p>
       <w:pPr>
         <w:pStyle w:val="Heading2"/>
@@ -21135,8 +21182,8 @@
         <w:t xml:space="preserve"># Opciones: hover, always, never</w:t>
       </w:r>
     </w:p>
-    <w:bookmarkEnd w:id="95"/>
-    <w:bookmarkStart w:id="96" w:name="selección"/>
+    <w:bookmarkEnd w:id="98"/>
+    <w:bookmarkStart w:id="99" w:name="selección"/>
     <w:p>
       <w:pPr>
         <w:pStyle w:val="Heading2"/>
@@ -21336,8 +21383,8 @@
         <w:t xml:space="preserve"># -1 = usar default del sistema</w:t>
       </w:r>
     </w:p>
-    <w:bookmarkEnd w:id="96"/>
-    <w:bookmarkStart w:id="97" w:name="pointer-shape"/>
+    <w:bookmarkEnd w:id="99"/>
+    <w:bookmarkStart w:id="100" w:name="pointer-shape"/>
     <w:p>
       <w:pPr>
         <w:pStyle w:val="Heading2"/>
@@ -21456,8 +21503,8 @@
         <w:t xml:space="preserve">crosshair</w:t>
       </w:r>
     </w:p>
-    <w:bookmarkEnd w:id="97"/>
-    <w:bookmarkStart w:id="98" w:name="mouse-actions"/>
+    <w:bookmarkEnd w:id="100"/>
+    <w:bookmarkStart w:id="101" w:name="mouse-actions"/>
     <w:p>
       <w:pPr>
         <w:pStyle w:val="Heading2"/>
@@ -22186,9 +22233,9 @@
         <w:t xml:space="preserve">yes</w:t>
       </w:r>
     </w:p>
-    <w:bookmarkEnd w:id="98"/>
-    <w:bookmarkEnd w:id="99"/>
-    <w:bookmarkStart w:id="116" w:name="kittens-extensiones"/>
+    <w:bookmarkEnd w:id="101"/>
+    <w:bookmarkEnd w:id="102"/>
+    <w:bookmarkStart w:id="119" w:name="kittens-extensiones"/>
     <w:p>
       <w:pPr>
         <w:pStyle w:val="Heading1"/>
@@ -22197,7 +22244,7 @@
         <w:t xml:space="preserve">12. Kittens (Extensiones)</w:t>
       </w:r>
     </w:p>
-    <w:bookmarkStart w:id="100" w:name="qué-son-los-kittens"/>
+    <w:bookmarkStart w:id="103" w:name="qué-son-los-kittens"/>
     <w:p>
       <w:pPr>
         <w:pStyle w:val="Heading2"/>
@@ -22214,8 +22261,8 @@
         <w:t xml:space="preserve">Programas auxiliares que extienden funcionalidad de kitty.</w:t>
       </w:r>
     </w:p>
-    <w:bookmarkEnd w:id="100"/>
-    <w:bookmarkStart w:id="101" w:name="kittens-built-in"/>
+    <w:bookmarkEnd w:id="103"/>
+    <w:bookmarkStart w:id="104" w:name="kittens-built-in"/>
     <w:p>
       <w:pPr>
         <w:pStyle w:val="Heading2"/>
@@ -22224,8 +22271,8 @@
         <w:t xml:space="preserve">12.2 Kittens Built-in</w:t>
       </w:r>
     </w:p>
-    <w:bookmarkEnd w:id="101"/>
-    <w:bookmarkStart w:id="102" w:name="icat---imágenes-en-terminal"/>
+    <w:bookmarkEnd w:id="104"/>
+    <w:bookmarkStart w:id="105" w:name="icat---imágenes-en-terminal"/>
     <w:p>
       <w:pPr>
         <w:pStyle w:val="Heading2"/>
@@ -22427,8 +22474,8 @@
         <w:t xml:space="preserve">icat</w:t>
       </w:r>
     </w:p>
-    <w:bookmarkEnd w:id="102"/>
-    <w:bookmarkStart w:id="103" w:name="diff---diff-con-imágenes"/>
+    <w:bookmarkEnd w:id="105"/>
+    <w:bookmarkStart w:id="106" w:name="diff---diff-con-imágenes"/>
     <w:p>
       <w:pPr>
         <w:pStyle w:val="Heading2"/>
@@ -22591,8 +22638,8 @@
         <w:t xml:space="preserve">'kitten diff $LOCAL $REMOTE'</w:t>
       </w:r>
     </w:p>
-    <w:bookmarkEnd w:id="103"/>
-    <w:bookmarkStart w:id="104" w:name="unicode_input---input-unicode"/>
+    <w:bookmarkEnd w:id="106"/>
+    <w:bookmarkStart w:id="107" w:name="unicode_input---input-unicode"/>
     <w:p>
       <w:pPr>
         <w:pStyle w:val="Heading2"/>
@@ -22648,8 +22695,8 @@
         <w:t xml:space="preserve"> unicode_input</w:t>
       </w:r>
     </w:p>
-    <w:bookmarkEnd w:id="104"/>
-    <w:bookmarkStart w:id="105" w:name="themes---cambiar-temas"/>
+    <w:bookmarkEnd w:id="107"/>
+    <w:bookmarkStart w:id="108" w:name="themes---cambiar-temas"/>
     <w:p>
       <w:pPr>
         <w:pStyle w:val="Heading2"/>
@@ -22762,8 +22809,8 @@
         <w:t xml:space="preserve">all Dracula</w:t>
       </w:r>
     </w:p>
-    <w:bookmarkEnd w:id="105"/>
-    <w:bookmarkStart w:id="106" w:name="choose-fonts---elegir-fuentes"/>
+    <w:bookmarkEnd w:id="108"/>
+    <w:bookmarkStart w:id="109" w:name="choose-fonts---elegir-fuentes"/>
     <w:p>
       <w:pPr>
         <w:pStyle w:val="Heading2"/>
@@ -22831,8 +22878,8 @@
         <w:t xml:space="preserve">--preview</w:t>
       </w:r>
     </w:p>
-    <w:bookmarkEnd w:id="106"/>
-    <w:bookmarkStart w:id="107" w:name="hints---selección-rápida"/>
+    <w:bookmarkEnd w:id="109"/>
+    <w:bookmarkStart w:id="110" w:name="hints---selección-rápida"/>
     <w:p>
       <w:pPr>
         <w:pStyle w:val="Heading2"/>
@@ -24348,8 +24395,8 @@
         <w:t xml:space="preserve">hyperlink</w:t>
       </w:r>
     </w:p>
-    <w:bookmarkEnd w:id="107"/>
-    <w:bookmarkStart w:id="108" w:name="ssh---ssh-mejorado"/>
+    <w:bookmarkEnd w:id="110"/>
+    <w:bookmarkStart w:id="111" w:name="ssh---ssh-mejorado"/>
     <w:p>
       <w:pPr>
         <w:pStyle w:val="Heading2"/>
@@ -24459,8 +24506,8 @@
         <w:t xml:space="preserve">- Transferencia de terminfo</w:t>
       </w:r>
     </w:p>
-    <w:bookmarkEnd w:id="108"/>
-    <w:bookmarkStart w:id="109" w:name="transfer---transferencia-de-archivos"/>
+    <w:bookmarkEnd w:id="111"/>
+    <w:bookmarkStart w:id="112" w:name="transfer---transferencia-de-archivos"/>
     <w:p>
       <w:pPr>
         <w:pStyle w:val="Heading2"/>
@@ -24561,8 +24608,8 @@
         <w:t xml:space="preserve"> directorio/ servidor:/ruta/</w:t>
       </w:r>
     </w:p>
-    <w:bookmarkEnd w:id="109"/>
-    <w:bookmarkStart w:id="110" w:name="clipboard---clipboard-en-ssh"/>
+    <w:bookmarkEnd w:id="112"/>
+    <w:bookmarkStart w:id="113" w:name="clipboard---clipboard-en-ssh"/>
     <w:p>
       <w:pPr>
         <w:pStyle w:val="Heading2"/>
@@ -24666,8 +24713,8 @@
         <w:t xml:space="preserve">--get-clipboard</w:t>
       </w:r>
     </w:p>
-    <w:bookmarkEnd w:id="110"/>
-    <w:bookmarkStart w:id="111" w:name="broadcast---broadcast-input"/>
+    <w:bookmarkEnd w:id="113"/>
+    <w:bookmarkStart w:id="114" w:name="broadcast---broadcast-input"/>
     <w:p>
       <w:pPr>
         <w:pStyle w:val="Heading2"/>
@@ -24747,8 +24794,8 @@
         <w:t xml:space="preserve">"title:server*"</w:t>
       </w:r>
     </w:p>
-    <w:bookmarkEnd w:id="111"/>
-    <w:bookmarkStart w:id="112" w:name="notify---notificaciones"/>
+    <w:bookmarkEnd w:id="114"/>
+    <w:bookmarkStart w:id="115" w:name="notify---notificaciones"/>
     <w:p>
       <w:pPr>
         <w:pStyle w:val="Heading2"/>
@@ -24858,8 +24905,8 @@
         <w:t xml:space="preserve">"Mensaje"</w:t>
       </w:r>
     </w:p>
-    <w:bookmarkEnd w:id="112"/>
-    <w:bookmarkStart w:id="113" w:name="panel---panel-desktop"/>
+    <w:bookmarkEnd w:id="115"/>
+    <w:bookmarkStart w:id="116" w:name="panel---panel-desktop"/>
     <w:p>
       <w:pPr>
         <w:pStyle w:val="Heading2"/>
@@ -24912,8 +24959,8 @@
         <w:t xml:space="preserve">'while true; do date; sleep 1; done'</w:t>
       </w:r>
     </w:p>
-    <w:bookmarkEnd w:id="113"/>
-    <w:bookmarkStart w:id="114" w:name="remote-control"/>
+    <w:bookmarkEnd w:id="116"/>
+    <w:bookmarkStart w:id="117" w:name="remote-control"/>
     <w:p>
       <w:pPr>
         <w:pStyle w:val="Heading2"/>
@@ -25065,8 +25112,8 @@
         <w:t xml:space="preserve">":wq\n"</w:t>
       </w:r>
     </w:p>
-    <w:bookmarkEnd w:id="114"/>
-    <w:bookmarkStart w:id="115" w:name="crear-kittens-personalizados"/>
+    <w:bookmarkEnd w:id="117"/>
+    <w:bookmarkStart w:id="118" w:name="crear-kittens-personalizados"/>
     <w:p>
       <w:pPr>
         <w:pStyle w:val="Heading2"/>
@@ -25580,9 +25627,9 @@
         <w:t xml:space="preserve"> @ run-kitten /path/to/mi_kitten.py</w:t>
       </w:r>
     </w:p>
-    <w:bookmarkEnd w:id="115"/>
-    <w:bookmarkEnd w:id="116"/>
-    <w:bookmarkStart w:id="123" w:name="control-remoto"/>
+    <w:bookmarkEnd w:id="118"/>
+    <w:bookmarkEnd w:id="119"/>
+    <w:bookmarkStart w:id="126" w:name="control-remoto"/>
     <w:p>
       <w:pPr>
         <w:pStyle w:val="Heading1"/>
@@ -25591,7 +25638,7 @@
         <w:t xml:space="preserve">13. Control Remoto</w:t>
       </w:r>
     </w:p>
-    <w:bookmarkStart w:id="117" w:name="habilitar-remote-control"/>
+    <w:bookmarkStart w:id="120" w:name="habilitar-remote-control"/>
     <w:p>
       <w:pPr>
         <w:pStyle w:val="Heading2"/>
@@ -25746,8 +25793,8 @@
         <w:t xml:space="preserve">12345</w:t>
       </w:r>
     </w:p>
-    <w:bookmarkEnd w:id="117"/>
-    <w:bookmarkStart w:id="118" w:name="uso-básico"/>
+    <w:bookmarkEnd w:id="120"/>
+    <w:bookmarkStart w:id="121" w:name="uso-básico"/>
     <w:p>
       <w:pPr>
         <w:pStyle w:val="Heading2"/>
@@ -25902,8 +25949,8 @@
         <w:t xml:space="preserve">"echo hello\n"</w:t>
       </w:r>
     </w:p>
-    <w:bookmarkEnd w:id="118"/>
-    <w:bookmarkStart w:id="119" w:name="comandos-principales"/>
+    <w:bookmarkEnd w:id="121"/>
+    <w:bookmarkStart w:id="122" w:name="comandos-principales"/>
     <w:p>
       <w:pPr>
         <w:pStyle w:val="Heading2"/>
@@ -26405,8 +26452,8 @@
         <w:t xml:space="preserve">"index:2"</w:t>
       </w:r>
     </w:p>
-    <w:bookmarkEnd w:id="119"/>
-    <w:bookmarkStart w:id="120" w:name="matching"/>
+    <w:bookmarkEnd w:id="122"/>
+    <w:bookmarkStart w:id="123" w:name="matching"/>
     <w:p>
       <w:pPr>
         <w:pStyle w:val="Heading2"/>
@@ -26569,8 +26616,8 @@
         <w:t xml:space="preserve">"title:vim and state:focused"</w:t>
       </w:r>
     </w:p>
-    <w:bookmarkEnd w:id="120"/>
-    <w:bookmarkStart w:id="121" w:name="remote-control-desde-mapeos"/>
+    <w:bookmarkEnd w:id="123"/>
+    <w:bookmarkStart w:id="124" w:name="remote-control-desde-mapeos"/>
     <w:p>
       <w:pPr>
         <w:pStyle w:val="Heading2"/>
@@ -26851,8 +26898,8 @@
         <w:t xml:space="preserve">"</w:t>
       </w:r>
     </w:p>
-    <w:bookmarkEnd w:id="121"/>
-    <w:bookmarkStart w:id="122" w:name="remote-control-via-ssh"/>
+    <w:bookmarkEnd w:id="124"/>
+    <w:bookmarkStart w:id="125" w:name="remote-control-via-ssh"/>
     <w:p>
       <w:pPr>
         <w:pStyle w:val="Heading2"/>
@@ -27015,9 +27062,9 @@
         <w:t xml:space="preserve"># ¡Funciona!</w:t>
       </w:r>
     </w:p>
-    <w:bookmarkEnd w:id="122"/>
-    <w:bookmarkEnd w:id="123"/>
-    <w:bookmarkStart w:id="131" w:name="sesiones"/>
+    <w:bookmarkEnd w:id="125"/>
+    <w:bookmarkEnd w:id="126"/>
+    <w:bookmarkStart w:id="134" w:name="sesiones"/>
     <w:p>
       <w:pPr>
         <w:pStyle w:val="Heading1"/>
@@ -27026,7 +27073,7 @@
         <w:t xml:space="preserve">14. Sesiones</w:t>
       </w:r>
     </w:p>
-    <w:bookmarkStart w:id="124" w:name="qué-son-las-sesiones"/>
+    <w:bookmarkStart w:id="127" w:name="qué-son-las-sesiones"/>
     <w:p>
       <w:pPr>
         <w:pStyle w:val="Heading2"/>
@@ -27091,8 +27138,8 @@
         <w:t xml:space="preserve">Configuración específica</w:t>
       </w:r>
     </w:p>
-    <w:bookmarkEnd w:id="124"/>
-    <w:bookmarkStart w:id="125" w:name="crear-sesión"/>
+    <w:bookmarkEnd w:id="127"/>
+    <w:bookmarkStart w:id="128" w:name="crear-sesión"/>
     <w:p>
       <w:pPr>
         <w:pStyle w:val="Heading2"/>
@@ -27298,8 +27345,8 @@
         <w:t xml:space="preserve">launch --location=hsplit ssh server2</w:t>
       </w:r>
     </w:p>
-    <w:bookmarkEnd w:id="125"/>
-    <w:bookmarkStart w:id="126" w:name="usar-sesión"/>
+    <w:bookmarkEnd w:id="128"/>
+    <w:bookmarkStart w:id="129" w:name="usar-sesión"/>
     <w:p>
       <w:pPr>
         <w:pStyle w:val="Heading2"/>
@@ -27479,8 +27526,8 @@
         <w:t xml:space="preserve">mi_sesion.kitty</w:t>
       </w:r>
     </w:p>
-    <w:bookmarkEnd w:id="126"/>
-    <w:bookmarkStart w:id="127" w:name="comandos-de-sesión"/>
+    <w:bookmarkEnd w:id="129"/>
+    <w:bookmarkStart w:id="130" w:name="comandos-de-sesión"/>
     <w:p>
       <w:pPr>
         <w:pStyle w:val="Heading2"/>
@@ -27722,8 +27769,8 @@
         <w:t xml:space="preserve">enabled_layouts tall,stack,grid</w:t>
       </w:r>
     </w:p>
-    <w:bookmarkEnd w:id="127"/>
-    <w:bookmarkStart w:id="128" w:name="ejemplo-completo"/>
+    <w:bookmarkEnd w:id="130"/>
+    <w:bookmarkStart w:id="131" w:name="ejemplo-completo"/>
     <w:p>
       <w:pPr>
         <w:pStyle w:val="Heading2"/>
@@ -27956,8 +28003,8 @@
         <w:t xml:space="preserve">focus_tab 1</w:t>
       </w:r>
     </w:p>
-    <w:bookmarkEnd w:id="128"/>
-    <w:bookmarkStart w:id="129" w:name="guardar-sesión-actual"/>
+    <w:bookmarkEnd w:id="131"/>
+    <w:bookmarkStart w:id="132" w:name="guardar-sesión-actual"/>
     <w:p>
       <w:pPr>
         <w:pStyle w:val="Heading2"/>
@@ -28036,8 +28083,8 @@
         <w:t xml:space="preserve"> sesion_actual.kitty</w:t>
       </w:r>
     </w:p>
-    <w:bookmarkEnd w:id="129"/>
-    <w:bookmarkStart w:id="130" w:name="switching-sessions"/>
+    <w:bookmarkEnd w:id="132"/>
+    <w:bookmarkStart w:id="133" w:name="switching-sessions"/>
     <w:p>
       <w:pPr>
         <w:pStyle w:val="Heading2"/>
@@ -28227,9 +28274,9 @@
         <w:t xml:space="preserve">dev</w:t>
       </w:r>
     </w:p>
-    <w:bookmarkEnd w:id="130"/>
-    <w:bookmarkEnd w:id="131"/>
-    <w:bookmarkStart w:id="136" w:name="integración-con-shell"/>
+    <w:bookmarkEnd w:id="133"/>
+    <w:bookmarkEnd w:id="134"/>
+    <w:bookmarkStart w:id="139" w:name="integración-con-shell"/>
     <w:p>
       <w:pPr>
         <w:pStyle w:val="Heading1"/>
@@ -28238,7 +28285,7 @@
         <w:t xml:space="preserve">15. Integración con Shell</w:t>
       </w:r>
     </w:p>
-    <w:bookmarkStart w:id="132" w:name="shell-integration"/>
+    <w:bookmarkStart w:id="135" w:name="shell-integration"/>
     <w:p>
       <w:pPr>
         <w:pStyle w:val="Heading2"/>
@@ -28303,8 +28350,8 @@
         <w:t xml:space="preserve">Indicadores visuales</w:t>
       </w:r>
     </w:p>
-    <w:bookmarkEnd w:id="132"/>
-    <w:bookmarkStart w:id="133" w:name="habilitar"/>
+    <w:bookmarkEnd w:id="135"/>
+    <w:bookmarkStart w:id="136" w:name="habilitar"/>
     <w:p>
       <w:pPr>
         <w:pStyle w:val="Heading2"/>
@@ -28545,8 +28592,8 @@
         <w:t xml:space="preserve">no-sudo</w:t>
       </w:r>
     </w:p>
-    <w:bookmarkEnd w:id="133"/>
-    <w:bookmarkStart w:id="134" w:name="configuración-manual"/>
+    <w:bookmarkEnd w:id="136"/>
+    <w:bookmarkStart w:id="137" w:name="configuración-manual"/>
     <w:p>
       <w:pPr>
         <w:pStyle w:val="Heading2"/>
@@ -28986,8 +29033,8 @@
         <w:t xml:space="preserve">end</w:t>
       </w:r>
     </w:p>
-    <w:bookmarkEnd w:id="134"/>
-    <w:bookmarkStart w:id="135" w:name="características-con-shell-integration"/>
+    <w:bookmarkEnd w:id="137"/>
+    <w:bookmarkStart w:id="138" w:name="características-con-shell-integration"/>
     <w:p>
       <w:pPr>
         <w:pStyle w:val="Heading2"/>
@@ -29171,9 +29218,9 @@
         <w:t xml:space="preserve">Color diferente para comandos exitosos/fallidos</w:t>
       </w:r>
     </w:p>
-    <w:bookmarkEnd w:id="135"/>
-    <w:bookmarkEnd w:id="136"/>
-    <w:bookmarkStart w:id="143" w:name="marcas-marks"/>
+    <w:bookmarkEnd w:id="138"/>
+    <w:bookmarkEnd w:id="139"/>
+    <w:bookmarkStart w:id="146" w:name="marcas-marks"/>
     <w:p>
       <w:pPr>
         <w:pStyle w:val="Heading1"/>
@@ -29182,7 +29229,7 @@
         <w:t xml:space="preserve">16. Marcas (Marks)</w:t>
       </w:r>
     </w:p>
-    <w:bookmarkStart w:id="137" w:name="qué-son-las-marcas"/>
+    <w:bookmarkStart w:id="140" w:name="qué-son-las-marcas"/>
     <w:p>
       <w:pPr>
         <w:pStyle w:val="Heading2"/>
@@ -29199,8 +29246,8 @@
         <w:t xml:space="preserve">Sistema para resaltar texto basado en regex.</w:t>
       </w:r>
     </w:p>
-    <w:bookmarkEnd w:id="137"/>
-    <w:bookmarkStart w:id="138" w:name="tipos-de-marcas"/>
+    <w:bookmarkEnd w:id="140"/>
+    <w:bookmarkStart w:id="141" w:name="tipos-de-marcas"/>
     <w:p>
       <w:pPr>
         <w:pStyle w:val="Heading2"/>
@@ -29253,8 +29300,8 @@
         <w:t xml:space="preserve">mark3 (violet)</w:t>
       </w:r>
     </w:p>
-    <w:bookmarkEnd w:id="138"/>
-    <w:bookmarkStart w:id="139" w:name="configurar-colores"/>
+    <w:bookmarkEnd w:id="141"/>
+    <w:bookmarkStart w:id="142" w:name="configurar-colores"/>
     <w:p>
       <w:pPr>
         <w:pStyle w:val="Heading2"/>
@@ -29424,8 +29471,8 @@
         <w:t xml:space="preserve">#f274bc</w:t>
       </w:r>
     </w:p>
-    <w:bookmarkEnd w:id="139"/>
-    <w:bookmarkStart w:id="140" w:name="crear-marcas"/>
+    <w:bookmarkEnd w:id="142"/>
+    <w:bookmarkStart w:id="143" w:name="crear-marcas"/>
     <w:p>
       <w:pPr>
         <w:pStyle w:val="Heading2"/>
@@ -29837,8 +29884,8 @@
         <w:t xml:space="preserve">"^error.*"</w:t>
       </w:r>
     </w:p>
-    <w:bookmarkEnd w:id="140"/>
-    <w:bookmarkStart w:id="141" w:name="usar-marcas"/>
+    <w:bookmarkEnd w:id="143"/>
+    <w:bookmarkStart w:id="144" w:name="usar-marcas"/>
     <w:p>
       <w:pPr>
         <w:pStyle w:val="Heading2"/>
@@ -30195,8 +30242,8 @@
         <w:t xml:space="preserve">remove_marker</w:t>
       </w:r>
     </w:p>
-    <w:bookmarkEnd w:id="141"/>
-    <w:bookmarkStart w:id="142" w:name="ejemplo-completo-1"/>
+    <w:bookmarkEnd w:id="144"/>
+    <w:bookmarkStart w:id="145" w:name="ejemplo-completo-1"/>
     <w:p>
       <w:pPr>
         <w:pStyle w:val="Heading2"/>
@@ -30819,9 +30866,9 @@
         <w:t xml:space="preserve">remove_marker</w:t>
       </w:r>
     </w:p>
-    <w:bookmarkEnd w:id="142"/>
-    <w:bookmarkEnd w:id="143"/>
-    <w:bookmarkStart w:id="152" w:name="características-avanzadas"/>
+    <w:bookmarkEnd w:id="145"/>
+    <w:bookmarkEnd w:id="146"/>
+    <w:bookmarkStart w:id="155" w:name="características-avanzadas"/>
     <w:p>
       <w:pPr>
         <w:pStyle w:val="Heading1"/>
@@ -30830,7 +30877,7 @@
         <w:t xml:space="preserve">17. Características Avanzadas</w:t>
       </w:r>
     </w:p>
-    <w:bookmarkStart w:id="144" w:name="multiple-copypaste-buffers"/>
+    <w:bookmarkStart w:id="147" w:name="multiple-copypaste-buffers"/>
     <w:p>
       <w:pPr>
         <w:pStyle w:val="Heading2"/>
@@ -31042,8 +31089,8 @@
         <w:t xml:space="preserve">b</w:t>
       </w:r>
     </w:p>
-    <w:bookmarkEnd w:id="144"/>
-    <w:bookmarkStart w:id="145" w:name="keyboard-modes"/>
+    <w:bookmarkEnd w:id="147"/>
+    <w:bookmarkStart w:id="148" w:name="keyboard-modes"/>
     <w:p>
       <w:pPr>
         <w:pStyle w:val="Heading2"/>
@@ -31461,8 +31508,8 @@
         <w:t xml:space="preserve">pop_keyboard_mode</w:t>
       </w:r>
     </w:p>
-    <w:bookmarkEnd w:id="145"/>
-    <w:bookmarkStart w:id="146" w:name="per-application-mappings"/>
+    <w:bookmarkEnd w:id="148"/>
+    <w:bookmarkStart w:id="149" w:name="per-application-mappings"/>
     <w:p>
       <w:pPr>
         <w:pStyle w:val="Heading2"/>
@@ -31650,8 +31697,8 @@
         <w:t xml:space="preserve">j</w:t>
       </w:r>
     </w:p>
-    <w:bookmarkEnd w:id="146"/>
-    <w:bookmarkStart w:id="147" w:name="environment-variables"/>
+    <w:bookmarkEnd w:id="149"/>
+    <w:bookmarkStart w:id="150" w:name="environment-variables"/>
     <w:p>
       <w:pPr>
         <w:pStyle w:val="Heading2"/>
@@ -31866,8 +31913,8 @@
         <w:t xml:space="preserve">*</w:t>
       </w:r>
     </w:p>
-    <w:bookmarkEnd w:id="147"/>
-    <w:bookmarkStart w:id="148" w:name="watchers"/>
+    <w:bookmarkEnd w:id="150"/>
+    <w:bookmarkStart w:id="151" w:name="watchers"/>
     <w:p>
       <w:pPr>
         <w:pStyle w:val="Heading2"/>
@@ -32299,8 +32346,8 @@
         <w:t xml:space="preserve">watchers.py</w:t>
       </w:r>
     </w:p>
-    <w:bookmarkEnd w:id="148"/>
-    <w:bookmarkStart w:id="149" w:name="filtros-de-notificación"/>
+    <w:bookmarkEnd w:id="151"/>
+    <w:bookmarkStart w:id="152" w:name="filtros-de-notificación"/>
     <w:p>
       <w:pPr>
         <w:pStyle w:val="Heading2"/>
@@ -32503,8 +32550,8 @@
         <w:t xml:space="preserve">all</w:t>
       </w:r>
     </w:p>
-    <w:bookmarkEnd w:id="149"/>
-    <w:bookmarkStart w:id="150" w:name="allow-cloning"/>
+    <w:bookmarkEnd w:id="152"/>
+    <w:bookmarkStart w:id="153" w:name="allow-cloning"/>
     <w:p>
       <w:pPr>
         <w:pStyle w:val="Heading2"/>
@@ -32554,8 +32601,8 @@
         <w:t xml:space="preserve"># Opciones: yes, no, ask</w:t>
       </w:r>
     </w:p>
-    <w:bookmarkEnd w:id="150"/>
-    <w:bookmarkStart w:id="151" w:name="notificaciones-de-comando"/>
+    <w:bookmarkEnd w:id="153"/>
+    <w:bookmarkStart w:id="154" w:name="notificaciones-de-comando"/>
     <w:p>
       <w:pPr>
         <w:pStyle w:val="Heading2"/>
@@ -32758,9 +32805,9 @@
         <w:t xml:space="preserve">"%c"</w:t>
       </w:r>
     </w:p>
-    <w:bookmarkEnd w:id="151"/>
-    <w:bookmarkEnd w:id="152"/>
-    <w:bookmarkStart w:id="159" w:name="optimización-de-rendimiento"/>
+    <w:bookmarkEnd w:id="154"/>
+    <w:bookmarkEnd w:id="155"/>
+    <w:bookmarkStart w:id="162" w:name="optimización-de-rendimiento"/>
     <w:p>
       <w:pPr>
         <w:pStyle w:val="Heading1"/>
@@ -32769,7 +32816,7 @@
         <w:t xml:space="preserve">18. Optimización de Rendimiento</w:t>
       </w:r>
     </w:p>
-    <w:bookmarkStart w:id="153" w:name="repaint-delay"/>
+    <w:bookmarkStart w:id="156" w:name="repaint-delay"/>
     <w:p>
       <w:pPr>
         <w:pStyle w:val="Heading2"/>
@@ -32819,8 +32866,8 @@
         <w:t xml:space="preserve"># Menor = más FPS pero más CPU</w:t>
       </w:r>
     </w:p>
-    <w:bookmarkEnd w:id="153"/>
-    <w:bookmarkStart w:id="154" w:name="input-delay"/>
+    <w:bookmarkEnd w:id="156"/>
+    <w:bookmarkStart w:id="157" w:name="input-delay"/>
     <w:p>
       <w:pPr>
         <w:pStyle w:val="Heading2"/>
@@ -32870,8 +32917,8 @@
         <w:t xml:space="preserve"># Menor = más responsive pero más CPU</w:t>
       </w:r>
     </w:p>
-    <w:bookmarkEnd w:id="154"/>
-    <w:bookmarkStart w:id="155" w:name="sync-to-monitor"/>
+    <w:bookmarkEnd w:id="157"/>
+    <w:bookmarkStart w:id="158" w:name="sync-to-monitor"/>
     <w:p>
       <w:pPr>
         <w:pStyle w:val="Heading2"/>
@@ -32921,8 +32968,8 @@
         <w:t xml:space="preserve"># no = más FPS pero posible tearing</w:t>
       </w:r>
     </w:p>
-    <w:bookmarkEnd w:id="155"/>
-    <w:bookmarkStart w:id="156" w:name="scrollback-1"/>
+    <w:bookmarkEnd w:id="158"/>
+    <w:bookmarkStart w:id="159" w:name="scrollback-1"/>
     <w:p>
       <w:pPr>
         <w:pStyle w:val="Heading2"/>
@@ -32996,8 +33043,8 @@
         <w:t xml:space="preserve">10</w:t>
       </w:r>
     </w:p>
-    <w:bookmarkEnd w:id="156"/>
-    <w:bookmarkStart w:id="157" w:name="text-composition"/>
+    <w:bookmarkEnd w:id="159"/>
+    <w:bookmarkStart w:id="160" w:name="text-composition"/>
     <w:p>
       <w:pPr>
         <w:pStyle w:val="Heading2"/>
@@ -33047,8 +33094,8 @@
         <w:t xml:space="preserve"># platform, legacy, o números para ajuste fino</w:t>
       </w:r>
     </w:p>
-    <w:bookmarkEnd w:id="157"/>
-    <w:bookmarkStart w:id="158" w:name="opengl"/>
+    <w:bookmarkEnd w:id="160"/>
+    <w:bookmarkStart w:id="161" w:name="opengl"/>
     <w:p>
       <w:pPr>
         <w:pStyle w:val="Heading2"/>
@@ -33164,9 +33211,9 @@
         <w:t xml:space="preserve"> apt upgrade</w:t>
       </w:r>
     </w:p>
-    <w:bookmarkEnd w:id="158"/>
-    <w:bookmarkEnd w:id="159"/>
-    <w:bookmarkStart w:id="170" w:name="trucos-y-tips"/>
+    <w:bookmarkEnd w:id="161"/>
+    <w:bookmarkEnd w:id="162"/>
+    <w:bookmarkStart w:id="173" w:name="trucos-y-tips"/>
     <w:p>
       <w:pPr>
         <w:pStyle w:val="Heading1"/>
@@ -33175,7 +33222,7 @@
         <w:t xml:space="preserve">19. Trucos y Tips</w:t>
       </w:r>
     </w:p>
-    <w:bookmarkStart w:id="160" w:name="cambiar-directorio-del-shell-al-salir"/>
+    <w:bookmarkStart w:id="163" w:name="cambiar-directorio-del-shell-al-salir"/>
     <w:p>
       <w:pPr>
         <w:pStyle w:val="Heading2"/>
@@ -33228,8 +33275,8 @@
         <w:t xml:space="preserve">"kitten icat"</w:t>
       </w:r>
     </w:p>
-    <w:bookmarkEnd w:id="160"/>
-    <w:bookmarkStart w:id="161" w:name="previsualizar-imágenes"/>
+    <w:bookmarkEnd w:id="163"/>
+    <w:bookmarkStart w:id="164" w:name="previsualizar-imágenes"/>
     <w:p>
       <w:pPr>
         <w:pStyle w:val="Heading2"/>
@@ -33279,8 +33326,8 @@
         <w:t xml:space="preserve"> preview_images_method kitty</w:t>
       </w:r>
     </w:p>
-    <w:bookmarkEnd w:id="161"/>
-    <w:bookmarkStart w:id="162" w:name="integración-con-neovim"/>
+    <w:bookmarkEnd w:id="164"/>
+    <w:bookmarkStart w:id="165" w:name="integración-con-neovim"/>
     <w:p>
       <w:pPr>
         <w:pStyle w:val="Heading2"/>
@@ -33456,8 +33503,8 @@
         <w:t xml:space="preserve">)</w:t>
       </w:r>
     </w:p>
-    <w:bookmarkEnd w:id="162"/>
-    <w:bookmarkStart w:id="163" w:name="ssh-con-túneles"/>
+    <w:bookmarkEnd w:id="165"/>
+    <w:bookmarkStart w:id="166" w:name="ssh-con-túneles"/>
     <w:p>
       <w:pPr>
         <w:pStyle w:val="Heading2"/>
@@ -33531,8 +33578,8 @@
         <w:t xml:space="preserve"> ssh servidor</w:t>
       </w:r>
     </w:p>
-    <w:bookmarkEnd w:id="163"/>
-    <w:bookmarkStart w:id="164" w:name="diff-de-directorios"/>
+    <w:bookmarkEnd w:id="166"/>
+    <w:bookmarkStart w:id="167" w:name="diff-de-directorios"/>
     <w:p>
       <w:pPr>
         <w:pStyle w:val="Heading2"/>
@@ -33558,8 +33605,8 @@
         <w:t xml:space="preserve"> diff dir1/ dir2/</w:t>
       </w:r>
     </w:p>
-    <w:bookmarkEnd w:id="164"/>
-    <w:bookmarkStart w:id="165" w:name="broadcast-input"/>
+    <w:bookmarkEnd w:id="167"/>
+    <w:bookmarkStart w:id="168" w:name="broadcast-input"/>
     <w:p>
       <w:pPr>
         <w:pStyle w:val="Heading2"/>
@@ -33612,8 +33659,8 @@
         <w:t xml:space="preserve">"title:server*"</w:t>
       </w:r>
     </w:p>
-    <w:bookmarkEnd w:id="165"/>
-    <w:bookmarkStart w:id="166" w:name="quick-terminal-quake-style"/>
+    <w:bookmarkEnd w:id="168"/>
+    <w:bookmarkStart w:id="169" w:name="quick-terminal-quake-style"/>
     <w:p>
       <w:pPr>
         <w:pStyle w:val="Heading2"/>
@@ -33896,8 +33943,8 @@
         <w:t xml:space="preserve">bindsym $mod+grave exec ~/.local/bin/kitty-quake.sh</w:t>
       </w:r>
     </w:p>
-    <w:bookmarkEnd w:id="166"/>
-    <w:bookmarkStart w:id="167" w:name="urls-personalizadas"/>
+    <w:bookmarkEnd w:id="169"/>
+    <w:bookmarkStart w:id="170" w:name="urls-personalizadas"/>
     <w:p>
       <w:pPr>
         <w:pStyle w:val="Heading2"/>
@@ -34082,8 +34129,8 @@
         <w:t xml:space="preserve">@</w:t>
       </w:r>
     </w:p>
-    <w:bookmarkEnd w:id="167"/>
-    <w:bookmarkStart w:id="168" w:name="layouts-personalizados"/>
+    <w:bookmarkEnd w:id="170"/>
+    <w:bookmarkStart w:id="171" w:name="layouts-personalizados"/>
     <w:p>
       <w:pPr>
         <w:pStyle w:val="Heading2"/>
@@ -34258,8 +34305,8 @@
         <w:t xml:space="preserve">pass</w:t>
       </w:r>
     </w:p>
-    <w:bookmarkEnd w:id="168"/>
-    <w:bookmarkStart w:id="169" w:name="themevar-para-colores-dinámicos"/>
+    <w:bookmarkEnd w:id="171"/>
+    <w:bookmarkStart w:id="172" w:name="themevar-para-colores-dinámicos"/>
     <w:p>
       <w:pPr>
         <w:pStyle w:val="Heading2"/>
@@ -34423,9 +34470,9 @@
         <w:t xml:space="preserve">}</w:t>
       </w:r>
     </w:p>
-    <w:bookmarkEnd w:id="169"/>
-    <w:bookmarkEnd w:id="170"/>
-    <w:bookmarkStart w:id="180" w:name="solución-de-problemas"/>
+    <w:bookmarkEnd w:id="172"/>
+    <w:bookmarkEnd w:id="173"/>
+    <w:bookmarkStart w:id="183" w:name="solución-de-problemas"/>
     <w:p>
       <w:pPr>
         <w:pStyle w:val="Heading1"/>
@@ -34434,7 +34481,7 @@
         <w:t xml:space="preserve">20. Solución de Problemas</w:t>
       </w:r>
     </w:p>
-    <w:bookmarkStart w:id="171" w:name="problemas-comunes"/>
+    <w:bookmarkStart w:id="174" w:name="problemas-comunes"/>
     <w:p>
       <w:pPr>
         <w:pStyle w:val="Heading2"/>
@@ -34443,8 +34490,8 @@
         <w:t xml:space="preserve">20.1 Problemas Comunes</w:t>
       </w:r>
     </w:p>
-    <w:bookmarkEnd w:id="171"/>
-    <w:bookmarkStart w:id="172" w:name="ligaduras-no-funcionan"/>
+    <w:bookmarkEnd w:id="174"/>
+    <w:bookmarkStart w:id="175" w:name="ligaduras-no-funcionan"/>
     <w:p>
       <w:pPr>
         <w:pStyle w:val="Heading2"/>
@@ -34715,8 +34762,8 @@
         <w:t xml:space="preserve">fonts-firacode</w:t>
       </w:r>
     </w:p>
-    <w:bookmarkEnd w:id="172"/>
-    <w:bookmarkStart w:id="173" w:name="colores-incorrectos"/>
+    <w:bookmarkEnd w:id="175"/>
+    <w:bookmarkStart w:id="176" w:name="colores-incorrectos"/>
     <w:p>
       <w:pPr>
         <w:pStyle w:val="Heading2"/>
@@ -34903,8 +34950,8 @@
         <w:t xml:space="preserve">terminfo</w:t>
       </w:r>
     </w:p>
-    <w:bookmarkEnd w:id="173"/>
-    <w:bookmarkStart w:id="174" w:name="imágenes-no-se-muestran"/>
+    <w:bookmarkEnd w:id="176"/>
+    <w:bookmarkStart w:id="177" w:name="imágenes-no-se-muestran"/>
     <w:p>
       <w:pPr>
         <w:pStyle w:val="Heading2"/>
@@ -35070,8 +35117,8 @@
         <w:t xml:space="preserve"> apt upgrade</w:t>
       </w:r>
     </w:p>
-    <w:bookmarkEnd w:id="174"/>
-    <w:bookmarkStart w:id="175" w:name="performance-lento"/>
+    <w:bookmarkEnd w:id="177"/>
+    <w:bookmarkStart w:id="178" w:name="performance-lento"/>
     <w:p>
       <w:pPr>
         <w:pStyle w:val="Heading2"/>
@@ -35288,8 +35335,8 @@
         <w:t xml:space="preserve">0</w:t>
       </w:r>
     </w:p>
-    <w:bookmarkEnd w:id="175"/>
-    <w:bookmarkStart w:id="176" w:name="remote-control-no-funciona"/>
+    <w:bookmarkEnd w:id="178"/>
+    <w:bookmarkStart w:id="179" w:name="remote-control-no-funciona"/>
     <w:p>
       <w:pPr>
         <w:pStyle w:val="Heading2"/>
@@ -35563,8 +35610,8 @@
         <w:t xml:space="preserve">kitty</w:t>
       </w:r>
     </w:p>
-    <w:bookmarkEnd w:id="176"/>
-    <w:bookmarkStart w:id="177" w:name="fuentes-borrosas"/>
+    <w:bookmarkEnd w:id="179"/>
+    <w:bookmarkStart w:id="180" w:name="fuentes-borrosas"/>
     <w:p>
       <w:pPr>
         <w:pStyle w:val="Heading2"/>
@@ -35674,8 +35721,8 @@
         <w:t xml:space="preserve">30</w:t>
       </w:r>
     </w:p>
-    <w:bookmarkEnd w:id="177"/>
-    <w:bookmarkStart w:id="178" w:name="clipboard-no-funciona"/>
+    <w:bookmarkEnd w:id="180"/>
+    <w:bookmarkStart w:id="181" w:name="clipboard-no-funciona"/>
     <w:p>
       <w:pPr>
         <w:pStyle w:val="Heading2"/>
@@ -35805,8 +35852,8 @@
         <w:t xml:space="preserve"> apt install wl-clipboard</w:t>
       </w:r>
     </w:p>
-    <w:bookmarkEnd w:id="178"/>
-    <w:bookmarkStart w:id="179" w:name="debugging"/>
+    <w:bookmarkEnd w:id="181"/>
+    <w:bookmarkStart w:id="182" w:name="debugging"/>
     <w:p>
       <w:pPr>
         <w:pStyle w:val="Heading2"/>
@@ -35945,9 +35992,9 @@
         <w:t xml:space="preserve">~/Library/Logs/kitty</w:t>
       </w:r>
     </w:p>
-    <w:bookmarkEnd w:id="179"/>
-    <w:bookmarkEnd w:id="180"/>
-    <w:bookmarkStart w:id="186" w:name="referencia-completa"/>
+    <w:bookmarkEnd w:id="182"/>
+    <w:bookmarkEnd w:id="183"/>
+    <w:bookmarkStart w:id="189" w:name="referencia-completa"/>
     <w:p>
       <w:pPr>
         <w:pStyle w:val="Heading1"/>
@@ -35956,7 +36003,7 @@
         <w:t xml:space="preserve">21. Referencia Completa</w:t>
       </w:r>
     </w:p>
-    <w:bookmarkStart w:id="181" w:name="archivos-de-configuración"/>
+    <w:bookmarkStart w:id="184" w:name="archivos-de-configuración"/>
     <w:p>
       <w:pPr>
         <w:pStyle w:val="Heading2"/>
@@ -36057,8 +36104,8 @@
         <w:t xml:space="preserve">└── watchers.py            # Watchers de eventos</w:t>
       </w:r>
     </w:p>
-    <w:bookmarkEnd w:id="181"/>
-    <w:bookmarkStart w:id="182" w:name="variables-de-entorno"/>
+    <w:bookmarkEnd w:id="184"/>
+    <w:bookmarkStart w:id="185" w:name="variables-de-entorno"/>
     <w:p>
       <w:pPr>
         <w:pStyle w:val="Heading2"/>
@@ -36174,8 +36221,8 @@
         <w:t xml:space="preserve"># Socket de remote control</w:t>
       </w:r>
     </w:p>
-    <w:bookmarkEnd w:id="182"/>
-    <w:bookmarkStart w:id="183" w:name="códigos-de-escape-útiles"/>
+    <w:bookmarkEnd w:id="185"/>
+    <w:bookmarkStart w:id="186" w:name="códigos-de-escape-útiles"/>
     <w:p>
       <w:pPr>
         <w:pStyle w:val="Heading2"/>
@@ -36348,8 +36395,8 @@
         <w:t xml:space="preserve">\007"</w:t>
       </w:r>
     </w:p>
-    <w:bookmarkEnd w:id="183"/>
-    <w:bookmarkStart w:id="184" w:name="api-de-remote-control"/>
+    <w:bookmarkEnd w:id="186"/>
+    <w:bookmarkStart w:id="187" w:name="api-de-remote-control"/>
     <w:p>
       <w:pPr>
         <w:pStyle w:val="Heading2"/>
@@ -36643,8 +36690,8 @@
         <w:t xml:space="preserve">- Cambiar layout</w:t>
       </w:r>
     </w:p>
-    <w:bookmarkEnd w:id="184"/>
-    <w:bookmarkStart w:id="185" w:name="comparison-chart"/>
+    <w:bookmarkEnd w:id="187"/>
+    <w:bookmarkStart w:id="188" w:name="comparison-chart"/>
     <w:p>
       <w:pPr>
         <w:pStyle w:val="Heading2"/>
@@ -37297,9 +37344,9 @@
         </w:tc>
       </w:tr>
     </w:tbl>
-    <w:bookmarkEnd w:id="185"/>
-    <w:bookmarkEnd w:id="186"/>
-    <w:bookmarkStart w:id="190" w:name="conclusión"/>
+    <w:bookmarkEnd w:id="188"/>
+    <w:bookmarkEnd w:id="189"/>
+    <w:bookmarkStart w:id="193" w:name="conclusión"/>
     <w:p>
       <w:pPr>
         <w:pStyle w:val="Heading1"/>
@@ -37308,7 +37355,7 @@
         <w:t xml:space="preserve">22. Conclusión</w:t>
       </w:r>
     </w:p>
-    <w:bookmarkStart w:id="187" w:name="roadmap-de-aprendizaje"/>
+    <w:bookmarkStart w:id="190" w:name="roadmap-de-aprendizaje"/>
     <w:p>
       <w:pPr>
         <w:pStyle w:val="Heading2"/>
@@ -37509,8 +37556,8 @@
         <w:t xml:space="preserve">Automatización completa</w:t>
       </w:r>
     </w:p>
-    <w:bookmarkEnd w:id="187"/>
-    <w:bookmarkStart w:id="188" w:name="recursos"/>
+    <w:bookmarkEnd w:id="190"/>
+    <w:bookmarkStart w:id="191" w:name="recursos"/>
     <w:p>
       <w:pPr>
         <w:pStyle w:val="Heading2"/>
@@ -37663,8 +37710,8 @@
         <w:t xml:space="preserve">https://github.com/search?q=kitty.conf</w:t>
       </w:r>
     </w:p>
-    <w:bookmarkEnd w:id="188"/>
-    <w:bookmarkStart w:id="189" w:name="tips-finales"/>
+    <w:bookmarkEnd w:id="191"/>
+    <w:bookmarkStart w:id="192" w:name="tips-finales"/>
     <w:p>
       <w:pPr>
         <w:pStyle w:val="Heading2"/>
@@ -37825,9 +37872,9 @@
         <w:t xml:space="preserve">: Reporta bugs, sugestiones, o crea kittens</w:t>
       </w:r>
     </w:p>
-    <w:bookmarkEnd w:id="189"/>
-    <w:bookmarkEnd w:id="190"/>
-    <w:bookmarkStart w:id="225" w:name="publicaciones-similares"/>
+    <w:bookmarkEnd w:id="192"/>
+    <w:bookmarkEnd w:id="193"/>
+    <w:bookmarkStart w:id="228" w:name="publicaciones-similares"/>
     <w:p>
       <w:pPr>
         <w:pStyle w:val="Heading1"/>
@@ -37852,11 +37899,11 @@
           <w:numId w:val="1026"/>
         </w:numPr>
       </w:pPr>
-      <w:hyperlink r:id="rId191"/>
-      <w:r>
-        <w:t xml:space="preserve"> </w:t>
-      </w:r>
-      <w:hyperlink r:id="rId192">
+      <w:hyperlink r:id="rId194"/>
+      <w:r>
+        <w:t xml:space="preserve"> </w:t>
+      </w:r>
+      <w:hyperlink r:id="rId195">
         <w:r>
           <w:rPr>
             <w:rStyle w:val="Hyperlink"/>
@@ -37873,11 +37920,11 @@
           <w:numId w:val="1026"/>
         </w:numPr>
       </w:pPr>
-      <w:hyperlink r:id="rId193"/>
-      <w:r>
-        <w:t xml:space="preserve"> </w:t>
-      </w:r>
-      <w:hyperlink r:id="rId194">
+      <w:hyperlink r:id="rId196"/>
+      <w:r>
+        <w:t xml:space="preserve"> </w:t>
+      </w:r>
+      <w:hyperlink r:id="rId197">
         <w:r>
           <w:rPr>
             <w:rStyle w:val="Hyperlink"/>
@@ -37894,11 +37941,11 @@
           <w:numId w:val="1026"/>
         </w:numPr>
       </w:pPr>
-      <w:hyperlink r:id="rId195"/>
-      <w:r>
-        <w:t xml:space="preserve"> </w:t>
-      </w:r>
-      <w:hyperlink r:id="rId196">
+      <w:hyperlink r:id="rId198"/>
+      <w:r>
+        <w:t xml:space="preserve"> </w:t>
+      </w:r>
+      <w:hyperlink r:id="rId199">
         <w:r>
           <w:rPr>
             <w:rStyle w:val="Hyperlink"/>
@@ -37915,11 +37962,11 @@
           <w:numId w:val="1026"/>
         </w:numPr>
       </w:pPr>
-      <w:hyperlink r:id="rId197"/>
-      <w:r>
-        <w:t xml:space="preserve"> </w:t>
-      </w:r>
-      <w:hyperlink r:id="rId198">
+      <w:hyperlink r:id="rId200"/>
+      <w:r>
+        <w:t xml:space="preserve"> </w:t>
+      </w:r>
+      <w:hyperlink r:id="rId201">
         <w:r>
           <w:rPr>
             <w:rStyle w:val="Hyperlink"/>
@@ -37936,11 +37983,11 @@
           <w:numId w:val="1026"/>
         </w:numPr>
       </w:pPr>
-      <w:hyperlink r:id="rId199"/>
-      <w:r>
-        <w:t xml:space="preserve"> </w:t>
-      </w:r>
-      <w:hyperlink r:id="rId200">
+      <w:hyperlink r:id="rId202"/>
+      <w:r>
+        <w:t xml:space="preserve"> </w:t>
+      </w:r>
+      <w:hyperlink r:id="rId203">
         <w:r>
           <w:rPr>
             <w:rStyle w:val="Hyperlink"/>
@@ -37957,11 +38004,11 @@
           <w:numId w:val="1026"/>
         </w:numPr>
       </w:pPr>
-      <w:hyperlink r:id="rId201"/>
-      <w:r>
-        <w:t xml:space="preserve"> </w:t>
-      </w:r>
-      <w:hyperlink r:id="rId202">
+      <w:hyperlink r:id="rId204"/>
+      <w:r>
+        <w:t xml:space="preserve"> </w:t>
+      </w:r>
+      <w:hyperlink r:id="rId205">
         <w:r>
           <w:rPr>
             <w:rStyle w:val="Hyperlink"/>
@@ -37978,11 +38025,11 @@
           <w:numId w:val="1026"/>
         </w:numPr>
       </w:pPr>
-      <w:hyperlink r:id="rId203"/>
-      <w:r>
-        <w:t xml:space="preserve"> </w:t>
-      </w:r>
-      <w:hyperlink r:id="rId204">
+      <w:hyperlink r:id="rId206"/>
+      <w:r>
+        <w:t xml:space="preserve"> </w:t>
+      </w:r>
+      <w:hyperlink r:id="rId207">
         <w:r>
           <w:rPr>
             <w:rStyle w:val="Hyperlink"/>
@@ -37999,11 +38046,11 @@
           <w:numId w:val="1026"/>
         </w:numPr>
       </w:pPr>
-      <w:hyperlink r:id="rId205"/>
-      <w:r>
-        <w:t xml:space="preserve"> </w:t>
-      </w:r>
-      <w:hyperlink r:id="rId206">
+      <w:hyperlink r:id="rId208"/>
+      <w:r>
+        <w:t xml:space="preserve"> </w:t>
+      </w:r>
+      <w:hyperlink r:id="rId209">
         <w:r>
           <w:rPr>
             <w:rStyle w:val="Hyperlink"/>
@@ -38020,11 +38067,11 @@
           <w:numId w:val="1026"/>
         </w:numPr>
       </w:pPr>
-      <w:hyperlink r:id="rId207"/>
-      <w:r>
-        <w:t xml:space="preserve"> </w:t>
-      </w:r>
-      <w:hyperlink r:id="rId208">
+      <w:hyperlink r:id="rId210"/>
+      <w:r>
+        <w:t xml:space="preserve"> </w:t>
+      </w:r>
+      <w:hyperlink r:id="rId211">
         <w:r>
           <w:rPr>
             <w:rStyle w:val="Hyperlink"/>
@@ -38041,11 +38088,11 @@
           <w:numId w:val="1026"/>
         </w:numPr>
       </w:pPr>
-      <w:hyperlink r:id="rId209"/>
-      <w:r>
-        <w:t xml:space="preserve"> </w:t>
-      </w:r>
-      <w:hyperlink r:id="rId210">
+      <w:hyperlink r:id="rId212"/>
+      <w:r>
+        <w:t xml:space="preserve"> </w:t>
+      </w:r>
+      <w:hyperlink r:id="rId213">
         <w:r>
           <w:rPr>
             <w:rStyle w:val="Hyperlink"/>
@@ -38062,11 +38109,11 @@
           <w:numId w:val="1026"/>
         </w:numPr>
       </w:pPr>
-      <w:hyperlink r:id="rId211"/>
-      <w:r>
-        <w:t xml:space="preserve"> </w:t>
-      </w:r>
-      <w:hyperlink r:id="rId212">
+      <w:hyperlink r:id="rId214"/>
+      <w:r>
+        <w:t xml:space="preserve"> </w:t>
+      </w:r>
+      <w:hyperlink r:id="rId215">
         <w:r>
           <w:rPr>
             <w:rStyle w:val="Hyperlink"/>
@@ -38083,11 +38130,11 @@
           <w:numId w:val="1026"/>
         </w:numPr>
       </w:pPr>
-      <w:hyperlink r:id="rId213"/>
-      <w:r>
-        <w:t xml:space="preserve"> </w:t>
-      </w:r>
-      <w:hyperlink r:id="rId214">
+      <w:hyperlink r:id="rId216"/>
+      <w:r>
+        <w:t xml:space="preserve"> </w:t>
+      </w:r>
+      <w:hyperlink r:id="rId217">
         <w:r>
           <w:rPr>
             <w:rStyle w:val="Hyperlink"/>
@@ -38104,11 +38151,11 @@
           <w:numId w:val="1026"/>
         </w:numPr>
       </w:pPr>
-      <w:hyperlink r:id="rId215"/>
-      <w:r>
-        <w:t xml:space="preserve"> </w:t>
-      </w:r>
-      <w:hyperlink r:id="rId216">
+      <w:hyperlink r:id="rId218"/>
+      <w:r>
+        <w:t xml:space="preserve"> </w:t>
+      </w:r>
+      <w:hyperlink r:id="rId219">
         <w:r>
           <w:rPr>
             <w:rStyle w:val="Hyperlink"/>
@@ -38125,11 +38172,11 @@
           <w:numId w:val="1026"/>
         </w:numPr>
       </w:pPr>
-      <w:hyperlink r:id="rId217"/>
-      <w:r>
-        <w:t xml:space="preserve"> </w:t>
-      </w:r>
-      <w:hyperlink r:id="rId218">
+      <w:hyperlink r:id="rId220"/>
+      <w:r>
+        <w:t xml:space="preserve"> </w:t>
+      </w:r>
+      <w:hyperlink r:id="rId221">
         <w:r>
           <w:rPr>
             <w:rStyle w:val="Hyperlink"/>
@@ -38146,11 +38193,11 @@
           <w:numId w:val="1026"/>
         </w:numPr>
       </w:pPr>
-      <w:hyperlink r:id="rId219"/>
-      <w:r>
-        <w:t xml:space="preserve"> </w:t>
-      </w:r>
-      <w:hyperlink r:id="rId220">
+      <w:hyperlink r:id="rId222"/>
+      <w:r>
+        <w:t xml:space="preserve"> </w:t>
+      </w:r>
+      <w:hyperlink r:id="rId223">
         <w:r>
           <w:rPr>
             <w:rStyle w:val="Hyperlink"/>
@@ -38167,11 +38214,11 @@
           <w:numId w:val="1026"/>
         </w:numPr>
       </w:pPr>
-      <w:hyperlink r:id="rId221"/>
-      <w:r>
-        <w:t xml:space="preserve"> </w:t>
-      </w:r>
-      <w:hyperlink r:id="rId222">
+      <w:hyperlink r:id="rId224"/>
+      <w:r>
+        <w:t xml:space="preserve"> </w:t>
+      </w:r>
+      <w:hyperlink r:id="rId225">
         <w:r>
           <w:rPr>
             <w:rStyle w:val="Hyperlink"/>
@@ -38188,11 +38235,11 @@
           <w:numId w:val="1026"/>
         </w:numPr>
       </w:pPr>
-      <w:hyperlink r:id="rId223"/>
-      <w:r>
-        <w:t xml:space="preserve"> </w:t>
-      </w:r>
-      <w:hyperlink r:id="rId224">
+      <w:hyperlink r:id="rId226"/>
+      <w:r>
+        <w:t xml:space="preserve"> </w:t>
+      </w:r>
+      <w:hyperlink r:id="rId227">
         <w:r>
           <w:rPr>
             <w:rStyle w:val="Hyperlink"/>
@@ -38209,7 +38256,7 @@
         <w:t xml:space="preserve">Esperamos que encuentres estas publicaciones igualmente interesantes y útiles. ¡Disfruta de la lectura!</w:t>
       </w:r>
     </w:p>
-    <w:bookmarkEnd w:id="225"/>
+    <w:bookmarkEnd w:id="228"/>
     <w:sectPr>
       <w:headerReference r:id="rId9" w:type="even"/>
       <w:headerReference r:id="rId11" w:type="default"/>

--- a/_site/operating-system/2025-12-31-guia-de-kitty-terminal/index.docx
+++ b/_site/operating-system/2025-12-31-guia-de-kitty-terminal/index.docx
@@ -44,7 +44,7 @@
         <w:t xml:space="preserve"> </w:t>
       </w:r>
     </w:p>
-    <w:bookmarkStart w:id="20" w:name="title"/>
+    <w:bookmarkStart w:id="22" w:name="title"/>
     <w:p>
       <w:pPr>
         <w:pStyle w:val="Heading1"/>
@@ -93,8 +93,8 @@
         <w:t xml:space="preserve"> </w:t>
       </w:r>
     </w:p>
-    <w:bookmarkEnd w:id="20"/>
-    <w:bookmarkStart w:id="24" w:name="author-note"/>
+    <w:bookmarkEnd w:id="22"/>
+    <w:bookmarkStart w:id="26" w:name="author-note"/>
     <w:p>
       <w:pPr>
         <w:pStyle w:val="Heading1"/>
@@ -113,15 +113,15 @@
       <w:r>
         <w:t xml:space="preserve"> </w:t>
       </w:r>
-      <w:bookmarkStart w:id="21" w:name="orchid"/>
+      <w:bookmarkStart w:id="23" w:name="orchid"/>
       <w:r>
         <w:t xml:space="preserve">Orcid ID Logo: A green circle with white letters ID</w:t>
       </w:r>
-      <w:bookmarkEnd w:id="21"/>
-      <w:r>
-        <w:t xml:space="preserve"> </w:t>
-      </w:r>
-      <w:hyperlink r:id="rId22">
+      <w:bookmarkEnd w:id="23"/>
+      <w:r>
+        <w:t xml:space="preserve"> </w:t>
+      </w:r>
+      <w:hyperlink r:id="rId24">
         <w:r>
           <w:rPr>
             <w:rStyle w:val="Hyperlink"/>
@@ -173,7 +173,7 @@
       <w:r>
         <w:t xml:space="preserve"> </w:t>
       </w:r>
-      <w:hyperlink r:id="rId23">
+      <w:hyperlink r:id="rId25">
         <w:r>
           <w:rPr>
             <w:rStyle w:val="Hyperlink"/>
@@ -187,8 +187,8 @@
         <w:br w:type="page"/>
       </w:r>
     </w:p>
-    <w:bookmarkEnd w:id="24"/>
-    <w:bookmarkStart w:id="25" w:name="abstract"/>
+    <w:bookmarkEnd w:id="26"/>
+    <w:bookmarkStart w:id="27" w:name="abstract"/>
     <w:p>
       <w:pPr>
         <w:pStyle w:val="Heading1"/>
@@ -225,8 +225,8 @@
         <w:br w:type="page"/>
       </w:r>
     </w:p>
-    <w:bookmarkEnd w:id="25"/>
-    <w:bookmarkStart w:id="29" w:name="firstheader"/>
+    <w:bookmarkEnd w:id="27"/>
+    <w:bookmarkStart w:id="31" w:name="firstheader"/>
     <w:p>
       <w:pPr>
         <w:pStyle w:val="Heading1"/>
@@ -244,18 +244,18 @@
           <wp:inline>
             <wp:extent cx="5943600" cy="3201115"/>
             <wp:effectExtent b="0" l="0" r="0" t="0"/>
-            <wp:docPr descr="" title="" id="27" name="Picture"/>
+            <wp:docPr descr="" title="" id="29" name="Picture"/>
             <a:graphic>
               <a:graphicData uri="http://schemas.openxmlformats.org/drawingml/2006/picture">
                 <pic:pic>
                   <pic:nvPicPr>
-                    <pic:cNvPr descr="featured.png" id="28" name="Picture"/>
+                    <pic:cNvPr descr="featured.png" id="30" name="Picture"/>
                     <pic:cNvPicPr>
                       <a:picLocks noChangeArrowheads="1" noChangeAspect="1"/>
                     </pic:cNvPicPr>
                   </pic:nvPicPr>
                   <pic:blipFill>
-                    <a:blip r:embed="rId26"/>
+                    <a:blip r:embed="rId28"/>
                     <a:stretch>
                       <a:fillRect/>
                     </a:stretch>
@@ -1040,8 +1040,8 @@
         </w:tc>
       </w:tr>
     </w:tbl>
-    <w:bookmarkEnd w:id="29"/>
-    <w:bookmarkStart w:id="36" w:name="instalación"/>
+    <w:bookmarkEnd w:id="31"/>
+    <w:bookmarkStart w:id="38" w:name="instalación"/>
     <w:p>
       <w:pPr>
         <w:pStyle w:val="Heading1"/>
@@ -1050,7 +1050,7 @@
         <w:t xml:space="preserve">1. Instalación</w:t>
       </w:r>
     </w:p>
-    <w:bookmarkStart w:id="30" w:name="requisitos-del-sistema"/>
+    <w:bookmarkStart w:id="32" w:name="requisitos-del-sistema"/>
     <w:p>
       <w:pPr>
         <w:pStyle w:val="Heading2"/>
@@ -1155,8 +1155,8 @@
         <w:t xml:space="preserve">Fuente con ligaduras (FiraCode, JetBrains Mono)</w:t>
       </w:r>
     </w:p>
-    <w:bookmarkEnd w:id="30"/>
-    <w:bookmarkStart w:id="31" w:name="linux"/>
+    <w:bookmarkEnd w:id="32"/>
+    <w:bookmarkStart w:id="33" w:name="linux"/>
     <w:p>
       <w:pPr>
         <w:pStyle w:val="Heading2"/>
@@ -1329,8 +1329,8 @@
         <w:t xml:space="preserve"> /dev/stdin</w:t>
       </w:r>
     </w:p>
-    <w:bookmarkEnd w:id="31"/>
-    <w:bookmarkStart w:id="32" w:name="macos"/>
+    <w:bookmarkEnd w:id="33"/>
+    <w:bookmarkStart w:id="34" w:name="macos"/>
     <w:p>
       <w:pPr>
         <w:pStyle w:val="Heading2"/>
@@ -1400,8 +1400,8 @@
         <w:t xml:space="preserve">Descargar desde: https://github.com/kovidgoyal/kitty/releases</w:t>
       </w:r>
     </w:p>
-    <w:bookmarkEnd w:id="32"/>
-    <w:bookmarkStart w:id="33" w:name="windows-wsl"/>
+    <w:bookmarkEnd w:id="34"/>
+    <w:bookmarkStart w:id="35" w:name="windows-wsl"/>
     <w:p>
       <w:pPr>
         <w:pStyle w:val="Heading2"/>
@@ -1463,8 +1463,8 @@
         <w:t xml:space="preserve"> /dev/stdin</w:t>
       </w:r>
     </w:p>
-    <w:bookmarkEnd w:id="33"/>
-    <w:bookmarkStart w:id="34" w:name="verificar-instalación"/>
+    <w:bookmarkEnd w:id="35"/>
+    <w:bookmarkStart w:id="36" w:name="verificar-instalación"/>
     <w:p>
       <w:pPr>
         <w:pStyle w:val="Heading2"/>
@@ -1496,8 +1496,8 @@
         <w:t xml:space="preserve">--version</w:t>
       </w:r>
     </w:p>
-    <w:bookmarkEnd w:id="34"/>
-    <w:bookmarkStart w:id="35" w:name="instalación-de-dependencias-opcionales"/>
+    <w:bookmarkEnd w:id="36"/>
+    <w:bookmarkStart w:id="37" w:name="instalación-de-dependencias-opcionales"/>
     <w:p>
       <w:pPr>
         <w:pStyle w:val="Heading2"/>
@@ -1601,9 +1601,9 @@
         <w:t xml:space="preserve"># Búsqueda rápida</w:t>
       </w:r>
     </w:p>
-    <w:bookmarkEnd w:id="35"/>
-    <w:bookmarkEnd w:id="36"/>
-    <w:bookmarkStart w:id="39" w:name="filosofía-y-diseño"/>
+    <w:bookmarkEnd w:id="37"/>
+    <w:bookmarkEnd w:id="38"/>
+    <w:bookmarkStart w:id="41" w:name="filosofía-y-diseño"/>
     <w:p>
       <w:pPr>
         <w:pStyle w:val="Heading1"/>
@@ -1612,7 +1612,7 @@
         <w:t xml:space="preserve">2. Filosofía y Diseño</w:t>
       </w:r>
     </w:p>
-    <w:bookmarkStart w:id="37" w:name="principios-de-diseño"/>
+    <w:bookmarkStart w:id="39" w:name="principios-de-diseño"/>
     <w:p>
       <w:pPr>
         <w:pStyle w:val="Heading2"/>
@@ -1716,8 +1716,8 @@
         <w:t xml:space="preserve">: Control total desde teclado</w:t>
       </w:r>
     </w:p>
-    <w:bookmarkEnd w:id="37"/>
-    <w:bookmarkStart w:id="38" w:name="arquitectura"/>
+    <w:bookmarkEnd w:id="39"/>
+    <w:bookmarkStart w:id="40" w:name="arquitectura"/>
     <w:p>
       <w:pPr>
         <w:pStyle w:val="Heading2"/>
@@ -1855,9 +1855,9 @@
         <w:t xml:space="preserve">libunistring para Unicode</w:t>
       </w:r>
     </w:p>
-    <w:bookmarkEnd w:id="38"/>
-    <w:bookmarkEnd w:id="39"/>
-    <w:bookmarkStart w:id="42" w:name="conceptos-básicos"/>
+    <w:bookmarkEnd w:id="40"/>
+    <w:bookmarkEnd w:id="41"/>
+    <w:bookmarkStart w:id="44" w:name="conceptos-básicos"/>
     <w:p>
       <w:pPr>
         <w:pStyle w:val="Heading1"/>
@@ -1866,7 +1866,7 @@
         <w:t xml:space="preserve">3. Conceptos Básicos</w:t>
       </w:r>
     </w:p>
-    <w:bookmarkStart w:id="40" w:name="jerarquía-os-windows-tabs-windows"/>
+    <w:bookmarkStart w:id="42" w:name="jerarquía-os-windows-tabs-windows"/>
     <w:p>
       <w:pPr>
         <w:pStyle w:val="Heading2"/>
@@ -2017,8 +2017,8 @@
         <w:t xml:space="preserve">: Panel dentro de un Tab (como splits en tmux)</w:t>
       </w:r>
     </w:p>
-    <w:bookmarkEnd w:id="40"/>
-    <w:bookmarkStart w:id="41" w:name="primer-uso"/>
+    <w:bookmarkEnd w:id="42"/>
+    <w:bookmarkStart w:id="43" w:name="primer-uso"/>
     <w:p>
       <w:pPr>
         <w:pStyle w:val="Heading2"/>
@@ -2122,9 +2122,9 @@
         <w:t xml:space="preserve">Ctrl+Shift+F5</w:t>
       </w:r>
     </w:p>
-    <w:bookmarkEnd w:id="41"/>
-    <w:bookmarkEnd w:id="42"/>
-    <w:bookmarkStart w:id="48" w:name="configuración-kitty.conf"/>
+    <w:bookmarkEnd w:id="43"/>
+    <w:bookmarkEnd w:id="44"/>
+    <w:bookmarkStart w:id="50" w:name="configuración-kitty.conf"/>
     <w:p>
       <w:pPr>
         <w:pStyle w:val="Heading1"/>
@@ -2133,7 +2133,7 @@
         <w:t xml:space="preserve">4. Configuración (kitty.conf)</w:t>
       </w:r>
     </w:p>
-    <w:bookmarkStart w:id="43" w:name="ubicación-del-archivo"/>
+    <w:bookmarkStart w:id="45" w:name="ubicación-del-archivo"/>
     <w:p>
       <w:pPr>
         <w:pStyle w:val="Heading2"/>
@@ -2162,8 +2162,8 @@
         <w:t xml:space="preserve">Windows: %LOCALAPPDATA%\kitty\kitty.conf</w:t>
       </w:r>
     </w:p>
-    <w:bookmarkEnd w:id="43"/>
-    <w:bookmarkStart w:id="44" w:name="generar-configuración-por-defecto"/>
+    <w:bookmarkEnd w:id="45"/>
+    <w:bookmarkStart w:id="46" w:name="generar-configuración-por-defecto"/>
     <w:p>
       <w:pPr>
         <w:pStyle w:val="Heading2"/>
@@ -2225,8 +2225,8 @@
         <w:t xml:space="preserve">Ctrl+Shift+F2</w:t>
       </w:r>
     </w:p>
-    <w:bookmarkEnd w:id="44"/>
-    <w:bookmarkStart w:id="45" w:name="estructura-de-configuración"/>
+    <w:bookmarkEnd w:id="46"/>
+    <w:bookmarkStart w:id="47" w:name="estructura-de-configuración"/>
     <w:p>
       <w:pPr>
         <w:pStyle w:val="Heading2"/>
@@ -2379,8 +2379,8 @@
         <w:t xml:space="preserve">Keyboard shortcuts</w:t>
       </w:r>
     </w:p>
-    <w:bookmarkEnd w:id="45"/>
-    <w:bookmarkStart w:id="46" w:name="configuración-básica-recomendada"/>
+    <w:bookmarkEnd w:id="47"/>
+    <w:bookmarkStart w:id="48" w:name="configuración-básica-recomendada"/>
     <w:p>
       <w:pPr>
         <w:pStyle w:val="Heading2"/>
@@ -6948,8 +6948,8 @@
         <w:t xml:space="preserve">active</w:t>
       </w:r>
     </w:p>
-    <w:bookmarkEnd w:id="46"/>
-    <w:bookmarkStart w:id="47" w:name="configuración-avanzada"/>
+    <w:bookmarkEnd w:id="48"/>
+    <w:bookmarkStart w:id="49" w:name="configuración-avanzada"/>
     <w:p>
       <w:pPr>
         <w:pStyle w:val="Heading2"/>
@@ -7441,9 +7441,9 @@
         <w:t xml:space="preserve">%</w:t>
       </w:r>
     </w:p>
-    <w:bookmarkEnd w:id="47"/>
-    <w:bookmarkEnd w:id="48"/>
-    <w:bookmarkStart w:id="59" w:name="atajos-de-teclado"/>
+    <w:bookmarkEnd w:id="49"/>
+    <w:bookmarkEnd w:id="50"/>
+    <w:bookmarkStart w:id="61" w:name="atajos-de-teclado"/>
     <w:p>
       <w:pPr>
         <w:pStyle w:val="Heading1"/>
@@ -7452,7 +7452,7 @@
         <w:t xml:space="preserve">5. Atajos de Teclado</w:t>
       </w:r>
     </w:p>
-    <w:bookmarkStart w:id="49" w:name="modificador-principal"/>
+    <w:bookmarkStart w:id="51" w:name="modificador-principal"/>
     <w:p>
       <w:pPr>
         <w:pStyle w:val="Heading2"/>
@@ -7525,8 +7525,8 @@
         <w:t xml:space="preserve">)</w:t>
       </w:r>
     </w:p>
-    <w:bookmarkEnd w:id="49"/>
-    <w:bookmarkStart w:id="50" w:name="scrolling"/>
+    <w:bookmarkEnd w:id="51"/>
+    <w:bookmarkStart w:id="52" w:name="scrolling"/>
     <w:p>
       <w:pPr>
         <w:pStyle w:val="Heading2"/>
@@ -7870,8 +7870,8 @@
         </w:tc>
       </w:tr>
     </w:tbl>
-    <w:bookmarkEnd w:id="50"/>
-    <w:bookmarkStart w:id="51" w:name="tabs"/>
+    <w:bookmarkEnd w:id="52"/>
+    <w:bookmarkStart w:id="53" w:name="tabs"/>
     <w:p>
       <w:pPr>
         <w:pStyle w:val="Heading2"/>
@@ -8134,8 +8134,8 @@
         </w:tc>
       </w:tr>
     </w:tbl>
-    <w:bookmarkEnd w:id="51"/>
-    <w:bookmarkStart w:id="52" w:name="windows-ventanas-dentro-de-tabs"/>
+    <w:bookmarkEnd w:id="53"/>
+    <w:bookmarkStart w:id="54" w:name="windows-ventanas-dentro-de-tabs"/>
     <w:p>
       <w:pPr>
         <w:pStyle w:val="Heading2"/>
@@ -8441,8 +8441,8 @@
         </w:tc>
       </w:tr>
     </w:tbl>
-    <w:bookmarkEnd w:id="52"/>
-    <w:bookmarkStart w:id="53" w:name="navegación-direccional"/>
+    <w:bookmarkEnd w:id="54"/>
+    <w:bookmarkStart w:id="55" w:name="navegación-direccional"/>
     <w:p>
       <w:pPr>
         <w:pStyle w:val="Heading2"/>
@@ -8942,8 +8942,8 @@
         <w:t xml:space="preserve">up</w:t>
       </w:r>
     </w:p>
-    <w:bookmarkEnd w:id="53"/>
-    <w:bookmarkStart w:id="54" w:name="layouts"/>
+    <w:bookmarkEnd w:id="55"/>
+    <w:bookmarkStart w:id="56" w:name="layouts"/>
     <w:p>
       <w:pPr>
         <w:pStyle w:val="Heading2"/>
@@ -9017,8 +9017,8 @@
         </w:tc>
       </w:tr>
     </w:tbl>
-    <w:bookmarkEnd w:id="54"/>
-    <w:bookmarkStart w:id="55" w:name="clipboard"/>
+    <w:bookmarkEnd w:id="56"/>
+    <w:bookmarkStart w:id="57" w:name="clipboard"/>
     <w:p>
       <w:pPr>
         <w:pStyle w:val="Heading2"/>
@@ -9173,8 +9173,8 @@
         </w:tc>
       </w:tr>
     </w:tbl>
-    <w:bookmarkEnd w:id="55"/>
-    <w:bookmarkStart w:id="56" w:name="fuentes"/>
+    <w:bookmarkEnd w:id="57"/>
+    <w:bookmarkStart w:id="58" w:name="fuentes"/>
     <w:p>
       <w:pPr>
         <w:pStyle w:val="Heading2"/>
@@ -9302,8 +9302,8 @@
         </w:tc>
       </w:tr>
     </w:tbl>
-    <w:bookmarkEnd w:id="56"/>
-    <w:bookmarkStart w:id="57" w:name="miscelánea"/>
+    <w:bookmarkEnd w:id="58"/>
+    <w:bookmarkStart w:id="59" w:name="miscelánea"/>
     <w:p>
       <w:pPr>
         <w:pStyle w:val="Heading2"/>
@@ -9620,8 +9620,8 @@
         </w:tc>
       </w:tr>
     </w:tbl>
-    <w:bookmarkEnd w:id="57"/>
-    <w:bookmarkStart w:id="58" w:name="atajos-en-macos"/>
+    <w:bookmarkEnd w:id="59"/>
+    <w:bookmarkStart w:id="60" w:name="atajos-en-macos"/>
     <w:p>
       <w:pPr>
         <w:pStyle w:val="Heading2"/>
@@ -9901,9 +9901,9 @@
         </w:tc>
       </w:tr>
     </w:tbl>
-    <w:bookmarkEnd w:id="58"/>
-    <w:bookmarkEnd w:id="59"/>
-    <w:bookmarkStart w:id="66" w:name="ventanas-y-pestañas"/>
+    <w:bookmarkEnd w:id="60"/>
+    <w:bookmarkEnd w:id="61"/>
+    <w:bookmarkStart w:id="68" w:name="ventanas-y-pestañas"/>
     <w:p>
       <w:pPr>
         <w:pStyle w:val="Heading1"/>
@@ -9912,7 +9912,7 @@
         <w:t xml:space="preserve">6. Ventanas y Pestañas</w:t>
       </w:r>
     </w:p>
-    <w:bookmarkStart w:id="60" w:name="concepto-de-multiplexación"/>
+    <w:bookmarkStart w:id="62" w:name="concepto-de-multiplexación"/>
     <w:p>
       <w:pPr>
         <w:pStyle w:val="Heading2"/>
@@ -10006,8 +10006,8 @@
         <w:t xml:space="preserve">      └── Window 1</w:t>
       </w:r>
     </w:p>
-    <w:bookmarkEnd w:id="60"/>
-    <w:bookmarkStart w:id="61" w:name="crear-ventanas-y-tabs"/>
+    <w:bookmarkEnd w:id="62"/>
+    <w:bookmarkStart w:id="63" w:name="crear-ventanas-y-tabs"/>
     <w:p>
       <w:pPr>
         <w:pStyle w:val="Heading2"/>
@@ -10220,8 +10220,8 @@
         <w:t xml:space="preserve">Ctrl+Shift+N</w:t>
       </w:r>
     </w:p>
-    <w:bookmarkEnd w:id="61"/>
-    <w:bookmarkStart w:id="62" w:name="navegación"/>
+    <w:bookmarkEnd w:id="63"/>
+    <w:bookmarkStart w:id="64" w:name="navegación"/>
     <w:p>
       <w:pPr>
         <w:pStyle w:val="Heading2"/>
@@ -10813,8 +10813,8 @@
         <w:t xml:space="preserve">1</w:t>
       </w:r>
     </w:p>
-    <w:bookmarkEnd w:id="62"/>
-    <w:bookmarkStart w:id="63" w:name="mover-windows-y-tabs"/>
+    <w:bookmarkEnd w:id="64"/>
+    <w:bookmarkStart w:id="65" w:name="mover-windows-y-tabs"/>
     <w:p>
       <w:pPr>
         <w:pStyle w:val="Heading2"/>
@@ -11364,8 +11364,8 @@
         <w:t xml:space="preserve">move_tab_backward</w:t>
       </w:r>
     </w:p>
-    <w:bookmarkEnd w:id="63"/>
-    <w:bookmarkStart w:id="64" w:name="detach-separar"/>
+    <w:bookmarkEnd w:id="65"/>
+    <w:bookmarkStart w:id="66" w:name="detach-separar"/>
     <w:p>
       <w:pPr>
         <w:pStyle w:val="Heading2"/>
@@ -11786,8 +11786,8 @@
         <w:t xml:space="preserve">ask</w:t>
       </w:r>
     </w:p>
-    <w:bookmarkEnd w:id="64"/>
-    <w:bookmarkStart w:id="65" w:name="títulos-personalizados"/>
+    <w:bookmarkEnd w:id="66"/>
+    <w:bookmarkStart w:id="67" w:name="títulos-personalizados"/>
     <w:p>
       <w:pPr>
         <w:pStyle w:val="Heading2"/>
@@ -11954,9 +11954,9 @@
         <w:t xml:space="preserve">"{index}: {title}"</w:t>
       </w:r>
     </w:p>
-    <w:bookmarkEnd w:id="65"/>
-    <w:bookmarkEnd w:id="66"/>
-    <w:bookmarkStart w:id="76" w:name="layouts-diseños"/>
+    <w:bookmarkEnd w:id="67"/>
+    <w:bookmarkEnd w:id="68"/>
+    <w:bookmarkStart w:id="78" w:name="layouts-diseños"/>
     <w:p>
       <w:pPr>
         <w:pStyle w:val="Heading1"/>
@@ -11965,7 +11965,7 @@
         <w:t xml:space="preserve">7. Layouts (Diseños)</w:t>
       </w:r>
     </w:p>
-    <w:bookmarkStart w:id="67" w:name="layouts-disponibles"/>
+    <w:bookmarkStart w:id="69" w:name="layouts-disponibles"/>
     <w:p>
       <w:pPr>
         <w:pStyle w:val="Heading2"/>
@@ -12115,8 +12115,8 @@
         <w:t xml:space="preserve">: Todas las windows una debajo de otra</w:t>
       </w:r>
     </w:p>
-    <w:bookmarkEnd w:id="67"/>
-    <w:bookmarkStart w:id="68" w:name="stack-layout"/>
+    <w:bookmarkEnd w:id="69"/>
+    <w:bookmarkStart w:id="70" w:name="stack-layout"/>
     <w:p>
       <w:pPr>
         <w:pStyle w:val="Heading2"/>
@@ -12234,8 +12234,8 @@
         <w:t xml:space="preserve">stack</w:t>
       </w:r>
     </w:p>
-    <w:bookmarkEnd w:id="68"/>
-    <w:bookmarkStart w:id="69" w:name="tall-layout"/>
+    <w:bookmarkEnd w:id="70"/>
+    <w:bookmarkStart w:id="71" w:name="tall-layout"/>
     <w:p>
       <w:pPr>
         <w:pStyle w:val="Heading2"/>
@@ -12793,8 +12793,8 @@
         <w:t xml:space="preserve">70</w:t>
       </w:r>
     </w:p>
-    <w:bookmarkEnd w:id="69"/>
-    <w:bookmarkStart w:id="70" w:name="fat-layout"/>
+    <w:bookmarkEnd w:id="71"/>
+    <w:bookmarkStart w:id="72" w:name="fat-layout"/>
     <w:p>
       <w:pPr>
         <w:pStyle w:val="Heading2"/>
@@ -12992,8 +12992,8 @@
         <w:t xml:space="preserve">Mismas acciones que Tall layout.</w:t>
       </w:r>
     </w:p>
-    <w:bookmarkEnd w:id="70"/>
-    <w:bookmarkStart w:id="71" w:name="grid-layout"/>
+    <w:bookmarkEnd w:id="72"/>
+    <w:bookmarkStart w:id="73" w:name="grid-layout"/>
     <w:p>
       <w:pPr>
         <w:pStyle w:val="Heading2"/>
@@ -13102,8 +13102,8 @@
         <w:t xml:space="preserve">grid</w:t>
       </w:r>
     </w:p>
-    <w:bookmarkEnd w:id="71"/>
-    <w:bookmarkStart w:id="72" w:name="splits-layout"/>
+    <w:bookmarkEnd w:id="73"/>
+    <w:bookmarkStart w:id="74" w:name="splits-layout"/>
     <w:p>
       <w:pPr>
         <w:pStyle w:val="Heading2"/>
@@ -14212,8 +14212,8 @@
         <w:t xml:space="preserve">80</w:t>
       </w:r>
     </w:p>
-    <w:bookmarkEnd w:id="72"/>
-    <w:bookmarkStart w:id="73" w:name="horizontal-y-vertical-layouts"/>
+    <w:bookmarkEnd w:id="74"/>
+    <w:bookmarkStart w:id="75" w:name="horizontal-y-vertical-layouts"/>
     <w:p>
       <w:pPr>
         <w:pStyle w:val="Heading2"/>
@@ -14414,8 +14414,8 @@
         <w:t xml:space="preserve">vertical</w:t>
       </w:r>
     </w:p>
-    <w:bookmarkEnd w:id="73"/>
-    <w:bookmarkStart w:id="74" w:name="cambiar-entre-layouts"/>
+    <w:bookmarkEnd w:id="75"/>
+    <w:bookmarkStart w:id="76" w:name="cambiar-entre-layouts"/>
     <w:p>
       <w:pPr>
         <w:pStyle w:val="Heading2"/>
@@ -14723,8 +14723,8 @@
         <w:t xml:space="preserve">stack</w:t>
       </w:r>
     </w:p>
-    <w:bookmarkEnd w:id="74"/>
-    <w:bookmarkStart w:id="75" w:name="redimensionar-windows"/>
+    <w:bookmarkEnd w:id="76"/>
+    <w:bookmarkStart w:id="77" w:name="redimensionar-windows"/>
     <w:p>
       <w:pPr>
         <w:pStyle w:val="Heading2"/>
@@ -15076,9 +15076,9 @@
         <w:t xml:space="preserve">reset</w:t>
       </w:r>
     </w:p>
-    <w:bookmarkEnd w:id="75"/>
-    <w:bookmarkEnd w:id="76"/>
-    <w:bookmarkStart w:id="85" w:name="fuentes-1"/>
+    <w:bookmarkEnd w:id="77"/>
+    <w:bookmarkEnd w:id="78"/>
+    <w:bookmarkStart w:id="87" w:name="fuentes-1"/>
     <w:p>
       <w:pPr>
         <w:pStyle w:val="Heading1"/>
@@ -15087,7 +15087,7 @@
         <w:t xml:space="preserve">8. Fuentes</w:t>
       </w:r>
     </w:p>
-    <w:bookmarkStart w:id="77" w:name="configuración-básica"/>
+    <w:bookmarkStart w:id="79" w:name="configuración-básica"/>
     <w:p>
       <w:pPr>
         <w:pStyle w:val="Heading2"/>
@@ -15215,8 +15215,8 @@
         <w:t xml:space="preserve">12.0</w:t>
       </w:r>
     </w:p>
-    <w:bookmarkEnd w:id="77"/>
-    <w:bookmarkStart w:id="78" w:name="fuentes-recomendadas"/>
+    <w:bookmarkEnd w:id="79"/>
+    <w:bookmarkStart w:id="80" w:name="fuentes-recomendadas"/>
     <w:p>
       <w:pPr>
         <w:pStyle w:val="Heading2"/>
@@ -15357,8 +15357,8 @@
         <w:t xml:space="preserve">Inconsolata</w:t>
       </w:r>
     </w:p>
-    <w:bookmarkEnd w:id="78"/>
-    <w:bookmarkStart w:id="79" w:name="fuentes-con-powerline"/>
+    <w:bookmarkEnd w:id="80"/>
+    <w:bookmarkStart w:id="81" w:name="fuentes-con-powerline"/>
     <w:p>
       <w:pPr>
         <w:pStyle w:val="Heading2"/>
@@ -15573,8 +15573,8 @@
         <w:t xml:space="preserve">PowerlineSymbols</w:t>
       </w:r>
     </w:p>
-    <w:bookmarkEnd w:id="79"/>
-    <w:bookmarkStart w:id="80" w:name="symbol-maps"/>
+    <w:bookmarkEnd w:id="81"/>
+    <w:bookmarkStart w:id="82" w:name="symbol-maps"/>
     <w:p>
       <w:pPr>
         <w:pStyle w:val="Heading2"/>
@@ -15917,8 +15917,8 @@
         <w:t xml:space="preserve">Math</w:t>
       </w:r>
     </w:p>
-    <w:bookmarkEnd w:id="80"/>
-    <w:bookmarkStart w:id="81" w:name="ligaduras"/>
+    <w:bookmarkEnd w:id="82"/>
+    <w:bookmarkStart w:id="83" w:name="ligaduras"/>
     <w:p>
       <w:pPr>
         <w:pStyle w:val="Heading2"/>
@@ -16246,8 +16246,8 @@
         <w:t xml:space="preserve">cursor</w:t>
       </w:r>
     </w:p>
-    <w:bookmarkEnd w:id="81"/>
-    <w:bookmarkStart w:id="82" w:name="font-features"/>
+    <w:bookmarkEnd w:id="83"/>
+    <w:bookmarkStart w:id="84" w:name="font-features"/>
     <w:p>
       <w:pPr>
         <w:pStyle w:val="Heading2"/>
@@ -16432,8 +16432,8 @@
         <w:t xml:space="preserve">calt</w:t>
       </w:r>
     </w:p>
-    <w:bookmarkEnd w:id="82"/>
-    <w:bookmarkStart w:id="83" w:name="modificar-fuentes"/>
+    <w:bookmarkEnd w:id="84"/>
+    <w:bookmarkStart w:id="85" w:name="modificar-fuentes"/>
     <w:p>
       <w:pPr>
         <w:pStyle w:val="Heading2"/>
@@ -16699,8 +16699,8 @@
         <w:t xml:space="preserve">3</w:t>
       </w:r>
     </w:p>
-    <w:bookmarkEnd w:id="83"/>
-    <w:bookmarkStart w:id="84" w:name="kitten-para-elegir-fuentes"/>
+    <w:bookmarkEnd w:id="85"/>
+    <w:bookmarkStart w:id="86" w:name="kitten-para-elegir-fuentes"/>
     <w:p>
       <w:pPr>
         <w:pStyle w:val="Heading2"/>
@@ -16768,9 +16768,9 @@
         <w:t xml:space="preserve">--preview</w:t>
       </w:r>
     </w:p>
-    <w:bookmarkEnd w:id="84"/>
-    <w:bookmarkEnd w:id="85"/>
-    <w:bookmarkStart w:id="92" w:name="colores-y-temas"/>
+    <w:bookmarkEnd w:id="86"/>
+    <w:bookmarkEnd w:id="87"/>
+    <w:bookmarkStart w:id="94" w:name="colores-y-temas"/>
     <w:p>
       <w:pPr>
         <w:pStyle w:val="Heading1"/>
@@ -16779,7 +16779,7 @@
         <w:t xml:space="preserve">9. Colores y Temas</w:t>
       </w:r>
     </w:p>
-    <w:bookmarkStart w:id="86" w:name="estructura-de-colores"/>
+    <w:bookmarkStart w:id="88" w:name="estructura-de-colores"/>
     <w:p>
       <w:pPr>
         <w:pStyle w:val="Heading2"/>
@@ -17453,8 +17453,8 @@
         <w:t xml:space="preserve"># ... hasta color255</w:t>
       </w:r>
     </w:p>
-    <w:bookmarkEnd w:id="86"/>
-    <w:bookmarkStart w:id="87" w:name="temas-populares"/>
+    <w:bookmarkEnd w:id="88"/>
+    <w:bookmarkStart w:id="89" w:name="temas-populares"/>
     <w:p>
       <w:pPr>
         <w:pStyle w:val="Heading2"/>
@@ -18690,8 +18690,8 @@
         <w:t xml:space="preserve">#ebdbb2</w:t>
       </w:r>
     </w:p>
-    <w:bookmarkEnd w:id="87"/>
-    <w:bookmarkStart w:id="88" w:name="kitten-themes"/>
+    <w:bookmarkEnd w:id="89"/>
+    <w:bookmarkStart w:id="90" w:name="kitten-themes"/>
     <w:p>
       <w:pPr>
         <w:pStyle w:val="Heading2"/>
@@ -18804,8 +18804,8 @@
         <w:t xml:space="preserve">all Dracula</w:t>
       </w:r>
     </w:p>
-    <w:bookmarkEnd w:id="88"/>
-    <w:bookmarkStart w:id="89" w:name="opacidad-y-blur"/>
+    <w:bookmarkEnd w:id="90"/>
+    <w:bookmarkStart w:id="91" w:name="opacidad-y-blur"/>
     <w:p>
       <w:pPr>
         <w:pStyle w:val="Heading2"/>
@@ -19254,8 +19254,8 @@
         <w:t xml:space="preserve">default</w:t>
       </w:r>
     </w:p>
-    <w:bookmarkEnd w:id="89"/>
-    <w:bookmarkStart w:id="90" w:name="background-image"/>
+    <w:bookmarkEnd w:id="91"/>
+    <w:bookmarkStart w:id="92" w:name="background-image"/>
     <w:p>
       <w:pPr>
         <w:pStyle w:val="Heading2"/>
@@ -19389,8 +19389,8 @@
         <w:t xml:space="preserve">0.5</w:t>
       </w:r>
     </w:p>
-    <w:bookmarkEnd w:id="90"/>
-    <w:bookmarkStart w:id="91" w:name="dim-text"/>
+    <w:bookmarkEnd w:id="92"/>
+    <w:bookmarkStart w:id="93" w:name="dim-text"/>
     <w:p>
       <w:pPr>
         <w:pStyle w:val="Heading2"/>
@@ -19431,9 +19431,9 @@
         <w:t xml:space="preserve">0.4</w:t>
       </w:r>
     </w:p>
-    <w:bookmarkEnd w:id="91"/>
-    <w:bookmarkEnd w:id="92"/>
-    <w:bookmarkStart w:id="96" w:name="cursor-y-scrollback"/>
+    <w:bookmarkEnd w:id="93"/>
+    <w:bookmarkEnd w:id="94"/>
+    <w:bookmarkStart w:id="98" w:name="cursor-y-scrollback"/>
     <w:p>
       <w:pPr>
         <w:pStyle w:val="Heading1"/>
@@ -19442,7 +19442,7 @@
         <w:t xml:space="preserve">10. Cursor y Scrollback</w:t>
       </w:r>
     </w:p>
-    <w:bookmarkStart w:id="93" w:name="cursor"/>
+    <w:bookmarkStart w:id="95" w:name="cursor"/>
     <w:p>
       <w:pPr>
         <w:pStyle w:val="Heading2"/>
@@ -19928,8 +19928,8 @@
         <w:t xml:space="preserve">#ff0000</w:t>
       </w:r>
     </w:p>
-    <w:bookmarkEnd w:id="93"/>
-    <w:bookmarkStart w:id="94" w:name="scrollback"/>
+    <w:bookmarkEnd w:id="95"/>
+    <w:bookmarkStart w:id="96" w:name="scrollback"/>
     <w:p>
       <w:pPr>
         <w:pStyle w:val="Heading2"/>
@@ -20386,8 +20386,8 @@
         <w:t xml:space="preserve">1.0</w:t>
       </w:r>
     </w:p>
-    <w:bookmarkEnd w:id="94"/>
-    <w:bookmarkStart w:id="95" w:name="scrollbar"/>
+    <w:bookmarkEnd w:id="96"/>
+    <w:bookmarkStart w:id="97" w:name="scrollbar"/>
     <w:p>
       <w:pPr>
         <w:pStyle w:val="Heading2"/>
@@ -20665,9 +20665,9 @@
         <w:t xml:space="preserve">foreground</w:t>
       </w:r>
     </w:p>
-    <w:bookmarkEnd w:id="95"/>
-    <w:bookmarkEnd w:id="96"/>
-    <w:bookmarkStart w:id="102" w:name="mouse"/>
+    <w:bookmarkEnd w:id="97"/>
+    <w:bookmarkEnd w:id="98"/>
+    <w:bookmarkStart w:id="104" w:name="mouse"/>
     <w:p>
       <w:pPr>
         <w:pStyle w:val="Heading1"/>
@@ -20676,7 +20676,7 @@
         <w:t xml:space="preserve">11. Mouse</w:t>
       </w:r>
     </w:p>
-    <w:bookmarkStart w:id="97" w:name="comportamiento-básico"/>
+    <w:bookmarkStart w:id="99" w:name="comportamiento-básico"/>
     <w:p>
       <w:pPr>
         <w:pStyle w:val="Heading2"/>
@@ -20768,8 +20768,8 @@
         <w:t xml:space="preserve">no</w:t>
       </w:r>
     </w:p>
-    <w:bookmarkEnd w:id="97"/>
-    <w:bookmarkStart w:id="98" w:name="urls"/>
+    <w:bookmarkEnd w:id="99"/>
+    <w:bookmarkStart w:id="100" w:name="urls"/>
     <w:p>
       <w:pPr>
         <w:pStyle w:val="Heading2"/>
@@ -21182,8 +21182,8 @@
         <w:t xml:space="preserve"># Opciones: hover, always, never</w:t>
       </w:r>
     </w:p>
-    <w:bookmarkEnd w:id="98"/>
-    <w:bookmarkStart w:id="99" w:name="selección"/>
+    <w:bookmarkEnd w:id="100"/>
+    <w:bookmarkStart w:id="101" w:name="selección"/>
     <w:p>
       <w:pPr>
         <w:pStyle w:val="Heading2"/>
@@ -21383,8 +21383,8 @@
         <w:t xml:space="preserve"># -1 = usar default del sistema</w:t>
       </w:r>
     </w:p>
-    <w:bookmarkEnd w:id="99"/>
-    <w:bookmarkStart w:id="100" w:name="pointer-shape"/>
+    <w:bookmarkEnd w:id="101"/>
+    <w:bookmarkStart w:id="102" w:name="pointer-shape"/>
     <w:p>
       <w:pPr>
         <w:pStyle w:val="Heading2"/>
@@ -21503,8 +21503,8 @@
         <w:t xml:space="preserve">crosshair</w:t>
       </w:r>
     </w:p>
-    <w:bookmarkEnd w:id="100"/>
-    <w:bookmarkStart w:id="101" w:name="mouse-actions"/>
+    <w:bookmarkEnd w:id="102"/>
+    <w:bookmarkStart w:id="103" w:name="mouse-actions"/>
     <w:p>
       <w:pPr>
         <w:pStyle w:val="Heading2"/>
@@ -22233,9 +22233,9 @@
         <w:t xml:space="preserve">yes</w:t>
       </w:r>
     </w:p>
-    <w:bookmarkEnd w:id="101"/>
-    <w:bookmarkEnd w:id="102"/>
-    <w:bookmarkStart w:id="119" w:name="kittens-extensiones"/>
+    <w:bookmarkEnd w:id="103"/>
+    <w:bookmarkEnd w:id="104"/>
+    <w:bookmarkStart w:id="121" w:name="kittens-extensiones"/>
     <w:p>
       <w:pPr>
         <w:pStyle w:val="Heading1"/>
@@ -22244,7 +22244,7 @@
         <w:t xml:space="preserve">12. Kittens (Extensiones)</w:t>
       </w:r>
     </w:p>
-    <w:bookmarkStart w:id="103" w:name="qué-son-los-kittens"/>
+    <w:bookmarkStart w:id="105" w:name="qué-son-los-kittens"/>
     <w:p>
       <w:pPr>
         <w:pStyle w:val="Heading2"/>
@@ -22261,8 +22261,8 @@
         <w:t xml:space="preserve">Programas auxiliares que extienden funcionalidad de kitty.</w:t>
       </w:r>
     </w:p>
-    <w:bookmarkEnd w:id="103"/>
-    <w:bookmarkStart w:id="104" w:name="kittens-built-in"/>
+    <w:bookmarkEnd w:id="105"/>
+    <w:bookmarkStart w:id="106" w:name="kittens-built-in"/>
     <w:p>
       <w:pPr>
         <w:pStyle w:val="Heading2"/>
@@ -22271,8 +22271,8 @@
         <w:t xml:space="preserve">12.2 Kittens Built-in</w:t>
       </w:r>
     </w:p>
-    <w:bookmarkEnd w:id="104"/>
-    <w:bookmarkStart w:id="105" w:name="icat---imágenes-en-terminal"/>
+    <w:bookmarkEnd w:id="106"/>
+    <w:bookmarkStart w:id="107" w:name="icat---imágenes-en-terminal"/>
     <w:p>
       <w:pPr>
         <w:pStyle w:val="Heading2"/>
@@ -22474,8 +22474,8 @@
         <w:t xml:space="preserve">icat</w:t>
       </w:r>
     </w:p>
-    <w:bookmarkEnd w:id="105"/>
-    <w:bookmarkStart w:id="106" w:name="diff---diff-con-imágenes"/>
+    <w:bookmarkEnd w:id="107"/>
+    <w:bookmarkStart w:id="108" w:name="diff---diff-con-imágenes"/>
     <w:p>
       <w:pPr>
         <w:pStyle w:val="Heading2"/>
@@ -22638,8 +22638,8 @@
         <w:t xml:space="preserve">'kitten diff $LOCAL $REMOTE'</w:t>
       </w:r>
     </w:p>
-    <w:bookmarkEnd w:id="106"/>
-    <w:bookmarkStart w:id="107" w:name="unicode_input---input-unicode"/>
+    <w:bookmarkEnd w:id="108"/>
+    <w:bookmarkStart w:id="109" w:name="unicode_input---input-unicode"/>
     <w:p>
       <w:pPr>
         <w:pStyle w:val="Heading2"/>
@@ -22695,8 +22695,8 @@
         <w:t xml:space="preserve"> unicode_input</w:t>
       </w:r>
     </w:p>
-    <w:bookmarkEnd w:id="107"/>
-    <w:bookmarkStart w:id="108" w:name="themes---cambiar-temas"/>
+    <w:bookmarkEnd w:id="109"/>
+    <w:bookmarkStart w:id="110" w:name="themes---cambiar-temas"/>
     <w:p>
       <w:pPr>
         <w:pStyle w:val="Heading2"/>
@@ -22809,8 +22809,8 @@
         <w:t xml:space="preserve">all Dracula</w:t>
       </w:r>
     </w:p>
-    <w:bookmarkEnd w:id="108"/>
-    <w:bookmarkStart w:id="109" w:name="choose-fonts---elegir-fuentes"/>
+    <w:bookmarkEnd w:id="110"/>
+    <w:bookmarkStart w:id="111" w:name="choose-fonts---elegir-fuentes"/>
     <w:p>
       <w:pPr>
         <w:pStyle w:val="Heading2"/>
@@ -22878,8 +22878,8 @@
         <w:t xml:space="preserve">--preview</w:t>
       </w:r>
     </w:p>
-    <w:bookmarkEnd w:id="109"/>
-    <w:bookmarkStart w:id="110" w:name="hints---selección-rápida"/>
+    <w:bookmarkEnd w:id="111"/>
+    <w:bookmarkStart w:id="112" w:name="hints---selección-rápida"/>
     <w:p>
       <w:pPr>
         <w:pStyle w:val="Heading2"/>
@@ -24395,8 +24395,8 @@
         <w:t xml:space="preserve">hyperlink</w:t>
       </w:r>
     </w:p>
-    <w:bookmarkEnd w:id="110"/>
-    <w:bookmarkStart w:id="111" w:name="ssh---ssh-mejorado"/>
+    <w:bookmarkEnd w:id="112"/>
+    <w:bookmarkStart w:id="113" w:name="ssh---ssh-mejorado"/>
     <w:p>
       <w:pPr>
         <w:pStyle w:val="Heading2"/>
@@ -24506,8 +24506,8 @@
         <w:t xml:space="preserve">- Transferencia de terminfo</w:t>
       </w:r>
     </w:p>
-    <w:bookmarkEnd w:id="111"/>
-    <w:bookmarkStart w:id="112" w:name="transfer---transferencia-de-archivos"/>
+    <w:bookmarkEnd w:id="113"/>
+    <w:bookmarkStart w:id="114" w:name="transfer---transferencia-de-archivos"/>
     <w:p>
       <w:pPr>
         <w:pStyle w:val="Heading2"/>
@@ -24608,8 +24608,8 @@
         <w:t xml:space="preserve"> directorio/ servidor:/ruta/</w:t>
       </w:r>
     </w:p>
-    <w:bookmarkEnd w:id="112"/>
-    <w:bookmarkStart w:id="113" w:name="clipboard---clipboard-en-ssh"/>
+    <w:bookmarkEnd w:id="114"/>
+    <w:bookmarkStart w:id="115" w:name="clipboard---clipboard-en-ssh"/>
     <w:p>
       <w:pPr>
         <w:pStyle w:val="Heading2"/>
@@ -24713,8 +24713,8 @@
         <w:t xml:space="preserve">--get-clipboard</w:t>
       </w:r>
     </w:p>
-    <w:bookmarkEnd w:id="113"/>
-    <w:bookmarkStart w:id="114" w:name="broadcast---broadcast-input"/>
+    <w:bookmarkEnd w:id="115"/>
+    <w:bookmarkStart w:id="116" w:name="broadcast---broadcast-input"/>
     <w:p>
       <w:pPr>
         <w:pStyle w:val="Heading2"/>
@@ -24794,8 +24794,8 @@
         <w:t xml:space="preserve">"title:server*"</w:t>
       </w:r>
     </w:p>
-    <w:bookmarkEnd w:id="114"/>
-    <w:bookmarkStart w:id="115" w:name="notify---notificaciones"/>
+    <w:bookmarkEnd w:id="116"/>
+    <w:bookmarkStart w:id="117" w:name="notify---notificaciones"/>
     <w:p>
       <w:pPr>
         <w:pStyle w:val="Heading2"/>
@@ -24905,8 +24905,8 @@
         <w:t xml:space="preserve">"Mensaje"</w:t>
       </w:r>
     </w:p>
-    <w:bookmarkEnd w:id="115"/>
-    <w:bookmarkStart w:id="116" w:name="panel---panel-desktop"/>
+    <w:bookmarkEnd w:id="117"/>
+    <w:bookmarkStart w:id="118" w:name="panel---panel-desktop"/>
     <w:p>
       <w:pPr>
         <w:pStyle w:val="Heading2"/>
@@ -24959,8 +24959,8 @@
         <w:t xml:space="preserve">'while true; do date; sleep 1; done'</w:t>
       </w:r>
     </w:p>
-    <w:bookmarkEnd w:id="116"/>
-    <w:bookmarkStart w:id="117" w:name="remote-control"/>
+    <w:bookmarkEnd w:id="118"/>
+    <w:bookmarkStart w:id="119" w:name="remote-control"/>
     <w:p>
       <w:pPr>
         <w:pStyle w:val="Heading2"/>
@@ -25112,8 +25112,8 @@
         <w:t xml:space="preserve">":wq\n"</w:t>
       </w:r>
     </w:p>
-    <w:bookmarkEnd w:id="117"/>
-    <w:bookmarkStart w:id="118" w:name="crear-kittens-personalizados"/>
+    <w:bookmarkEnd w:id="119"/>
+    <w:bookmarkStart w:id="120" w:name="crear-kittens-personalizados"/>
     <w:p>
       <w:pPr>
         <w:pStyle w:val="Heading2"/>
@@ -25627,9 +25627,9 @@
         <w:t xml:space="preserve"> @ run-kitten /path/to/mi_kitten.py</w:t>
       </w:r>
     </w:p>
-    <w:bookmarkEnd w:id="118"/>
-    <w:bookmarkEnd w:id="119"/>
-    <w:bookmarkStart w:id="126" w:name="control-remoto"/>
+    <w:bookmarkEnd w:id="120"/>
+    <w:bookmarkEnd w:id="121"/>
+    <w:bookmarkStart w:id="128" w:name="control-remoto"/>
     <w:p>
       <w:pPr>
         <w:pStyle w:val="Heading1"/>
@@ -25638,7 +25638,7 @@
         <w:t xml:space="preserve">13. Control Remoto</w:t>
       </w:r>
     </w:p>
-    <w:bookmarkStart w:id="120" w:name="habilitar-remote-control"/>
+    <w:bookmarkStart w:id="122" w:name="habilitar-remote-control"/>
     <w:p>
       <w:pPr>
         <w:pStyle w:val="Heading2"/>
@@ -25793,8 +25793,8 @@
         <w:t xml:space="preserve">12345</w:t>
       </w:r>
     </w:p>
-    <w:bookmarkEnd w:id="120"/>
-    <w:bookmarkStart w:id="121" w:name="uso-básico"/>
+    <w:bookmarkEnd w:id="122"/>
+    <w:bookmarkStart w:id="123" w:name="uso-básico"/>
     <w:p>
       <w:pPr>
         <w:pStyle w:val="Heading2"/>
@@ -25949,8 +25949,8 @@
         <w:t xml:space="preserve">"echo hello\n"</w:t>
       </w:r>
     </w:p>
-    <w:bookmarkEnd w:id="121"/>
-    <w:bookmarkStart w:id="122" w:name="comandos-principales"/>
+    <w:bookmarkEnd w:id="123"/>
+    <w:bookmarkStart w:id="124" w:name="comandos-principales"/>
     <w:p>
       <w:pPr>
         <w:pStyle w:val="Heading2"/>
@@ -26452,8 +26452,8 @@
         <w:t xml:space="preserve">"index:2"</w:t>
       </w:r>
     </w:p>
-    <w:bookmarkEnd w:id="122"/>
-    <w:bookmarkStart w:id="123" w:name="matching"/>
+    <w:bookmarkEnd w:id="124"/>
+    <w:bookmarkStart w:id="125" w:name="matching"/>
     <w:p>
       <w:pPr>
         <w:pStyle w:val="Heading2"/>
@@ -26616,8 +26616,8 @@
         <w:t xml:space="preserve">"title:vim and state:focused"</w:t>
       </w:r>
     </w:p>
-    <w:bookmarkEnd w:id="123"/>
-    <w:bookmarkStart w:id="124" w:name="remote-control-desde-mapeos"/>
+    <w:bookmarkEnd w:id="125"/>
+    <w:bookmarkStart w:id="126" w:name="remote-control-desde-mapeos"/>
     <w:p>
       <w:pPr>
         <w:pStyle w:val="Heading2"/>
@@ -26898,8 +26898,8 @@
         <w:t xml:space="preserve">"</w:t>
       </w:r>
     </w:p>
-    <w:bookmarkEnd w:id="124"/>
-    <w:bookmarkStart w:id="125" w:name="remote-control-via-ssh"/>
+    <w:bookmarkEnd w:id="126"/>
+    <w:bookmarkStart w:id="127" w:name="remote-control-via-ssh"/>
     <w:p>
       <w:pPr>
         <w:pStyle w:val="Heading2"/>
@@ -27062,9 +27062,9 @@
         <w:t xml:space="preserve"># ¡Funciona!</w:t>
       </w:r>
     </w:p>
-    <w:bookmarkEnd w:id="125"/>
-    <w:bookmarkEnd w:id="126"/>
-    <w:bookmarkStart w:id="134" w:name="sesiones"/>
+    <w:bookmarkEnd w:id="127"/>
+    <w:bookmarkEnd w:id="128"/>
+    <w:bookmarkStart w:id="136" w:name="sesiones"/>
     <w:p>
       <w:pPr>
         <w:pStyle w:val="Heading1"/>
@@ -27073,7 +27073,7 @@
         <w:t xml:space="preserve">14. Sesiones</w:t>
       </w:r>
     </w:p>
-    <w:bookmarkStart w:id="127" w:name="qué-son-las-sesiones"/>
+    <w:bookmarkStart w:id="129" w:name="qué-son-las-sesiones"/>
     <w:p>
       <w:pPr>
         <w:pStyle w:val="Heading2"/>
@@ -27138,8 +27138,8 @@
         <w:t xml:space="preserve">Configuración específica</w:t>
       </w:r>
     </w:p>
-    <w:bookmarkEnd w:id="127"/>
-    <w:bookmarkStart w:id="128" w:name="crear-sesión"/>
+    <w:bookmarkEnd w:id="129"/>
+    <w:bookmarkStart w:id="130" w:name="crear-sesión"/>
     <w:p>
       <w:pPr>
         <w:pStyle w:val="Heading2"/>
@@ -27345,8 +27345,8 @@
         <w:t xml:space="preserve">launch --location=hsplit ssh server2</w:t>
       </w:r>
     </w:p>
-    <w:bookmarkEnd w:id="128"/>
-    <w:bookmarkStart w:id="129" w:name="usar-sesión"/>
+    <w:bookmarkEnd w:id="130"/>
+    <w:bookmarkStart w:id="131" w:name="usar-sesión"/>
     <w:p>
       <w:pPr>
         <w:pStyle w:val="Heading2"/>
@@ -27526,8 +27526,8 @@
         <w:t xml:space="preserve">mi_sesion.kitty</w:t>
       </w:r>
     </w:p>
-    <w:bookmarkEnd w:id="129"/>
-    <w:bookmarkStart w:id="130" w:name="comandos-de-sesión"/>
+    <w:bookmarkEnd w:id="131"/>
+    <w:bookmarkStart w:id="132" w:name="comandos-de-sesión"/>
     <w:p>
       <w:pPr>
         <w:pStyle w:val="Heading2"/>
@@ -27769,8 +27769,8 @@
         <w:t xml:space="preserve">enabled_layouts tall,stack,grid</w:t>
       </w:r>
     </w:p>
-    <w:bookmarkEnd w:id="130"/>
-    <w:bookmarkStart w:id="131" w:name="ejemplo-completo"/>
+    <w:bookmarkEnd w:id="132"/>
+    <w:bookmarkStart w:id="133" w:name="ejemplo-completo"/>
     <w:p>
       <w:pPr>
         <w:pStyle w:val="Heading2"/>
@@ -28003,8 +28003,8 @@
         <w:t xml:space="preserve">focus_tab 1</w:t>
       </w:r>
     </w:p>
-    <w:bookmarkEnd w:id="131"/>
-    <w:bookmarkStart w:id="132" w:name="guardar-sesión-actual"/>
+    <w:bookmarkEnd w:id="133"/>
+    <w:bookmarkStart w:id="134" w:name="guardar-sesión-actual"/>
     <w:p>
       <w:pPr>
         <w:pStyle w:val="Heading2"/>
@@ -28083,8 +28083,8 @@
         <w:t xml:space="preserve"> sesion_actual.kitty</w:t>
       </w:r>
     </w:p>
-    <w:bookmarkEnd w:id="132"/>
-    <w:bookmarkStart w:id="133" w:name="switching-sessions"/>
+    <w:bookmarkEnd w:id="134"/>
+    <w:bookmarkStart w:id="135" w:name="switching-sessions"/>
     <w:p>
       <w:pPr>
         <w:pStyle w:val="Heading2"/>
@@ -28274,9 +28274,9 @@
         <w:t xml:space="preserve">dev</w:t>
       </w:r>
     </w:p>
-    <w:bookmarkEnd w:id="133"/>
-    <w:bookmarkEnd w:id="134"/>
-    <w:bookmarkStart w:id="139" w:name="integración-con-shell"/>
+    <w:bookmarkEnd w:id="135"/>
+    <w:bookmarkEnd w:id="136"/>
+    <w:bookmarkStart w:id="141" w:name="integración-con-shell"/>
     <w:p>
       <w:pPr>
         <w:pStyle w:val="Heading1"/>
@@ -28285,7 +28285,7 @@
         <w:t xml:space="preserve">15. Integración con Shell</w:t>
       </w:r>
     </w:p>
-    <w:bookmarkStart w:id="135" w:name="shell-integration"/>
+    <w:bookmarkStart w:id="137" w:name="shell-integration"/>
     <w:p>
       <w:pPr>
         <w:pStyle w:val="Heading2"/>
@@ -28350,8 +28350,8 @@
         <w:t xml:space="preserve">Indicadores visuales</w:t>
       </w:r>
     </w:p>
-    <w:bookmarkEnd w:id="135"/>
-    <w:bookmarkStart w:id="136" w:name="habilitar"/>
+    <w:bookmarkEnd w:id="137"/>
+    <w:bookmarkStart w:id="138" w:name="habilitar"/>
     <w:p>
       <w:pPr>
         <w:pStyle w:val="Heading2"/>
@@ -28592,8 +28592,8 @@
         <w:t xml:space="preserve">no-sudo</w:t>
       </w:r>
     </w:p>
-    <w:bookmarkEnd w:id="136"/>
-    <w:bookmarkStart w:id="137" w:name="configuración-manual"/>
+    <w:bookmarkEnd w:id="138"/>
+    <w:bookmarkStart w:id="139" w:name="configuración-manual"/>
     <w:p>
       <w:pPr>
         <w:pStyle w:val="Heading2"/>
@@ -29033,8 +29033,8 @@
         <w:t xml:space="preserve">end</w:t>
       </w:r>
     </w:p>
-    <w:bookmarkEnd w:id="137"/>
-    <w:bookmarkStart w:id="138" w:name="características-con-shell-integration"/>
+    <w:bookmarkEnd w:id="139"/>
+    <w:bookmarkStart w:id="140" w:name="características-con-shell-integration"/>
     <w:p>
       <w:pPr>
         <w:pStyle w:val="Heading2"/>
@@ -29218,9 +29218,9 @@
         <w:t xml:space="preserve">Color diferente para comandos exitosos/fallidos</w:t>
       </w:r>
     </w:p>
-    <w:bookmarkEnd w:id="138"/>
-    <w:bookmarkEnd w:id="139"/>
-    <w:bookmarkStart w:id="146" w:name="marcas-marks"/>
+    <w:bookmarkEnd w:id="140"/>
+    <w:bookmarkEnd w:id="141"/>
+    <w:bookmarkStart w:id="148" w:name="marcas-marks"/>
     <w:p>
       <w:pPr>
         <w:pStyle w:val="Heading1"/>
@@ -29229,7 +29229,7 @@
         <w:t xml:space="preserve">16. Marcas (Marks)</w:t>
       </w:r>
     </w:p>
-    <w:bookmarkStart w:id="140" w:name="qué-son-las-marcas"/>
+    <w:bookmarkStart w:id="142" w:name="qué-son-las-marcas"/>
     <w:p>
       <w:pPr>
         <w:pStyle w:val="Heading2"/>
@@ -29246,8 +29246,8 @@
         <w:t xml:space="preserve">Sistema para resaltar texto basado en regex.</w:t>
       </w:r>
     </w:p>
-    <w:bookmarkEnd w:id="140"/>
-    <w:bookmarkStart w:id="141" w:name="tipos-de-marcas"/>
+    <w:bookmarkEnd w:id="142"/>
+    <w:bookmarkStart w:id="143" w:name="tipos-de-marcas"/>
     <w:p>
       <w:pPr>
         <w:pStyle w:val="Heading2"/>
@@ -29300,8 +29300,8 @@
         <w:t xml:space="preserve">mark3 (violet)</w:t>
       </w:r>
     </w:p>
-    <w:bookmarkEnd w:id="141"/>
-    <w:bookmarkStart w:id="142" w:name="configurar-colores"/>
+    <w:bookmarkEnd w:id="143"/>
+    <w:bookmarkStart w:id="144" w:name="configurar-colores"/>
     <w:p>
       <w:pPr>
         <w:pStyle w:val="Heading2"/>
@@ -29471,8 +29471,8 @@
         <w:t xml:space="preserve">#f274bc</w:t>
       </w:r>
     </w:p>
-    <w:bookmarkEnd w:id="142"/>
-    <w:bookmarkStart w:id="143" w:name="crear-marcas"/>
+    <w:bookmarkEnd w:id="144"/>
+    <w:bookmarkStart w:id="145" w:name="crear-marcas"/>
     <w:p>
       <w:pPr>
         <w:pStyle w:val="Heading2"/>
@@ -29884,8 +29884,8 @@
         <w:t xml:space="preserve">"^error.*"</w:t>
       </w:r>
     </w:p>
-    <w:bookmarkEnd w:id="143"/>
-    <w:bookmarkStart w:id="144" w:name="usar-marcas"/>
+    <w:bookmarkEnd w:id="145"/>
+    <w:bookmarkStart w:id="146" w:name="usar-marcas"/>
     <w:p>
       <w:pPr>
         <w:pStyle w:val="Heading2"/>
@@ -30242,8 +30242,8 @@
         <w:t xml:space="preserve">remove_marker</w:t>
       </w:r>
     </w:p>
-    <w:bookmarkEnd w:id="144"/>
-    <w:bookmarkStart w:id="145" w:name="ejemplo-completo-1"/>
+    <w:bookmarkEnd w:id="146"/>
+    <w:bookmarkStart w:id="147" w:name="ejemplo-completo-1"/>
     <w:p>
       <w:pPr>
         <w:pStyle w:val="Heading2"/>
@@ -30866,9 +30866,9 @@
         <w:t xml:space="preserve">remove_marker</w:t>
       </w:r>
     </w:p>
-    <w:bookmarkEnd w:id="145"/>
-    <w:bookmarkEnd w:id="146"/>
-    <w:bookmarkStart w:id="155" w:name="características-avanzadas"/>
+    <w:bookmarkEnd w:id="147"/>
+    <w:bookmarkEnd w:id="148"/>
+    <w:bookmarkStart w:id="157" w:name="características-avanzadas"/>
     <w:p>
       <w:pPr>
         <w:pStyle w:val="Heading1"/>
@@ -30877,7 +30877,7 @@
         <w:t xml:space="preserve">17. Características Avanzadas</w:t>
       </w:r>
     </w:p>
-    <w:bookmarkStart w:id="147" w:name="multiple-copypaste-buffers"/>
+    <w:bookmarkStart w:id="149" w:name="multiple-copypaste-buffers"/>
     <w:p>
       <w:pPr>
         <w:pStyle w:val="Heading2"/>
@@ -31089,8 +31089,8 @@
         <w:t xml:space="preserve">b</w:t>
       </w:r>
     </w:p>
-    <w:bookmarkEnd w:id="147"/>
-    <w:bookmarkStart w:id="148" w:name="keyboard-modes"/>
+    <w:bookmarkEnd w:id="149"/>
+    <w:bookmarkStart w:id="150" w:name="keyboard-modes"/>
     <w:p>
       <w:pPr>
         <w:pStyle w:val="Heading2"/>
@@ -31508,8 +31508,8 @@
         <w:t xml:space="preserve">pop_keyboard_mode</w:t>
       </w:r>
     </w:p>
-    <w:bookmarkEnd w:id="148"/>
-    <w:bookmarkStart w:id="149" w:name="per-application-mappings"/>
+    <w:bookmarkEnd w:id="150"/>
+    <w:bookmarkStart w:id="151" w:name="per-application-mappings"/>
     <w:p>
       <w:pPr>
         <w:pStyle w:val="Heading2"/>
@@ -31697,8 +31697,8 @@
         <w:t xml:space="preserve">j</w:t>
       </w:r>
     </w:p>
-    <w:bookmarkEnd w:id="149"/>
-    <w:bookmarkStart w:id="150" w:name="environment-variables"/>
+    <w:bookmarkEnd w:id="151"/>
+    <w:bookmarkStart w:id="152" w:name="environment-variables"/>
     <w:p>
       <w:pPr>
         <w:pStyle w:val="Heading2"/>
@@ -31913,8 +31913,8 @@
         <w:t xml:space="preserve">*</w:t>
       </w:r>
     </w:p>
-    <w:bookmarkEnd w:id="150"/>
-    <w:bookmarkStart w:id="151" w:name="watchers"/>
+    <w:bookmarkEnd w:id="152"/>
+    <w:bookmarkStart w:id="153" w:name="watchers"/>
     <w:p>
       <w:pPr>
         <w:pStyle w:val="Heading2"/>
@@ -32346,8 +32346,8 @@
         <w:t xml:space="preserve">watchers.py</w:t>
       </w:r>
     </w:p>
-    <w:bookmarkEnd w:id="151"/>
-    <w:bookmarkStart w:id="152" w:name="filtros-de-notificación"/>
+    <w:bookmarkEnd w:id="153"/>
+    <w:bookmarkStart w:id="154" w:name="filtros-de-notificación"/>
     <w:p>
       <w:pPr>
         <w:pStyle w:val="Heading2"/>
@@ -32550,8 +32550,8 @@
         <w:t xml:space="preserve">all</w:t>
       </w:r>
     </w:p>
-    <w:bookmarkEnd w:id="152"/>
-    <w:bookmarkStart w:id="153" w:name="allow-cloning"/>
+    <w:bookmarkEnd w:id="154"/>
+    <w:bookmarkStart w:id="155" w:name="allow-cloning"/>
     <w:p>
       <w:pPr>
         <w:pStyle w:val="Heading2"/>
@@ -32601,8 +32601,8 @@
         <w:t xml:space="preserve"># Opciones: yes, no, ask</w:t>
       </w:r>
     </w:p>
-    <w:bookmarkEnd w:id="153"/>
-    <w:bookmarkStart w:id="154" w:name="notificaciones-de-comando"/>
+    <w:bookmarkEnd w:id="155"/>
+    <w:bookmarkStart w:id="156" w:name="notificaciones-de-comando"/>
     <w:p>
       <w:pPr>
         <w:pStyle w:val="Heading2"/>
@@ -32805,9 +32805,9 @@
         <w:t xml:space="preserve">"%c"</w:t>
       </w:r>
     </w:p>
-    <w:bookmarkEnd w:id="154"/>
-    <w:bookmarkEnd w:id="155"/>
-    <w:bookmarkStart w:id="162" w:name="optimización-de-rendimiento"/>
+    <w:bookmarkEnd w:id="156"/>
+    <w:bookmarkEnd w:id="157"/>
+    <w:bookmarkStart w:id="164" w:name="optimización-de-rendimiento"/>
     <w:p>
       <w:pPr>
         <w:pStyle w:val="Heading1"/>
@@ -32816,7 +32816,7 @@
         <w:t xml:space="preserve">18. Optimización de Rendimiento</w:t>
       </w:r>
     </w:p>
-    <w:bookmarkStart w:id="156" w:name="repaint-delay"/>
+    <w:bookmarkStart w:id="158" w:name="repaint-delay"/>
     <w:p>
       <w:pPr>
         <w:pStyle w:val="Heading2"/>
@@ -32866,8 +32866,8 @@
         <w:t xml:space="preserve"># Menor = más FPS pero más CPU</w:t>
       </w:r>
     </w:p>
-    <w:bookmarkEnd w:id="156"/>
-    <w:bookmarkStart w:id="157" w:name="input-delay"/>
+    <w:bookmarkEnd w:id="158"/>
+    <w:bookmarkStart w:id="159" w:name="input-delay"/>
     <w:p>
       <w:pPr>
         <w:pStyle w:val="Heading2"/>
@@ -32917,8 +32917,8 @@
         <w:t xml:space="preserve"># Menor = más responsive pero más CPU</w:t>
       </w:r>
     </w:p>
-    <w:bookmarkEnd w:id="157"/>
-    <w:bookmarkStart w:id="158" w:name="sync-to-monitor"/>
+    <w:bookmarkEnd w:id="159"/>
+    <w:bookmarkStart w:id="160" w:name="sync-to-monitor"/>
     <w:p>
       <w:pPr>
         <w:pStyle w:val="Heading2"/>
@@ -32968,8 +32968,8 @@
         <w:t xml:space="preserve"># no = más FPS pero posible tearing</w:t>
       </w:r>
     </w:p>
-    <w:bookmarkEnd w:id="158"/>
-    <w:bookmarkStart w:id="159" w:name="scrollback-1"/>
+    <w:bookmarkEnd w:id="160"/>
+    <w:bookmarkStart w:id="161" w:name="scrollback-1"/>
     <w:p>
       <w:pPr>
         <w:pStyle w:val="Heading2"/>
@@ -33043,8 +33043,8 @@
         <w:t xml:space="preserve">10</w:t>
       </w:r>
     </w:p>
-    <w:bookmarkEnd w:id="159"/>
-    <w:bookmarkStart w:id="160" w:name="text-composition"/>
+    <w:bookmarkEnd w:id="161"/>
+    <w:bookmarkStart w:id="162" w:name="text-composition"/>
     <w:p>
       <w:pPr>
         <w:pStyle w:val="Heading2"/>
@@ -33094,8 +33094,8 @@
         <w:t xml:space="preserve"># platform, legacy, o números para ajuste fino</w:t>
       </w:r>
     </w:p>
-    <w:bookmarkEnd w:id="160"/>
-    <w:bookmarkStart w:id="161" w:name="opengl"/>
+    <w:bookmarkEnd w:id="162"/>
+    <w:bookmarkStart w:id="163" w:name="opengl"/>
     <w:p>
       <w:pPr>
         <w:pStyle w:val="Heading2"/>
@@ -33211,9 +33211,9 @@
         <w:t xml:space="preserve"> apt upgrade</w:t>
       </w:r>
     </w:p>
-    <w:bookmarkEnd w:id="161"/>
-    <w:bookmarkEnd w:id="162"/>
-    <w:bookmarkStart w:id="173" w:name="trucos-y-tips"/>
+    <w:bookmarkEnd w:id="163"/>
+    <w:bookmarkEnd w:id="164"/>
+    <w:bookmarkStart w:id="175" w:name="trucos-y-tips"/>
     <w:p>
       <w:pPr>
         <w:pStyle w:val="Heading1"/>
@@ -33222,7 +33222,7 @@
         <w:t xml:space="preserve">19. Trucos y Tips</w:t>
       </w:r>
     </w:p>
-    <w:bookmarkStart w:id="163" w:name="cambiar-directorio-del-shell-al-salir"/>
+    <w:bookmarkStart w:id="165" w:name="cambiar-directorio-del-shell-al-salir"/>
     <w:p>
       <w:pPr>
         <w:pStyle w:val="Heading2"/>
@@ -33275,8 +33275,8 @@
         <w:t xml:space="preserve">"kitten icat"</w:t>
       </w:r>
     </w:p>
-    <w:bookmarkEnd w:id="163"/>
-    <w:bookmarkStart w:id="164" w:name="previsualizar-imágenes"/>
+    <w:bookmarkEnd w:id="165"/>
+    <w:bookmarkStart w:id="166" w:name="previsualizar-imágenes"/>
     <w:p>
       <w:pPr>
         <w:pStyle w:val="Heading2"/>
@@ -33326,8 +33326,8 @@
         <w:t xml:space="preserve"> preview_images_method kitty</w:t>
       </w:r>
     </w:p>
-    <w:bookmarkEnd w:id="164"/>
-    <w:bookmarkStart w:id="165" w:name="integración-con-neovim"/>
+    <w:bookmarkEnd w:id="166"/>
+    <w:bookmarkStart w:id="167" w:name="integración-con-neovim"/>
     <w:p>
       <w:pPr>
         <w:pStyle w:val="Heading2"/>
@@ -33503,8 +33503,8 @@
         <w:t xml:space="preserve">)</w:t>
       </w:r>
     </w:p>
-    <w:bookmarkEnd w:id="165"/>
-    <w:bookmarkStart w:id="166" w:name="ssh-con-túneles"/>
+    <w:bookmarkEnd w:id="167"/>
+    <w:bookmarkStart w:id="168" w:name="ssh-con-túneles"/>
     <w:p>
       <w:pPr>
         <w:pStyle w:val="Heading2"/>
@@ -33578,8 +33578,8 @@
         <w:t xml:space="preserve"> ssh servidor</w:t>
       </w:r>
     </w:p>
-    <w:bookmarkEnd w:id="166"/>
-    <w:bookmarkStart w:id="167" w:name="diff-de-directorios"/>
+    <w:bookmarkEnd w:id="168"/>
+    <w:bookmarkStart w:id="169" w:name="diff-de-directorios"/>
     <w:p>
       <w:pPr>
         <w:pStyle w:val="Heading2"/>
@@ -33605,8 +33605,8 @@
         <w:t xml:space="preserve"> diff dir1/ dir2/</w:t>
       </w:r>
     </w:p>
-    <w:bookmarkEnd w:id="167"/>
-    <w:bookmarkStart w:id="168" w:name="broadcast-input"/>
+    <w:bookmarkEnd w:id="169"/>
+    <w:bookmarkStart w:id="170" w:name="broadcast-input"/>
     <w:p>
       <w:pPr>
         <w:pStyle w:val="Heading2"/>
@@ -33659,8 +33659,8 @@
         <w:t xml:space="preserve">"title:server*"</w:t>
       </w:r>
     </w:p>
-    <w:bookmarkEnd w:id="168"/>
-    <w:bookmarkStart w:id="169" w:name="quick-terminal-quake-style"/>
+    <w:bookmarkEnd w:id="170"/>
+    <w:bookmarkStart w:id="171" w:name="quick-terminal-quake-style"/>
     <w:p>
       <w:pPr>
         <w:pStyle w:val="Heading2"/>
@@ -33943,8 +33943,8 @@
         <w:t xml:space="preserve">bindsym $mod+grave exec ~/.local/bin/kitty-quake.sh</w:t>
       </w:r>
     </w:p>
-    <w:bookmarkEnd w:id="169"/>
-    <w:bookmarkStart w:id="170" w:name="urls-personalizadas"/>
+    <w:bookmarkEnd w:id="171"/>
+    <w:bookmarkStart w:id="172" w:name="urls-personalizadas"/>
     <w:p>
       <w:pPr>
         <w:pStyle w:val="Heading2"/>
@@ -34129,8 +34129,8 @@
         <w:t xml:space="preserve">@</w:t>
       </w:r>
     </w:p>
-    <w:bookmarkEnd w:id="170"/>
-    <w:bookmarkStart w:id="171" w:name="layouts-personalizados"/>
+    <w:bookmarkEnd w:id="172"/>
+    <w:bookmarkStart w:id="173" w:name="layouts-personalizados"/>
     <w:p>
       <w:pPr>
         <w:pStyle w:val="Heading2"/>
@@ -34305,8 +34305,8 @@
         <w:t xml:space="preserve">pass</w:t>
       </w:r>
     </w:p>
-    <w:bookmarkEnd w:id="171"/>
-    <w:bookmarkStart w:id="172" w:name="themevar-para-colores-dinámicos"/>
+    <w:bookmarkEnd w:id="173"/>
+    <w:bookmarkStart w:id="174" w:name="themevar-para-colores-dinámicos"/>
     <w:p>
       <w:pPr>
         <w:pStyle w:val="Heading2"/>
@@ -34470,9 +34470,9 @@
         <w:t xml:space="preserve">}</w:t>
       </w:r>
     </w:p>
-    <w:bookmarkEnd w:id="172"/>
-    <w:bookmarkEnd w:id="173"/>
-    <w:bookmarkStart w:id="183" w:name="solución-de-problemas"/>
+    <w:bookmarkEnd w:id="174"/>
+    <w:bookmarkEnd w:id="175"/>
+    <w:bookmarkStart w:id="185" w:name="solución-de-problemas"/>
     <w:p>
       <w:pPr>
         <w:pStyle w:val="Heading1"/>
@@ -34481,7 +34481,7 @@
         <w:t xml:space="preserve">20. Solución de Problemas</w:t>
       </w:r>
     </w:p>
-    <w:bookmarkStart w:id="174" w:name="problemas-comunes"/>
+    <w:bookmarkStart w:id="176" w:name="problemas-comunes"/>
     <w:p>
       <w:pPr>
         <w:pStyle w:val="Heading2"/>
@@ -34490,8 +34490,8 @@
         <w:t xml:space="preserve">20.1 Problemas Comunes</w:t>
       </w:r>
     </w:p>
-    <w:bookmarkEnd w:id="174"/>
-    <w:bookmarkStart w:id="175" w:name="ligaduras-no-funcionan"/>
+    <w:bookmarkEnd w:id="176"/>
+    <w:bookmarkStart w:id="177" w:name="ligaduras-no-funcionan"/>
     <w:p>
       <w:pPr>
         <w:pStyle w:val="Heading2"/>
@@ -34762,8 +34762,8 @@
         <w:t xml:space="preserve">fonts-firacode</w:t>
       </w:r>
     </w:p>
-    <w:bookmarkEnd w:id="175"/>
-    <w:bookmarkStart w:id="176" w:name="colores-incorrectos"/>
+    <w:bookmarkEnd w:id="177"/>
+    <w:bookmarkStart w:id="178" w:name="colores-incorrectos"/>
     <w:p>
       <w:pPr>
         <w:pStyle w:val="Heading2"/>
@@ -34950,8 +34950,8 @@
         <w:t xml:space="preserve">terminfo</w:t>
       </w:r>
     </w:p>
-    <w:bookmarkEnd w:id="176"/>
-    <w:bookmarkStart w:id="177" w:name="imágenes-no-se-muestran"/>
+    <w:bookmarkEnd w:id="178"/>
+    <w:bookmarkStart w:id="179" w:name="imágenes-no-se-muestran"/>
     <w:p>
       <w:pPr>
         <w:pStyle w:val="Heading2"/>
@@ -35117,8 +35117,8 @@
         <w:t xml:space="preserve"> apt upgrade</w:t>
       </w:r>
     </w:p>
-    <w:bookmarkEnd w:id="177"/>
-    <w:bookmarkStart w:id="178" w:name="performance-lento"/>
+    <w:bookmarkEnd w:id="179"/>
+    <w:bookmarkStart w:id="180" w:name="performance-lento"/>
     <w:p>
       <w:pPr>
         <w:pStyle w:val="Heading2"/>
@@ -35335,8 +35335,8 @@
         <w:t xml:space="preserve">0</w:t>
       </w:r>
     </w:p>
-    <w:bookmarkEnd w:id="178"/>
-    <w:bookmarkStart w:id="179" w:name="remote-control-no-funciona"/>
+    <w:bookmarkEnd w:id="180"/>
+    <w:bookmarkStart w:id="181" w:name="remote-control-no-funciona"/>
     <w:p>
       <w:pPr>
         <w:pStyle w:val="Heading2"/>
@@ -35610,8 +35610,8 @@
         <w:t xml:space="preserve">kitty</w:t>
       </w:r>
     </w:p>
-    <w:bookmarkEnd w:id="179"/>
-    <w:bookmarkStart w:id="180" w:name="fuentes-borrosas"/>
+    <w:bookmarkEnd w:id="181"/>
+    <w:bookmarkStart w:id="182" w:name="fuentes-borrosas"/>
     <w:p>
       <w:pPr>
         <w:pStyle w:val="Heading2"/>
@@ -35721,8 +35721,8 @@
         <w:t xml:space="preserve">30</w:t>
       </w:r>
     </w:p>
-    <w:bookmarkEnd w:id="180"/>
-    <w:bookmarkStart w:id="181" w:name="clipboard-no-funciona"/>
+    <w:bookmarkEnd w:id="182"/>
+    <w:bookmarkStart w:id="183" w:name="clipboard-no-funciona"/>
     <w:p>
       <w:pPr>
         <w:pStyle w:val="Heading2"/>
@@ -35852,8 +35852,8 @@
         <w:t xml:space="preserve"> apt install wl-clipboard</w:t>
       </w:r>
     </w:p>
-    <w:bookmarkEnd w:id="181"/>
-    <w:bookmarkStart w:id="182" w:name="debugging"/>
+    <w:bookmarkEnd w:id="183"/>
+    <w:bookmarkStart w:id="184" w:name="debugging"/>
     <w:p>
       <w:pPr>
         <w:pStyle w:val="Heading2"/>
@@ -35992,9 +35992,9 @@
         <w:t xml:space="preserve">~/Library/Logs/kitty</w:t>
       </w:r>
     </w:p>
-    <w:bookmarkEnd w:id="182"/>
-    <w:bookmarkEnd w:id="183"/>
-    <w:bookmarkStart w:id="189" w:name="referencia-completa"/>
+    <w:bookmarkEnd w:id="184"/>
+    <w:bookmarkEnd w:id="185"/>
+    <w:bookmarkStart w:id="191" w:name="referencia-completa"/>
     <w:p>
       <w:pPr>
         <w:pStyle w:val="Heading1"/>
@@ -36003,7 +36003,7 @@
         <w:t xml:space="preserve">21. Referencia Completa</w:t>
       </w:r>
     </w:p>
-    <w:bookmarkStart w:id="184" w:name="archivos-de-configuración"/>
+    <w:bookmarkStart w:id="186" w:name="archivos-de-configuración"/>
     <w:p>
       <w:pPr>
         <w:pStyle w:val="Heading2"/>
@@ -36104,8 +36104,8 @@
         <w:t xml:space="preserve">└── watchers.py            # Watchers de eventos</w:t>
       </w:r>
     </w:p>
-    <w:bookmarkEnd w:id="184"/>
-    <w:bookmarkStart w:id="185" w:name="variables-de-entorno"/>
+    <w:bookmarkEnd w:id="186"/>
+    <w:bookmarkStart w:id="187" w:name="variables-de-entorno"/>
     <w:p>
       <w:pPr>
         <w:pStyle w:val="Heading2"/>
@@ -36221,8 +36221,8 @@
         <w:t xml:space="preserve"># Socket de remote control</w:t>
       </w:r>
     </w:p>
-    <w:bookmarkEnd w:id="185"/>
-    <w:bookmarkStart w:id="186" w:name="códigos-de-escape-útiles"/>
+    <w:bookmarkEnd w:id="187"/>
+    <w:bookmarkStart w:id="188" w:name="códigos-de-escape-útiles"/>
     <w:p>
       <w:pPr>
         <w:pStyle w:val="Heading2"/>
@@ -36395,8 +36395,8 @@
         <w:t xml:space="preserve">\007"</w:t>
       </w:r>
     </w:p>
-    <w:bookmarkEnd w:id="186"/>
-    <w:bookmarkStart w:id="187" w:name="api-de-remote-control"/>
+    <w:bookmarkEnd w:id="188"/>
+    <w:bookmarkStart w:id="189" w:name="api-de-remote-control"/>
     <w:p>
       <w:pPr>
         <w:pStyle w:val="Heading2"/>
@@ -36690,8 +36690,8 @@
         <w:t xml:space="preserve">- Cambiar layout</w:t>
       </w:r>
     </w:p>
-    <w:bookmarkEnd w:id="187"/>
-    <w:bookmarkStart w:id="188" w:name="comparison-chart"/>
+    <w:bookmarkEnd w:id="189"/>
+    <w:bookmarkStart w:id="190" w:name="comparison-chart"/>
     <w:p>
       <w:pPr>
         <w:pStyle w:val="Heading2"/>
@@ -37344,9 +37344,9 @@
         </w:tc>
       </w:tr>
     </w:tbl>
-    <w:bookmarkEnd w:id="188"/>
-    <w:bookmarkEnd w:id="189"/>
-    <w:bookmarkStart w:id="193" w:name="conclusión"/>
+    <w:bookmarkEnd w:id="190"/>
+    <w:bookmarkEnd w:id="191"/>
+    <w:bookmarkStart w:id="195" w:name="conclusión"/>
     <w:p>
       <w:pPr>
         <w:pStyle w:val="Heading1"/>
@@ -37355,7 +37355,7 @@
         <w:t xml:space="preserve">22. Conclusión</w:t>
       </w:r>
     </w:p>
-    <w:bookmarkStart w:id="190" w:name="roadmap-de-aprendizaje"/>
+    <w:bookmarkStart w:id="192" w:name="roadmap-de-aprendizaje"/>
     <w:p>
       <w:pPr>
         <w:pStyle w:val="Heading2"/>
@@ -37556,8 +37556,8 @@
         <w:t xml:space="preserve">Automatización completa</w:t>
       </w:r>
     </w:p>
-    <w:bookmarkEnd w:id="190"/>
-    <w:bookmarkStart w:id="191" w:name="recursos"/>
+    <w:bookmarkEnd w:id="192"/>
+    <w:bookmarkStart w:id="193" w:name="recursos"/>
     <w:p>
       <w:pPr>
         <w:pStyle w:val="Heading2"/>
@@ -37710,8 +37710,8 @@
         <w:t xml:space="preserve">https://github.com/search?q=kitty.conf</w:t>
       </w:r>
     </w:p>
-    <w:bookmarkEnd w:id="191"/>
-    <w:bookmarkStart w:id="192" w:name="tips-finales"/>
+    <w:bookmarkEnd w:id="193"/>
+    <w:bookmarkStart w:id="194" w:name="tips-finales"/>
     <w:p>
       <w:pPr>
         <w:pStyle w:val="Heading2"/>
@@ -37872,9 +37872,9 @@
         <w:t xml:space="preserve">: Reporta bugs, sugestiones, o crea kittens</w:t>
       </w:r>
     </w:p>
-    <w:bookmarkEnd w:id="192"/>
-    <w:bookmarkEnd w:id="193"/>
-    <w:bookmarkStart w:id="228" w:name="publicaciones-similares"/>
+    <w:bookmarkEnd w:id="194"/>
+    <w:bookmarkEnd w:id="195"/>
+    <w:bookmarkStart w:id="238" w:name="publicaciones-similares"/>
     <w:p>
       <w:pPr>
         <w:pStyle w:val="Heading1"/>
@@ -37899,11 +37899,11 @@
           <w:numId w:val="1026"/>
         </w:numPr>
       </w:pPr>
-      <w:hyperlink r:id="rId194"/>
-      <w:r>
-        <w:t xml:space="preserve"> </w:t>
-      </w:r>
-      <w:hyperlink r:id="rId195">
+      <w:hyperlink r:id="rId196"/>
+      <w:r>
+        <w:t xml:space="preserve"> </w:t>
+      </w:r>
+      <w:hyperlink r:id="rId197">
         <w:r>
           <w:rPr>
             <w:rStyle w:val="Hyperlink"/>
@@ -37920,11 +37920,11 @@
           <w:numId w:val="1026"/>
         </w:numPr>
       </w:pPr>
-      <w:hyperlink r:id="rId196"/>
-      <w:r>
-        <w:t xml:space="preserve"> </w:t>
-      </w:r>
-      <w:hyperlink r:id="rId197">
+      <w:hyperlink r:id="rId198"/>
+      <w:r>
+        <w:t xml:space="preserve"> </w:t>
+      </w:r>
+      <w:hyperlink r:id="rId199">
         <w:r>
           <w:rPr>
             <w:rStyle w:val="Hyperlink"/>
@@ -37941,11 +37941,11 @@
           <w:numId w:val="1026"/>
         </w:numPr>
       </w:pPr>
-      <w:hyperlink r:id="rId198"/>
-      <w:r>
-        <w:t xml:space="preserve"> </w:t>
-      </w:r>
-      <w:hyperlink r:id="rId199">
+      <w:hyperlink r:id="rId200"/>
+      <w:r>
+        <w:t xml:space="preserve"> </w:t>
+      </w:r>
+      <w:hyperlink r:id="rId201">
         <w:r>
           <w:rPr>
             <w:rStyle w:val="Hyperlink"/>
@@ -37962,16 +37962,16 @@
           <w:numId w:val="1026"/>
         </w:numPr>
       </w:pPr>
-      <w:hyperlink r:id="rId200"/>
-      <w:r>
-        <w:t xml:space="preserve"> </w:t>
-      </w:r>
-      <w:hyperlink r:id="rId201">
+      <w:hyperlink r:id="rId202"/>
+      <w:r>
+        <w:t xml:space="preserve"> </w:t>
+      </w:r>
+      <w:hyperlink r:id="rId203">
         <w:r>
           <w:rPr>
             <w:rStyle w:val="Hyperlink"/>
           </w:rPr>
-          <w:t xml:space="preserve">Usando Apk En Windown 11</w:t>
+          <w:t xml:space="preserve">Scrcpy</w:t>
         </w:r>
       </w:hyperlink>
     </w:p>
@@ -37983,11 +37983,11 @@
           <w:numId w:val="1026"/>
         </w:numPr>
       </w:pPr>
-      <w:hyperlink r:id="rId202"/>
-      <w:r>
-        <w:t xml:space="preserve"> </w:t>
-      </w:r>
-      <w:hyperlink r:id="rId203">
+      <w:hyperlink r:id="rId204"/>
+      <w:r>
+        <w:t xml:space="preserve"> </w:t>
+      </w:r>
+      <w:hyperlink r:id="rId205">
         <w:r>
           <w:rPr>
             <w:rStyle w:val="Hyperlink"/>
@@ -38004,11 +38004,11 @@
           <w:numId w:val="1026"/>
         </w:numPr>
       </w:pPr>
-      <w:hyperlink r:id="rId204"/>
-      <w:r>
-        <w:t xml:space="preserve"> </w:t>
-      </w:r>
-      <w:hyperlink r:id="rId205">
+      <w:hyperlink r:id="rId206"/>
+      <w:r>
+        <w:t xml:space="preserve"> </w:t>
+      </w:r>
+      <w:hyperlink r:id="rId207">
         <w:r>
           <w:rPr>
             <w:rStyle w:val="Hyperlink"/>
@@ -38025,11 +38025,11 @@
           <w:numId w:val="1026"/>
         </w:numPr>
       </w:pPr>
-      <w:hyperlink r:id="rId206"/>
-      <w:r>
-        <w:t xml:space="preserve"> </w:t>
-      </w:r>
-      <w:hyperlink r:id="rId207">
+      <w:hyperlink r:id="rId208"/>
+      <w:r>
+        <w:t xml:space="preserve"> </w:t>
+      </w:r>
+      <w:hyperlink r:id="rId209">
         <w:r>
           <w:rPr>
             <w:rStyle w:val="Hyperlink"/>
@@ -38046,11 +38046,11 @@
           <w:numId w:val="1026"/>
         </w:numPr>
       </w:pPr>
-      <w:hyperlink r:id="rId208"/>
-      <w:r>
-        <w:t xml:space="preserve"> </w:t>
-      </w:r>
-      <w:hyperlink r:id="rId209">
+      <w:hyperlink r:id="rId210"/>
+      <w:r>
+        <w:t xml:space="preserve"> </w:t>
+      </w:r>
+      <w:hyperlink r:id="rId211">
         <w:r>
           <w:rPr>
             <w:rStyle w:val="Hyperlink"/>
@@ -38067,11 +38067,11 @@
           <w:numId w:val="1026"/>
         </w:numPr>
       </w:pPr>
-      <w:hyperlink r:id="rId210"/>
-      <w:r>
-        <w:t xml:space="preserve"> </w:t>
-      </w:r>
-      <w:hyperlink r:id="rId211">
+      <w:hyperlink r:id="rId212"/>
+      <w:r>
+        <w:t xml:space="preserve"> </w:t>
+      </w:r>
+      <w:hyperlink r:id="rId213">
         <w:r>
           <w:rPr>
             <w:rStyle w:val="Hyperlink"/>
@@ -38088,11 +38088,11 @@
           <w:numId w:val="1026"/>
         </w:numPr>
       </w:pPr>
-      <w:hyperlink r:id="rId212"/>
-      <w:r>
-        <w:t xml:space="preserve"> </w:t>
-      </w:r>
-      <w:hyperlink r:id="rId213">
+      <w:hyperlink r:id="rId214"/>
+      <w:r>
+        <w:t xml:space="preserve"> </w:t>
+      </w:r>
+      <w:hyperlink r:id="rId215">
         <w:r>
           <w:rPr>
             <w:rStyle w:val="Hyperlink"/>
@@ -38109,11 +38109,11 @@
           <w:numId w:val="1026"/>
         </w:numPr>
       </w:pPr>
-      <w:hyperlink r:id="rId214"/>
-      <w:r>
-        <w:t xml:space="preserve"> </w:t>
-      </w:r>
-      <w:hyperlink r:id="rId215">
+      <w:hyperlink r:id="rId216"/>
+      <w:r>
+        <w:t xml:space="preserve"> </w:t>
+      </w:r>
+      <w:hyperlink r:id="rId217">
         <w:r>
           <w:rPr>
             <w:rStyle w:val="Hyperlink"/>
@@ -38130,11 +38130,11 @@
           <w:numId w:val="1026"/>
         </w:numPr>
       </w:pPr>
-      <w:hyperlink r:id="rId216"/>
-      <w:r>
-        <w:t xml:space="preserve"> </w:t>
-      </w:r>
-      <w:hyperlink r:id="rId217">
+      <w:hyperlink r:id="rId218"/>
+      <w:r>
+        <w:t xml:space="preserve"> </w:t>
+      </w:r>
+      <w:hyperlink r:id="rId219">
         <w:r>
           <w:rPr>
             <w:rStyle w:val="Hyperlink"/>
@@ -38151,11 +38151,11 @@
           <w:numId w:val="1026"/>
         </w:numPr>
       </w:pPr>
-      <w:hyperlink r:id="rId218"/>
-      <w:r>
-        <w:t xml:space="preserve"> </w:t>
-      </w:r>
-      <w:hyperlink r:id="rId219">
+      <w:hyperlink r:id="rId220"/>
+      <w:r>
+        <w:t xml:space="preserve"> </w:t>
+      </w:r>
+      <w:hyperlink r:id="rId221">
         <w:r>
           <w:rPr>
             <w:rStyle w:val="Hyperlink"/>
@@ -38172,11 +38172,11 @@
           <w:numId w:val="1026"/>
         </w:numPr>
       </w:pPr>
-      <w:hyperlink r:id="rId220"/>
-      <w:r>
-        <w:t xml:space="preserve"> </w:t>
-      </w:r>
-      <w:hyperlink r:id="rId221">
+      <w:hyperlink r:id="rId222"/>
+      <w:r>
+        <w:t xml:space="preserve"> </w:t>
+      </w:r>
+      <w:hyperlink r:id="rId223">
         <w:r>
           <w:rPr>
             <w:rStyle w:val="Hyperlink"/>
@@ -38193,11 +38193,11 @@
           <w:numId w:val="1026"/>
         </w:numPr>
       </w:pPr>
-      <w:hyperlink r:id="rId222"/>
-      <w:r>
-        <w:t xml:space="preserve"> </w:t>
-      </w:r>
-      <w:hyperlink r:id="rId223">
+      <w:hyperlink r:id="rId224"/>
+      <w:r>
+        <w:t xml:space="preserve"> </w:t>
+      </w:r>
+      <w:hyperlink r:id="rId225">
         <w:r>
           <w:rPr>
             <w:rStyle w:val="Hyperlink"/>
@@ -38214,11 +38214,11 @@
           <w:numId w:val="1026"/>
         </w:numPr>
       </w:pPr>
-      <w:hyperlink r:id="rId224"/>
-      <w:r>
-        <w:t xml:space="preserve"> </w:t>
-      </w:r>
-      <w:hyperlink r:id="rId225">
+      <w:hyperlink r:id="rId226"/>
+      <w:r>
+        <w:t xml:space="preserve"> </w:t>
+      </w:r>
+      <w:hyperlink r:id="rId227">
         <w:r>
           <w:rPr>
             <w:rStyle w:val="Hyperlink"/>
@@ -38235,11 +38235,11 @@
           <w:numId w:val="1026"/>
         </w:numPr>
       </w:pPr>
-      <w:hyperlink r:id="rId226"/>
-      <w:r>
-        <w:t xml:space="preserve"> </w:t>
-      </w:r>
-      <w:hyperlink r:id="rId227">
+      <w:hyperlink r:id="rId228"/>
+      <w:r>
+        <w:t xml:space="preserve"> </w:t>
+      </w:r>
+      <w:hyperlink r:id="rId229">
         <w:r>
           <w:rPr>
             <w:rStyle w:val="Hyperlink"/>
@@ -38250,20 +38250,104 @@
     </w:p>
     <w:p>
       <w:pPr>
+        <w:pStyle w:val="Compact"/>
+        <w:numPr>
+          <w:ilvl w:val="0"/>
+          <w:numId w:val="1026"/>
+        </w:numPr>
+      </w:pPr>
+      <w:hyperlink r:id="rId230"/>
+      <w:r>
+        <w:t xml:space="preserve"> </w:t>
+      </w:r>
+      <w:hyperlink r:id="rId231">
+        <w:r>
+          <w:rPr>
+            <w:rStyle w:val="Hyperlink"/>
+          </w:rPr>
+          <w:t xml:space="preserve">Guia De Ranger</w:t>
+        </w:r>
+      </w:hyperlink>
+    </w:p>
+    <w:p>
+      <w:pPr>
+        <w:pStyle w:val="Compact"/>
+        <w:numPr>
+          <w:ilvl w:val="0"/>
+          <w:numId w:val="1026"/>
+        </w:numPr>
+      </w:pPr>
+      <w:hyperlink r:id="rId232"/>
+      <w:r>
+        <w:t xml:space="preserve"> </w:t>
+      </w:r>
+      <w:hyperlink r:id="rId233">
+        <w:r>
+          <w:rPr>
+            <w:rStyle w:val="Hyperlink"/>
+          </w:rPr>
+          <w:t xml:space="preserve">Guia De Kitty Terminal</w:t>
+        </w:r>
+      </w:hyperlink>
+    </w:p>
+    <w:p>
+      <w:pPr>
+        <w:pStyle w:val="Compact"/>
+        <w:numPr>
+          <w:ilvl w:val="0"/>
+          <w:numId w:val="1026"/>
+        </w:numPr>
+      </w:pPr>
+      <w:hyperlink r:id="rId234"/>
+      <w:r>
+        <w:t xml:space="preserve"> </w:t>
+      </w:r>
+      <w:hyperlink r:id="rId235">
+        <w:r>
+          <w:rPr>
+            <w:rStyle w:val="Hyperlink"/>
+          </w:rPr>
+          <w:t xml:space="preserve">Guia De Positron Ide</w:t>
+        </w:r>
+      </w:hyperlink>
+    </w:p>
+    <w:p>
+      <w:pPr>
+        <w:pStyle w:val="Compact"/>
+        <w:numPr>
+          <w:ilvl w:val="0"/>
+          <w:numId w:val="1026"/>
+        </w:numPr>
+      </w:pPr>
+      <w:hyperlink r:id="rId236"/>
+      <w:r>
+        <w:t xml:space="preserve"> </w:t>
+      </w:r>
+      <w:hyperlink r:id="rId237">
+        <w:r>
+          <w:rPr>
+            <w:rStyle w:val="Hyperlink"/>
+          </w:rPr>
+          <w:t xml:space="preserve">Guia De Rsync</w:t>
+        </w:r>
+      </w:hyperlink>
+    </w:p>
+    <w:p>
+      <w:pPr>
         <w:pStyle w:val="FirstParagraph"/>
       </w:pPr>
       <w:r>
         <w:t xml:space="preserve">Esperamos que encuentres estas publicaciones igualmente interesantes y útiles. ¡Disfruta de la lectura!</w:t>
       </w:r>
     </w:p>
-    <w:bookmarkEnd w:id="228"/>
+    <w:bookmarkEnd w:id="238"/>
     <w:sectPr>
-      <w:headerReference r:id="rId9" w:type="even"/>
-      <w:headerReference r:id="rId11" w:type="default"/>
-      <w:footerReference r:id="rId14" w:type="even"/>
-      <w:footerReference r:id="rId13" w:type="default"/>
-      <w:headerReference r:id="rId10" w:type="first"/>
-      <w:footerReference r:id="rId12" w:type="first"/>
+      <w:headerReference r:id="rId8" w:type="even"/>
+      <w:headerReference r:id="rId9" w:type="default"/>
+      <w:footerReference r:id="rId10" w:type="even"/>
+      <w:footerReference r:id="rId11" w:type="default"/>
+      <w:headerReference r:id="rId12" w:type="first"/>
+      <w:footerReference r:id="rId13" w:type="first"/>
       <w:pgSz w:h="15840" w:w="12240"/>
       <w:pgMar w:bottom="1440" w:footer="720" w:gutter="0" w:header="720" w:left="1440" w:right="1440" w:top="1440"/>
       <w:cols w:space="720"/>
